--- a/CLS-II/_docs/TcLCS-UDP_Protocol_v1.1.docx
+++ b/CLS-II/_docs/TcLCS-UDP_Protocol_v1.1.docx
@@ -233,19 +233,11 @@
         </w:rPr>
         <w:t>修改控制参数（</w:t>
       </w:r>
-      <w:proofErr w:type="spellStart"/>
-      <w:r>
-        <w:rPr>
-          <w:lang w:eastAsia="zh-CN"/>
-        </w:rPr>
-        <w:t>ST_TcLCS_P</w:t>
-      </w:r>
-      <w:proofErr w:type="spellEnd"/>
-      <w:r>
-        <w:rPr>
-          <w:lang w:eastAsia="zh-CN"/>
-        </w:rPr>
-        <w:t xml:space="preserve"> </w:t>
+      <w:r>
+        <w:rPr>
+          <w:lang w:eastAsia="zh-CN"/>
+        </w:rPr>
+        <w:t xml:space="preserve">ST_TcLCS_P </w:t>
       </w:r>
       <w:r>
         <w:rPr>
@@ -265,7 +257,6 @@
         </w:rPr>
         <w:t xml:space="preserve">1.2 </w:t>
       </w:r>
-      <w:proofErr w:type="spellStart"/>
       <w:r>
         <w:rPr>
           <w:rFonts w:ascii="Calibri" w:eastAsia="微软雅黑" w:hAnsi="Calibri"/>
@@ -273,7 +264,6 @@
         </w:rPr>
         <w:t>角色与通信模型</w:t>
       </w:r>
-      <w:proofErr w:type="spellEnd"/>
     </w:p>
     <w:tbl>
       <w:tblPr>
@@ -298,7 +288,6 @@
             <w:shd w:val="clear" w:color="auto" w:fill="1F3A5F"/>
           </w:tcPr>
           <w:p>
-            <w:proofErr w:type="spellStart"/>
             <w:r>
               <w:rPr>
                 <w:color w:val="FFFFFF"/>
@@ -306,7 +295,6 @@
               </w:rPr>
               <w:t>角色</w:t>
             </w:r>
-            <w:proofErr w:type="spellEnd"/>
           </w:p>
         </w:tc>
         <w:tc>
@@ -318,7 +306,6 @@
             <w:pPr>
               <w:cnfStyle w:val="100000000000" w:firstRow="1" w:lastRow="0" w:firstColumn="0" w:lastColumn="0" w:oddVBand="0" w:evenVBand="0" w:oddHBand="0" w:evenHBand="0" w:firstRowFirstColumn="0" w:firstRowLastColumn="0" w:lastRowFirstColumn="0" w:lastRowLastColumn="0"/>
             </w:pPr>
-            <w:proofErr w:type="spellStart"/>
             <w:r>
               <w:rPr>
                 <w:color w:val="FFFFFF"/>
@@ -326,7 +313,6 @@
               </w:rPr>
               <w:t>标识</w:t>
             </w:r>
-            <w:proofErr w:type="spellEnd"/>
           </w:p>
         </w:tc>
         <w:tc>
@@ -338,7 +324,6 @@
             <w:pPr>
               <w:cnfStyle w:val="100000000000" w:firstRow="1" w:lastRow="0" w:firstColumn="0" w:lastColumn="0" w:oddVBand="0" w:evenVBand="0" w:oddHBand="0" w:evenHBand="0" w:firstRowFirstColumn="0" w:firstRowLastColumn="0" w:lastRowFirstColumn="0" w:lastRowLastColumn="0"/>
             </w:pPr>
-            <w:proofErr w:type="spellStart"/>
             <w:r>
               <w:rPr>
                 <w:color w:val="FFFFFF"/>
@@ -346,7 +331,6 @@
               </w:rPr>
               <w:t>网络位置</w:t>
             </w:r>
-            <w:proofErr w:type="spellEnd"/>
           </w:p>
         </w:tc>
         <w:tc>
@@ -358,7 +342,6 @@
             <w:pPr>
               <w:cnfStyle w:val="100000000000" w:firstRow="1" w:lastRow="0" w:firstColumn="0" w:lastColumn="0" w:oddVBand="0" w:evenVBand="0" w:oddHBand="0" w:evenHBand="0" w:firstRowFirstColumn="0" w:firstRowLastColumn="0" w:lastRowFirstColumn="0" w:lastRowLastColumn="0"/>
             </w:pPr>
-            <w:proofErr w:type="spellStart"/>
             <w:r>
               <w:rPr>
                 <w:color w:val="FFFFFF"/>
@@ -366,7 +349,6 @@
               </w:rPr>
               <w:t>职责</w:t>
             </w:r>
-            <w:proofErr w:type="spellEnd"/>
           </w:p>
         </w:tc>
       </w:tr>
@@ -380,7 +362,6 @@
             <w:tcW w:w="1701" w:type="dxa"/>
           </w:tcPr>
           <w:p>
-            <w:proofErr w:type="spellStart"/>
             <w:r>
               <w:rPr>
                 <w:sz w:val="19"/>
@@ -391,14 +372,7 @@
               <w:rPr>
                 <w:sz w:val="19"/>
               </w:rPr>
-              <w:t>（主站</w:t>
-            </w:r>
-            <w:proofErr w:type="spellEnd"/>
-            <w:r>
-              <w:rPr>
-                <w:sz w:val="19"/>
-              </w:rPr>
-              <w:t>）</w:t>
+              <w:t>（主站）</w:t>
             </w:r>
           </w:p>
         </w:tc>
@@ -426,19 +400,11 @@
             <w:pPr>
               <w:cnfStyle w:val="000000100000" w:firstRow="0" w:lastRow="0" w:firstColumn="0" w:lastColumn="0" w:oddVBand="0" w:evenVBand="0" w:oddHBand="1" w:evenHBand="0" w:firstRowFirstColumn="0" w:firstRowLastColumn="0" w:lastRowFirstColumn="0" w:lastRowLastColumn="0"/>
             </w:pPr>
-            <w:proofErr w:type="gramStart"/>
-            <w:r>
-              <w:rPr>
-                <w:sz w:val="19"/>
-              </w:rPr>
-              <w:t>192.168.118.118 :</w:t>
-            </w:r>
-            <w:proofErr w:type="gramEnd"/>
-            <w:r>
-              <w:rPr>
-                <w:sz w:val="19"/>
-              </w:rPr>
-              <w:t xml:space="preserve"> 5050</w:t>
+            <w:r>
+              <w:rPr>
+                <w:sz w:val="19"/>
+              </w:rPr>
+              <w:t>192.168.118.118 : 5050</w:t>
             </w:r>
           </w:p>
         </w:tc>
@@ -473,7 +439,6 @@
             <w:tcW w:w="1701" w:type="dxa"/>
           </w:tcPr>
           <w:p>
-            <w:proofErr w:type="spellStart"/>
             <w:r>
               <w:rPr>
                 <w:sz w:val="19"/>
@@ -484,14 +449,7 @@
               <w:rPr>
                 <w:sz w:val="19"/>
               </w:rPr>
-              <w:t>（上位机</w:t>
-            </w:r>
-            <w:proofErr w:type="spellEnd"/>
-            <w:r>
-              <w:rPr>
-                <w:sz w:val="19"/>
-              </w:rPr>
-              <w:t>）</w:t>
+              <w:t>（上位机）</w:t>
             </w:r>
           </w:p>
         </w:tc>
@@ -519,19 +477,11 @@
             <w:pPr>
               <w:cnfStyle w:val="000000010000" w:firstRow="0" w:lastRow="0" w:firstColumn="0" w:lastColumn="0" w:oddVBand="0" w:evenVBand="0" w:oddHBand="0" w:evenHBand="1" w:firstRowFirstColumn="0" w:firstRowLastColumn="0" w:lastRowFirstColumn="0" w:lastRowLastColumn="0"/>
             </w:pPr>
-            <w:proofErr w:type="gramStart"/>
-            <w:r>
-              <w:rPr>
-                <w:sz w:val="19"/>
-              </w:rPr>
-              <w:t>192.168.118.5 :</w:t>
-            </w:r>
-            <w:proofErr w:type="gramEnd"/>
-            <w:r>
-              <w:rPr>
-                <w:sz w:val="19"/>
-              </w:rPr>
-              <w:t xml:space="preserve"> 8080</w:t>
+            <w:r>
+              <w:rPr>
+                <w:sz w:val="19"/>
+              </w:rPr>
+              <w:t>192.168.118.5 : 8080</w:t>
             </w:r>
           </w:p>
         </w:tc>
@@ -587,14 +537,12 @@
         </w:rPr>
         <w:t xml:space="preserve"> Request </w:t>
       </w:r>
-      <w:proofErr w:type="gramStart"/>
       <w:r>
         <w:rPr>
           <w:lang w:eastAsia="zh-CN"/>
         </w:rPr>
         <w:t>帧与</w:t>
       </w:r>
-      <w:proofErr w:type="gramEnd"/>
       <w:r>
         <w:rPr>
           <w:lang w:eastAsia="zh-CN"/>
@@ -623,21 +571,7 @@
         <w:rPr>
           <w:lang w:eastAsia="zh-CN"/>
         </w:rPr>
-        <w:t xml:space="preserve"> </w:t>
-      </w:r>
-      <w:proofErr w:type="spellStart"/>
-      <w:r>
-        <w:rPr>
-          <w:lang w:eastAsia="zh-CN"/>
-        </w:rPr>
-        <w:t>SeqNo</w:t>
-      </w:r>
-      <w:proofErr w:type="spellEnd"/>
-      <w:r>
-        <w:rPr>
-          <w:lang w:eastAsia="zh-CN"/>
-        </w:rPr>
-        <w:t xml:space="preserve"> </w:t>
+        <w:t xml:space="preserve"> SeqNo </w:t>
       </w:r>
       <w:r>
         <w:rPr>
@@ -661,16 +595,8 @@
         <w:rPr>
           <w:lang w:eastAsia="zh-CN"/>
         </w:rPr>
-        <w:t xml:space="preserve"> </w:t>
-      </w:r>
-      <w:proofErr w:type="spellStart"/>
-      <w:r>
-        <w:rPr>
-          <w:lang w:eastAsia="zh-CN"/>
-        </w:rPr>
-        <w:t>SeqNo</w:t>
-      </w:r>
-      <w:proofErr w:type="spellEnd"/>
+        <w:t xml:space="preserve"> SeqNo</w:t>
+      </w:r>
       <w:r>
         <w:rPr>
           <w:lang w:eastAsia="zh-CN"/>
@@ -742,21 +668,7 @@
         <w:rPr>
           <w:lang w:eastAsia="zh-CN"/>
         </w:rPr>
-        <w:t>字节序：</w:t>
-      </w:r>
-      <w:proofErr w:type="gramStart"/>
-      <w:r>
-        <w:rPr>
-          <w:lang w:eastAsia="zh-CN"/>
-        </w:rPr>
-        <w:t>全协议</w:t>
-      </w:r>
-      <w:proofErr w:type="gramEnd"/>
-      <w:r>
-        <w:rPr>
-          <w:lang w:eastAsia="zh-CN"/>
-        </w:rPr>
-        <w:t>统一使用小端（</w:t>
+        <w:t>字节序：全协议统一使用小端（</w:t>
       </w:r>
       <w:r>
         <w:rPr>
@@ -885,41 +797,13 @@
         <w:rPr>
           <w:lang w:eastAsia="zh-CN"/>
         </w:rPr>
-        <w:t>数据对齐：</w:t>
-      </w:r>
-      <w:proofErr w:type="gramStart"/>
-      <w:r>
-        <w:rPr>
-          <w:lang w:eastAsia="zh-CN"/>
-        </w:rPr>
-        <w:t>帧头与帧尾</w:t>
-      </w:r>
-      <w:proofErr w:type="gramEnd"/>
-      <w:r>
-        <w:rPr>
-          <w:lang w:eastAsia="zh-CN"/>
-        </w:rPr>
-        <w:t>使用</w:t>
-      </w:r>
-      <w:r>
-        <w:rPr>
-          <w:lang w:eastAsia="zh-CN"/>
-        </w:rPr>
-        <w:t xml:space="preserve"> </w:t>
-      </w:r>
-      <w:proofErr w:type="spellStart"/>
-      <w:r>
-        <w:rPr>
-          <w:lang w:eastAsia="zh-CN"/>
-        </w:rPr>
-        <w:t>pack_mode</w:t>
-      </w:r>
-      <w:proofErr w:type="spellEnd"/>
-      <w:r>
-        <w:rPr>
-          <w:lang w:eastAsia="zh-CN"/>
-        </w:rPr>
-        <w:t>=1</w:t>
+        <w:t>数据对齐：帧头与帧尾使用</w:t>
+      </w:r>
+      <w:r>
+        <w:rPr>
+          <w:lang w:eastAsia="zh-CN"/>
+        </w:rPr>
+        <w:t xml:space="preserve"> pack_mode=1</w:t>
       </w:r>
       <w:r>
         <w:rPr>
@@ -943,41 +827,13 @@
         <w:rPr>
           <w:lang w:eastAsia="zh-CN"/>
         </w:rPr>
-        <w:t xml:space="preserve"> </w:t>
-      </w:r>
-      <w:proofErr w:type="spellStart"/>
-      <w:r>
-        <w:rPr>
-          <w:lang w:eastAsia="zh-CN"/>
-        </w:rPr>
-        <w:t>pack_mode</w:t>
-      </w:r>
-      <w:proofErr w:type="spellEnd"/>
-      <w:r>
-        <w:rPr>
-          <w:lang w:eastAsia="zh-CN"/>
-        </w:rPr>
-        <w:t xml:space="preserve">=8 </w:t>
-      </w:r>
-      <w:r>
-        <w:rPr>
-          <w:lang w:eastAsia="zh-CN"/>
-        </w:rPr>
-        <w:t>对齐，跨语言侧按字段偏移</w:t>
-      </w:r>
-      <w:proofErr w:type="gramStart"/>
-      <w:r>
-        <w:rPr>
-          <w:lang w:eastAsia="zh-CN"/>
-        </w:rPr>
-        <w:t>表严格</w:t>
-      </w:r>
-      <w:proofErr w:type="gramEnd"/>
-      <w:r>
-        <w:rPr>
-          <w:lang w:eastAsia="zh-CN"/>
-        </w:rPr>
-        <w:t>对齐。</w:t>
+        <w:t xml:space="preserve"> pack_mode=8 </w:t>
+      </w:r>
+      <w:r>
+        <w:rPr>
+          <w:lang w:eastAsia="zh-CN"/>
+        </w:rPr>
+        <w:t>对齐，跨语言侧按字段偏移表严格对齐。</w:t>
       </w:r>
     </w:p>
     <w:p>
@@ -998,48 +854,24 @@
         </w:rPr>
         <w:t>广播机制：</w:t>
       </w:r>
-      <w:proofErr w:type="spellStart"/>
-      <w:r>
-        <w:rPr>
-          <w:lang w:eastAsia="zh-CN"/>
-        </w:rPr>
-        <w:t>DeviceID</w:t>
-      </w:r>
-      <w:proofErr w:type="spellEnd"/>
-      <w:r>
-        <w:rPr>
-          <w:lang w:eastAsia="zh-CN"/>
-        </w:rPr>
-        <w:t xml:space="preserve">=0xFF </w:t>
-      </w:r>
-      <w:r>
-        <w:rPr>
-          <w:lang w:eastAsia="zh-CN"/>
-        </w:rPr>
-        <w:t>表示广播请求，主站强制响应并在回复中填</w:t>
-      </w:r>
-      <w:proofErr w:type="gramStart"/>
-      <w:r>
-        <w:rPr>
-          <w:lang w:eastAsia="zh-CN"/>
-        </w:rPr>
-        <w:t>回真实</w:t>
-      </w:r>
-      <w:proofErr w:type="gramEnd"/>
-      <w:r>
-        <w:rPr>
-          <w:lang w:eastAsia="zh-CN"/>
-        </w:rPr>
-        <w:t xml:space="preserve"> </w:t>
-      </w:r>
-      <w:proofErr w:type="spellStart"/>
-      <w:r>
-        <w:rPr>
-          <w:lang w:eastAsia="zh-CN"/>
-        </w:rPr>
-        <w:t>DeviceID</w:t>
-      </w:r>
-      <w:proofErr w:type="spellEnd"/>
+      <w:r>
+        <w:rPr>
+          <w:lang w:eastAsia="zh-CN"/>
+        </w:rPr>
+        <w:t xml:space="preserve">DeviceID=0xFF </w:t>
+      </w:r>
+      <w:r>
+        <w:rPr>
+          <w:lang w:eastAsia="zh-CN"/>
+        </w:rPr>
+        <w:t>表示广播请求，主站强制响应并在回复中填回真实</w:t>
+      </w:r>
+      <w:r>
+        <w:rPr>
+          <w:lang w:eastAsia="zh-CN"/>
+        </w:rPr>
+        <w:t xml:space="preserve"> DeviceID</w:t>
+      </w:r>
       <w:r>
         <w:rPr>
           <w:lang w:eastAsia="zh-CN"/>
@@ -1075,21 +907,7 @@
         <w:rPr>
           <w:lang w:eastAsia="zh-CN"/>
         </w:rPr>
-        <w:t>命令显式标记会话起点，主站据此重置</w:t>
-      </w:r>
-      <w:proofErr w:type="gramStart"/>
-      <w:r>
-        <w:rPr>
-          <w:lang w:eastAsia="zh-CN"/>
-        </w:rPr>
-        <w:t>幂</w:t>
-      </w:r>
-      <w:proofErr w:type="gramEnd"/>
-      <w:r>
-        <w:rPr>
-          <w:lang w:eastAsia="zh-CN"/>
-        </w:rPr>
-        <w:t>等缓存。</w:t>
+        <w:t>命令显式标记会话起点，主站据此重置幂等缓存。</w:t>
       </w:r>
     </w:p>
     <w:p>
@@ -1117,7 +935,6 @@
         <w:lastRenderedPageBreak/>
         <w:t xml:space="preserve">2. </w:t>
       </w:r>
-      <w:proofErr w:type="spellStart"/>
       <w:r>
         <w:rPr>
           <w:rFonts w:ascii="Calibri" w:eastAsia="微软雅黑" w:hAnsi="Calibri"/>
@@ -1130,144 +947,124 @@
           <w:rFonts w:ascii="Calibri" w:eastAsia="微软雅黑" w:hAnsi="Calibri"/>
           <w:color w:val="1F3A5F"/>
         </w:rPr>
-        <w:t>Frame</w:t>
-      </w:r>
-      <w:proofErr w:type="spellEnd"/>
+        <w:t>Frame Format</w:t>
+      </w:r>
       <w:r>
         <w:rPr>
           <w:rFonts w:ascii="Calibri" w:eastAsia="微软雅黑" w:hAnsi="Calibri"/>
           <w:color w:val="1F3A5F"/>
         </w:rPr>
-        <w:t xml:space="preserve"> Format</w:t>
-      </w:r>
-      <w:r>
-        <w:rPr>
-          <w:rFonts w:ascii="Calibri" w:eastAsia="微软雅黑" w:hAnsi="Calibri"/>
-          <w:color w:val="1F3A5F"/>
-        </w:rPr>
         <w:t>）</w:t>
       </w:r>
     </w:p>
     <w:p>
+      <w:pPr>
+        <w:rPr>
+          <w:lang w:eastAsia="zh-CN"/>
+        </w:rPr>
+      </w:pPr>
       <w:r>
         <w:rPr>
           <w:b/>
+          <w:lang w:eastAsia="zh-CN"/>
         </w:rPr>
         <w:t>每一帧由三部分构成：固定帧头（</w:t>
       </w:r>
       <w:r>
         <w:rPr>
           <w:b/>
+          <w:lang w:eastAsia="zh-CN"/>
         </w:rPr>
         <w:t>11 Byte</w:t>
       </w:r>
       <w:r>
         <w:rPr>
           <w:b/>
+          <w:lang w:eastAsia="zh-CN"/>
         </w:rPr>
         <w:t>）</w:t>
       </w:r>
       <w:r>
         <w:rPr>
           <w:b/>
+          <w:lang w:eastAsia="zh-CN"/>
         </w:rPr>
         <w:t xml:space="preserve">+ </w:t>
       </w:r>
-      <w:proofErr w:type="spellStart"/>
       <w:r>
         <w:rPr>
           <w:b/>
+          <w:lang w:eastAsia="zh-CN"/>
         </w:rPr>
         <w:t>变长</w:t>
       </w:r>
-      <w:proofErr w:type="spellEnd"/>
       <w:r>
         <w:rPr>
           <w:b/>
+          <w:lang w:eastAsia="zh-CN"/>
         </w:rPr>
         <w:t xml:space="preserve"> Payload</w:t>
       </w:r>
       <w:r>
         <w:rPr>
           <w:b/>
+          <w:lang w:eastAsia="zh-CN"/>
         </w:rPr>
         <w:t>（</w:t>
       </w:r>
-      <w:proofErr w:type="gramStart"/>
       <w:r>
         <w:rPr>
           <w:b/>
-        </w:rPr>
-        <w:t>0..</w:t>
-      </w:r>
-      <w:proofErr w:type="gramEnd"/>
+          <w:lang w:eastAsia="zh-CN"/>
+        </w:rPr>
+        <w:t>0..1386 Byte</w:t>
+      </w:r>
       <w:r>
         <w:rPr>
           <w:b/>
-        </w:rPr>
-        <w:t>1386 Byte</w:t>
+          <w:lang w:eastAsia="zh-CN"/>
+        </w:rPr>
+        <w:t>）</w:t>
       </w:r>
       <w:r>
         <w:rPr>
           <w:b/>
-        </w:rPr>
-        <w:t>）</w:t>
+          <w:lang w:eastAsia="zh-CN"/>
+        </w:rPr>
+        <w:t xml:space="preserve">+ </w:t>
       </w:r>
       <w:r>
         <w:rPr>
           <w:b/>
-        </w:rPr>
-        <w:t xml:space="preserve">+ </w:t>
+          <w:lang w:eastAsia="zh-CN"/>
+        </w:rPr>
+        <w:t>固定帧尾（</w:t>
       </w:r>
       <w:r>
         <w:rPr>
           <w:b/>
-        </w:rPr>
-        <w:t>固定帧尾（</w:t>
+          <w:lang w:eastAsia="zh-CN"/>
+        </w:rPr>
+        <w:t>3 Byte</w:t>
       </w:r>
       <w:r>
         <w:rPr>
           <w:b/>
-        </w:rPr>
-        <w:t>3 Byte</w:t>
+          <w:lang w:eastAsia="zh-CN"/>
+        </w:rPr>
+        <w:t>），总长度范围</w:t>
       </w:r>
       <w:r>
         <w:rPr>
           <w:b/>
-        </w:rPr>
-        <w:t>），</w:t>
-      </w:r>
-      <w:proofErr w:type="spellStart"/>
+          <w:lang w:eastAsia="zh-CN"/>
+        </w:rPr>
+        <w:t xml:space="preserve"> 14..1400 Byte</w:t>
+      </w:r>
       <w:r>
         <w:rPr>
           <w:b/>
-        </w:rPr>
-        <w:t>总长度范围</w:t>
-      </w:r>
-      <w:proofErr w:type="spellEnd"/>
-      <w:r>
-        <w:rPr>
-          <w:b/>
-        </w:rPr>
-        <w:t xml:space="preserve"> </w:t>
-      </w:r>
-      <w:proofErr w:type="gramStart"/>
-      <w:r>
-        <w:rPr>
-          <w:b/>
-        </w:rPr>
-        <w:t>14..</w:t>
-      </w:r>
-      <w:proofErr w:type="gramEnd"/>
-      <w:r>
-        <w:rPr>
-          <w:b/>
-        </w:rPr>
-        <w:t>1400 Byte</w:t>
-      </w:r>
-      <w:r>
-        <w:rPr>
-          <w:b/>
+          <w:lang w:eastAsia="zh-CN"/>
         </w:rPr>
         <w:t>。</w:t>
       </w:r>
@@ -1283,7 +1080,6 @@
         </w:rPr>
         <w:t xml:space="preserve">2.1 </w:t>
       </w:r>
-      <w:proofErr w:type="spellStart"/>
       <w:r>
         <w:rPr>
           <w:rFonts w:ascii="Calibri" w:eastAsia="微软雅黑" w:hAnsi="Calibri"/>
@@ -1291,7 +1087,6 @@
         </w:rPr>
         <w:t>帧头</w:t>
       </w:r>
-      <w:proofErr w:type="spellEnd"/>
       <w:r>
         <w:rPr>
           <w:rFonts w:ascii="Calibri" w:eastAsia="微软雅黑" w:hAnsi="Calibri"/>
@@ -1311,23 +1106,7 @@
           <w:rFonts w:ascii="Calibri" w:eastAsia="微软雅黑" w:hAnsi="Calibri"/>
           <w:color w:val="1F3A5F"/>
         </w:rPr>
-        <w:t xml:space="preserve">11 Byte, </w:t>
-      </w:r>
-      <w:proofErr w:type="spellStart"/>
-      <w:r>
-        <w:rPr>
-          <w:rFonts w:ascii="Calibri" w:eastAsia="微软雅黑" w:hAnsi="Calibri"/>
-          <w:color w:val="1F3A5F"/>
-        </w:rPr>
-        <w:t>pack_mode</w:t>
-      </w:r>
-      <w:proofErr w:type="spellEnd"/>
-      <w:r>
-        <w:rPr>
-          <w:rFonts w:ascii="Calibri" w:eastAsia="微软雅黑" w:hAnsi="Calibri"/>
-          <w:color w:val="1F3A5F"/>
-        </w:rPr>
-        <w:t xml:space="preserve"> = 1</w:t>
+        <w:t>11 Byte, pack_mode = 1</w:t>
       </w:r>
       <w:r>
         <w:rPr>
@@ -1379,7 +1158,6 @@
             <w:pPr>
               <w:cnfStyle w:val="100000000000" w:firstRow="1" w:lastRow="0" w:firstColumn="0" w:lastColumn="0" w:oddVBand="0" w:evenVBand="0" w:oddHBand="0" w:evenHBand="0" w:firstRowFirstColumn="0" w:firstRowLastColumn="0" w:lastRowFirstColumn="0" w:lastRowLastColumn="0"/>
             </w:pPr>
-            <w:proofErr w:type="spellStart"/>
             <w:r>
               <w:rPr>
                 <w:color w:val="FFFFFF"/>
@@ -1387,7 +1165,6 @@
               </w:rPr>
               <w:t>字段</w:t>
             </w:r>
-            <w:proofErr w:type="spellEnd"/>
           </w:p>
         </w:tc>
         <w:tc>
@@ -1399,7 +1176,6 @@
             <w:pPr>
               <w:cnfStyle w:val="100000000000" w:firstRow="1" w:lastRow="0" w:firstColumn="0" w:lastColumn="0" w:oddVBand="0" w:evenVBand="0" w:oddHBand="0" w:evenHBand="0" w:firstRowFirstColumn="0" w:firstRowLastColumn="0" w:lastRowFirstColumn="0" w:lastRowLastColumn="0"/>
             </w:pPr>
-            <w:proofErr w:type="spellStart"/>
             <w:r>
               <w:rPr>
                 <w:color w:val="FFFFFF"/>
@@ -1407,7 +1183,6 @@
               </w:rPr>
               <w:t>类型</w:t>
             </w:r>
-            <w:proofErr w:type="spellEnd"/>
           </w:p>
         </w:tc>
         <w:tc>
@@ -1419,7 +1194,6 @@
             <w:pPr>
               <w:cnfStyle w:val="100000000000" w:firstRow="1" w:lastRow="0" w:firstColumn="0" w:lastColumn="0" w:oddVBand="0" w:evenVBand="0" w:oddHBand="0" w:evenHBand="0" w:firstRowFirstColumn="0" w:firstRowLastColumn="0" w:lastRowFirstColumn="0" w:lastRowLastColumn="0"/>
             </w:pPr>
-            <w:proofErr w:type="spellStart"/>
             <w:r>
               <w:rPr>
                 <w:color w:val="FFFFFF"/>
@@ -1427,7 +1201,6 @@
               </w:rPr>
               <w:t>大小</w:t>
             </w:r>
-            <w:proofErr w:type="spellEnd"/>
             <w:r>
               <w:rPr>
                 <w:color w:val="FFFFFF"/>
@@ -1446,7 +1219,6 @@
             <w:pPr>
               <w:cnfStyle w:val="100000000000" w:firstRow="1" w:lastRow="0" w:firstColumn="0" w:lastColumn="0" w:oddVBand="0" w:evenVBand="0" w:oddHBand="0" w:evenHBand="0" w:firstRowFirstColumn="0" w:firstRowLastColumn="0" w:lastRowFirstColumn="0" w:lastRowLastColumn="0"/>
             </w:pPr>
-            <w:proofErr w:type="spellStart"/>
             <w:r>
               <w:rPr>
                 <w:color w:val="FFFFFF"/>
@@ -1454,7 +1226,6 @@
               </w:rPr>
               <w:t>取值</w:t>
             </w:r>
-            <w:proofErr w:type="spellEnd"/>
             <w:r>
               <w:rPr>
                 <w:color w:val="FFFFFF"/>
@@ -1462,7 +1233,6 @@
               </w:rPr>
               <w:t xml:space="preserve"> / </w:t>
             </w:r>
-            <w:proofErr w:type="spellStart"/>
             <w:r>
               <w:rPr>
                 <w:color w:val="FFFFFF"/>
@@ -1470,7 +1240,6 @@
               </w:rPr>
               <w:t>说明</w:t>
             </w:r>
-            <w:proofErr w:type="spellEnd"/>
           </w:p>
         </w:tc>
       </w:tr>
@@ -1500,19 +1269,11 @@
             <w:pPr>
               <w:cnfStyle w:val="000000100000" w:firstRow="0" w:lastRow="0" w:firstColumn="0" w:lastColumn="0" w:oddVBand="0" w:evenVBand="0" w:oddHBand="1" w:evenHBand="0" w:firstRowFirstColumn="0" w:firstRowLastColumn="0" w:lastRowFirstColumn="0" w:lastRowLastColumn="0"/>
             </w:pPr>
-            <w:proofErr w:type="gramStart"/>
-            <w:r>
-              <w:rPr>
-                <w:sz w:val="19"/>
-              </w:rPr>
-              <w:t>SOF[</w:t>
-            </w:r>
-            <w:proofErr w:type="gramEnd"/>
-            <w:r>
-              <w:rPr>
-                <w:sz w:val="19"/>
-              </w:rPr>
-              <w:t>0]</w:t>
+            <w:r>
+              <w:rPr>
+                <w:sz w:val="19"/>
+              </w:rPr>
+              <w:t>SOF[0]</w:t>
             </w:r>
           </w:p>
         </w:tc>
@@ -1556,14 +1317,12 @@
             <w:pPr>
               <w:cnfStyle w:val="000000100000" w:firstRow="0" w:lastRow="0" w:firstColumn="0" w:lastColumn="0" w:oddVBand="0" w:evenVBand="0" w:oddHBand="1" w:evenHBand="0" w:firstRowFirstColumn="0" w:firstRowLastColumn="0" w:lastRowFirstColumn="0" w:lastRowLastColumn="0"/>
             </w:pPr>
-            <w:proofErr w:type="spellStart"/>
             <w:r>
               <w:rPr>
                 <w:sz w:val="19"/>
               </w:rPr>
               <w:t>固定</w:t>
             </w:r>
-            <w:proofErr w:type="spellEnd"/>
             <w:r>
               <w:rPr>
                 <w:sz w:val="19"/>
@@ -1599,19 +1358,11 @@
             <w:pPr>
               <w:cnfStyle w:val="000000010000" w:firstRow="0" w:lastRow="0" w:firstColumn="0" w:lastColumn="0" w:oddVBand="0" w:evenVBand="0" w:oddHBand="0" w:evenHBand="1" w:firstRowFirstColumn="0" w:firstRowLastColumn="0" w:lastRowFirstColumn="0" w:lastRowLastColumn="0"/>
             </w:pPr>
-            <w:proofErr w:type="gramStart"/>
-            <w:r>
-              <w:rPr>
-                <w:sz w:val="19"/>
-              </w:rPr>
-              <w:t>SOF[</w:t>
-            </w:r>
-            <w:proofErr w:type="gramEnd"/>
-            <w:r>
-              <w:rPr>
-                <w:sz w:val="19"/>
-              </w:rPr>
-              <w:t>1]</w:t>
+            <w:r>
+              <w:rPr>
+                <w:sz w:val="19"/>
+              </w:rPr>
+              <w:t>SOF[1]</w:t>
             </w:r>
           </w:p>
         </w:tc>
@@ -1655,14 +1406,12 @@
             <w:pPr>
               <w:cnfStyle w:val="000000010000" w:firstRow="0" w:lastRow="0" w:firstColumn="0" w:lastColumn="0" w:oddVBand="0" w:evenVBand="0" w:oddHBand="0" w:evenHBand="1" w:firstRowFirstColumn="0" w:firstRowLastColumn="0" w:lastRowFirstColumn="0" w:lastRowLastColumn="0"/>
             </w:pPr>
-            <w:proofErr w:type="spellStart"/>
             <w:r>
               <w:rPr>
                 <w:sz w:val="19"/>
               </w:rPr>
               <w:t>固定</w:t>
             </w:r>
-            <w:proofErr w:type="spellEnd"/>
             <w:r>
               <w:rPr>
                 <w:sz w:val="19"/>
@@ -1746,14 +1495,12 @@
             <w:pPr>
               <w:cnfStyle w:val="000000100000" w:firstRow="0" w:lastRow="0" w:firstColumn="0" w:lastColumn="0" w:oddVBand="0" w:evenVBand="0" w:oddHBand="1" w:evenHBand="0" w:firstRowFirstColumn="0" w:firstRowLastColumn="0" w:lastRowFirstColumn="0" w:lastRowLastColumn="0"/>
             </w:pPr>
-            <w:proofErr w:type="spellStart"/>
             <w:r>
               <w:rPr>
                 <w:sz w:val="19"/>
               </w:rPr>
               <w:t>协议版本号，当前</w:t>
             </w:r>
-            <w:proofErr w:type="spellEnd"/>
             <w:r>
               <w:rPr>
                 <w:sz w:val="19"/>
@@ -1789,14 +1536,12 @@
             <w:pPr>
               <w:cnfStyle w:val="000000010000" w:firstRow="0" w:lastRow="0" w:firstColumn="0" w:lastColumn="0" w:oddVBand="0" w:evenVBand="0" w:oddHBand="0" w:evenHBand="1" w:firstRowFirstColumn="0" w:firstRowLastColumn="0" w:lastRowFirstColumn="0" w:lastRowLastColumn="0"/>
             </w:pPr>
-            <w:proofErr w:type="spellStart"/>
             <w:r>
               <w:rPr>
                 <w:sz w:val="19"/>
               </w:rPr>
               <w:t>DeviceID</w:t>
             </w:r>
-            <w:proofErr w:type="spellEnd"/>
           </w:p>
         </w:tc>
         <w:tc>
@@ -1954,14 +1699,12 @@
             <w:pPr>
               <w:cnfStyle w:val="000000100000" w:firstRow="0" w:lastRow="0" w:firstColumn="0" w:lastColumn="0" w:oddVBand="0" w:evenVBand="0" w:oddHBand="1" w:evenHBand="0" w:firstRowFirstColumn="0" w:firstRowLastColumn="0" w:lastRowFirstColumn="0" w:lastRowLastColumn="0"/>
             </w:pPr>
-            <w:proofErr w:type="spellStart"/>
             <w:r>
               <w:rPr>
                 <w:sz w:val="19"/>
               </w:rPr>
               <w:t>命令码，详见</w:t>
             </w:r>
-            <w:proofErr w:type="spellEnd"/>
             <w:r>
               <w:rPr>
                 <w:sz w:val="19"/>
@@ -1997,14 +1740,12 @@
             <w:pPr>
               <w:cnfStyle w:val="000000010000" w:firstRow="0" w:lastRow="0" w:firstColumn="0" w:lastColumn="0" w:oddVBand="0" w:evenVBand="0" w:oddHBand="0" w:evenHBand="1" w:firstRowFirstColumn="0" w:firstRowLastColumn="0" w:lastRowFirstColumn="0" w:lastRowLastColumn="0"/>
             </w:pPr>
-            <w:proofErr w:type="spellStart"/>
             <w:r>
               <w:rPr>
                 <w:sz w:val="19"/>
               </w:rPr>
               <w:t>SubID</w:t>
             </w:r>
-            <w:proofErr w:type="spellEnd"/>
           </w:p>
         </w:tc>
         <w:tc>
@@ -2093,14 +1834,12 @@
             <w:pPr>
               <w:cnfStyle w:val="000000100000" w:firstRow="0" w:lastRow="0" w:firstColumn="0" w:lastColumn="0" w:oddVBand="0" w:evenVBand="0" w:oddHBand="1" w:evenHBand="0" w:firstRowFirstColumn="0" w:firstRowLastColumn="0" w:lastRowFirstColumn="0" w:lastRowLastColumn="0"/>
             </w:pPr>
-            <w:proofErr w:type="spellStart"/>
             <w:r>
               <w:rPr>
                 <w:sz w:val="19"/>
               </w:rPr>
               <w:t>SeqNo</w:t>
             </w:r>
-            <w:proofErr w:type="spellEnd"/>
           </w:p>
         </w:tc>
         <w:tc>
@@ -2149,19 +1888,11 @@
               </w:rPr>
               <w:t>序列号，</w:t>
             </w:r>
-            <w:proofErr w:type="gramStart"/>
-            <w:r>
-              <w:rPr>
-                <w:sz w:val="19"/>
-              </w:rPr>
-              <w:t>1..</w:t>
-            </w:r>
-            <w:proofErr w:type="gramEnd"/>
-            <w:r>
-              <w:rPr>
-                <w:sz w:val="19"/>
-              </w:rPr>
-              <w:t>0xFFFF</w:t>
+            <w:r>
+              <w:rPr>
+                <w:sz w:val="19"/>
+              </w:rPr>
+              <w:t>1..0xFFFF</w:t>
             </w:r>
             <w:r>
               <w:rPr>
@@ -2175,14 +1906,12 @@
               </w:rPr>
               <w:t xml:space="preserve">HELLO </w:t>
             </w:r>
-            <w:proofErr w:type="spellStart"/>
             <w:r>
               <w:rPr>
                 <w:sz w:val="19"/>
               </w:rPr>
               <w:t>帧推荐</w:t>
             </w:r>
-            <w:proofErr w:type="spellEnd"/>
             <w:r>
               <w:rPr>
                 <w:sz w:val="19"/>
@@ -2218,14 +1947,12 @@
             <w:pPr>
               <w:cnfStyle w:val="000000010000" w:firstRow="0" w:lastRow="0" w:firstColumn="0" w:lastColumn="0" w:oddVBand="0" w:evenVBand="0" w:oddHBand="0" w:evenHBand="1" w:firstRowFirstColumn="0" w:firstRowLastColumn="0" w:lastRowFirstColumn="0" w:lastRowLastColumn="0"/>
             </w:pPr>
-            <w:proofErr w:type="spellStart"/>
             <w:r>
               <w:rPr>
                 <w:sz w:val="19"/>
               </w:rPr>
               <w:t>PayloadLen</w:t>
             </w:r>
-            <w:proofErr w:type="spellEnd"/>
           </w:p>
         </w:tc>
         <w:tc>
@@ -2280,19 +2007,11 @@
               </w:rPr>
               <w:t>字节数，</w:t>
             </w:r>
-            <w:proofErr w:type="gramStart"/>
-            <w:r>
-              <w:rPr>
-                <w:sz w:val="19"/>
-              </w:rPr>
-              <w:t>0..</w:t>
-            </w:r>
-            <w:proofErr w:type="gramEnd"/>
-            <w:r>
-              <w:rPr>
-                <w:sz w:val="19"/>
-              </w:rPr>
-              <w:t>1386</w:t>
+            <w:r>
+              <w:rPr>
+                <w:sz w:val="19"/>
+              </w:rPr>
+              <w:t>0..1386</w:t>
             </w:r>
           </w:p>
         </w:tc>
@@ -2323,14 +2042,12 @@
             <w:pPr>
               <w:cnfStyle w:val="000000100000" w:firstRow="0" w:lastRow="0" w:firstColumn="0" w:lastColumn="0" w:oddVBand="0" w:evenVBand="0" w:oddHBand="1" w:evenHBand="0" w:firstRowFirstColumn="0" w:firstRowLastColumn="0" w:lastRowFirstColumn="0" w:lastRowLastColumn="0"/>
             </w:pPr>
-            <w:proofErr w:type="spellStart"/>
             <w:r>
               <w:rPr>
                 <w:sz w:val="19"/>
               </w:rPr>
               <w:t>FragInfo</w:t>
             </w:r>
-            <w:proofErr w:type="spellEnd"/>
           </w:p>
         </w:tc>
         <w:tc>
@@ -2383,21 +2100,7 @@
               <w:rPr>
                 <w:sz w:val="19"/>
               </w:rPr>
-              <w:t xml:space="preserve"> </w:t>
-            </w:r>
-            <w:proofErr w:type="gramStart"/>
-            <w:r>
-              <w:rPr>
-                <w:sz w:val="19"/>
-              </w:rPr>
-              <w:t>4</w:t>
-            </w:r>
-            <w:proofErr w:type="gramEnd"/>
-            <w:r>
-              <w:rPr>
-                <w:sz w:val="19"/>
-              </w:rPr>
-              <w:t xml:space="preserve"> </w:t>
+              <w:t xml:space="preserve"> 4 </w:t>
             </w:r>
             <w:r>
               <w:rPr>
@@ -2409,14 +2112,7 @@
               <w:rPr>
                 <w:sz w:val="19"/>
               </w:rPr>
-              <w:t xml:space="preserve"> </w:t>
-            </w:r>
-            <w:proofErr w:type="spellStart"/>
-            <w:r>
-              <w:rPr>
-                <w:sz w:val="19"/>
-              </w:rPr>
-              <w:t>FragTotal</w:t>
+              <w:t xml:space="preserve"> FragTotal</w:t>
             </w:r>
             <w:r>
               <w:rPr>
@@ -2424,26 +2120,11 @@
               </w:rPr>
               <w:t>；低</w:t>
             </w:r>
-            <w:proofErr w:type="spellEnd"/>
-            <w:r>
-              <w:rPr>
-                <w:sz w:val="19"/>
-              </w:rPr>
-              <w:t xml:space="preserve"> </w:t>
-            </w:r>
-            <w:proofErr w:type="gramStart"/>
-            <w:r>
-              <w:rPr>
-                <w:sz w:val="19"/>
-              </w:rPr>
-              <w:t>4</w:t>
-            </w:r>
-            <w:proofErr w:type="gramEnd"/>
-            <w:r>
-              <w:rPr>
-                <w:sz w:val="19"/>
-              </w:rPr>
-              <w:t xml:space="preserve"> </w:t>
+            <w:r>
+              <w:rPr>
+                <w:sz w:val="19"/>
+              </w:rPr>
+              <w:t xml:space="preserve"> 4 </w:t>
             </w:r>
             <w:r>
               <w:rPr>
@@ -2455,14 +2136,7 @@
               <w:rPr>
                 <w:sz w:val="19"/>
               </w:rPr>
-              <w:t xml:space="preserve"> </w:t>
-            </w:r>
-            <w:proofErr w:type="spellStart"/>
-            <w:r>
-              <w:rPr>
-                <w:sz w:val="19"/>
-              </w:rPr>
-              <w:t>FragIndex</w:t>
+              <w:t xml:space="preserve"> FragIndex</w:t>
             </w:r>
             <w:r>
               <w:rPr>
@@ -2470,7 +2144,6 @@
               </w:rPr>
               <w:t>；当前固定</w:t>
             </w:r>
-            <w:proofErr w:type="spellEnd"/>
             <w:r>
               <w:rPr>
                 <w:sz w:val="19"/>
@@ -2499,27 +2172,18 @@
         </w:rPr>
         <w:t>（</w:t>
       </w:r>
-      <w:proofErr w:type="gramStart"/>
       <w:r>
         <w:rPr>
           <w:rFonts w:ascii="Calibri" w:eastAsia="微软雅黑" w:hAnsi="Calibri"/>
           <w:color w:val="1F3A5F"/>
         </w:rPr>
-        <w:t>0..</w:t>
-      </w:r>
-      <w:proofErr w:type="gramEnd"/>
+        <w:t>0..1386 Byte</w:t>
+      </w:r>
       <w:r>
         <w:rPr>
           <w:rFonts w:ascii="Calibri" w:eastAsia="微软雅黑" w:hAnsi="Calibri"/>
           <w:color w:val="1F3A5F"/>
         </w:rPr>
-        <w:t>1386 Byte</w:t>
-      </w:r>
-      <w:r>
-        <w:rPr>
-          <w:rFonts w:ascii="Calibri" w:eastAsia="微软雅黑" w:hAnsi="Calibri"/>
-          <w:color w:val="1F3A5F"/>
-        </w:rPr>
         <w:t>）</w:t>
       </w:r>
     </w:p>
@@ -2527,11 +2191,9 @@
       <w:r>
         <w:t xml:space="preserve">Payload </w:t>
       </w:r>
-      <w:proofErr w:type="spellStart"/>
       <w:r>
         <w:t>内容由</w:t>
       </w:r>
-      <w:proofErr w:type="spellEnd"/>
       <w:r>
         <w:t xml:space="preserve"> CMD </w:t>
       </w:r>
@@ -2539,166 +2201,115 @@
         <w:t>与</w:t>
       </w:r>
       <w:r>
+        <w:t xml:space="preserve"> SubID </w:t>
+      </w:r>
+      <w:r>
+        <w:t>共同决定。对于</w:t>
+      </w:r>
+      <w:r>
+        <w:t xml:space="preserve"> READ_ACK / WRITE_REQ</w:t>
+      </w:r>
+      <w:r>
+        <w:t>，</w:t>
+      </w:r>
+      <w:r>
+        <w:t xml:space="preserve">Payload </w:t>
+      </w:r>
+      <w:r>
+        <w:t>为对应</w:t>
+      </w:r>
+      <w:r>
+        <w:t xml:space="preserve"> SubID </w:t>
+      </w:r>
+      <w:r>
+        <w:t>的数据子块完整副本，长度必须与</w:t>
+      </w:r>
+      <w:r>
+        <w:t xml:space="preserve"> §4 </w:t>
+      </w:r>
+      <w:r>
+        <w:t>定义严格一致；对于</w:t>
+      </w:r>
+      <w:r>
+        <w:t xml:space="preserve"> WRITE_ACK / HELLO_ACK / SAVE_ACK / ERR</w:t>
+      </w:r>
+      <w:r>
+        <w:t>，</w:t>
+      </w:r>
+      <w:r>
+        <w:t xml:space="preserve">Payload </w:t>
+      </w:r>
+      <w:r>
+        <w:t>为</w:t>
+      </w:r>
+      <w:r>
+        <w:t xml:space="preserve"> 1 Byte </w:t>
+      </w:r>
+      <w:r>
+        <w:t>状态码；对于</w:t>
+      </w:r>
+      <w:r>
+        <w:t xml:space="preserve"> PING / HELLO / READ_REQ / SAVE_PERSIST</w:t>
+      </w:r>
+      <w:r>
+        <w:t>，</w:t>
+      </w:r>
+      <w:r>
+        <w:t xml:space="preserve">Payload </w:t>
+      </w:r>
+      <w:r>
+        <w:t>为空；对于</w:t>
+      </w:r>
+      <w:r>
+        <w:t xml:space="preserve"> PONG</w:t>
+      </w:r>
+      <w:r>
+        <w:t>，</w:t>
+      </w:r>
+      <w:r>
+        <w:t xml:space="preserve">Payload </w:t>
+      </w:r>
+      <w:r>
+        <w:t>为</w:t>
+      </w:r>
+      <w:r>
         <w:t xml:space="preserve"> </w:t>
       </w:r>
-      <w:proofErr w:type="spellStart"/>
-      <w:r>
-        <w:t>SubID</w:t>
-      </w:r>
-      <w:proofErr w:type="spellEnd"/>
-      <w:r>
-        <w:t xml:space="preserve"> </w:t>
-      </w:r>
-      <w:proofErr w:type="spellStart"/>
-      <w:r>
-        <w:t>共同决定。对于</w:t>
-      </w:r>
-      <w:proofErr w:type="spellEnd"/>
-      <w:r>
-        <w:t xml:space="preserve"> READ_ACK / </w:t>
-      </w:r>
-      <w:proofErr w:type="spellStart"/>
-      <w:r>
-        <w:t>WRITE_REQ</w:t>
-      </w:r>
-      <w:r>
-        <w:t>，</w:t>
-      </w:r>
-      <w:r>
-        <w:t>Payload</w:t>
-      </w:r>
-      <w:proofErr w:type="spellEnd"/>
-      <w:r>
-        <w:t xml:space="preserve"> </w:t>
-      </w:r>
-      <w:proofErr w:type="spellStart"/>
-      <w:r>
-        <w:t>为对应</w:t>
-      </w:r>
-      <w:proofErr w:type="spellEnd"/>
-      <w:r>
-        <w:t xml:space="preserve"> </w:t>
-      </w:r>
-      <w:proofErr w:type="spellStart"/>
-      <w:r>
-        <w:t>SubID</w:t>
-      </w:r>
-      <w:proofErr w:type="spellEnd"/>
-      <w:r>
-        <w:t xml:space="preserve"> </w:t>
-      </w:r>
-      <w:proofErr w:type="spellStart"/>
-      <w:r>
-        <w:t>的数据子块完整副本，长度必须与</w:t>
-      </w:r>
-      <w:proofErr w:type="spellEnd"/>
-      <w:r>
-        <w:t xml:space="preserve"> §4 </w:t>
-      </w:r>
-      <w:proofErr w:type="spellStart"/>
-      <w:r>
-        <w:t>定义严格一致；对于</w:t>
-      </w:r>
-      <w:proofErr w:type="spellEnd"/>
-      <w:r>
-        <w:t xml:space="preserve"> WRITE_ACK / HELLO_ACK / SAVE_ACK / </w:t>
-      </w:r>
-      <w:proofErr w:type="spellStart"/>
-      <w:r>
-        <w:t>ERR</w:t>
-      </w:r>
-      <w:r>
-        <w:t>，</w:t>
-      </w:r>
-      <w:r>
-        <w:t>Payload</w:t>
-      </w:r>
-      <w:proofErr w:type="spellEnd"/>
-      <w:r>
-        <w:t xml:space="preserve"> </w:t>
-      </w:r>
-      <w:r>
-        <w:t>为</w:t>
-      </w:r>
-      <w:r>
-        <w:t xml:space="preserve"> 1 Byte </w:t>
-      </w:r>
-      <w:proofErr w:type="spellStart"/>
-      <w:r>
-        <w:t>状态码；对于</w:t>
-      </w:r>
-      <w:proofErr w:type="spellEnd"/>
-      <w:r>
-        <w:t xml:space="preserve"> PING / HELLO / READ_REQ / </w:t>
-      </w:r>
-      <w:proofErr w:type="spellStart"/>
-      <w:r>
-        <w:t>SAVE_PERSIST</w:t>
-      </w:r>
-      <w:r>
-        <w:t>，</w:t>
-      </w:r>
-      <w:r>
-        <w:t>Payload</w:t>
-      </w:r>
-      <w:proofErr w:type="spellEnd"/>
-      <w:r>
-        <w:t xml:space="preserve"> </w:t>
-      </w:r>
-      <w:proofErr w:type="spellStart"/>
-      <w:r>
-        <w:t>为空；对于</w:t>
-      </w:r>
-      <w:proofErr w:type="spellEnd"/>
-      <w:r>
-        <w:t xml:space="preserve"> </w:t>
-      </w:r>
-      <w:proofErr w:type="spellStart"/>
-      <w:r>
-        <w:t>PONG</w:t>
-      </w:r>
-      <w:r>
-        <w:t>，</w:t>
-      </w:r>
-      <w:r>
-        <w:t>Payload</w:t>
-      </w:r>
-      <w:proofErr w:type="spellEnd"/>
-      <w:r>
-        <w:t xml:space="preserve"> </w:t>
-      </w:r>
-      <w:r>
-        <w:t>为</w:t>
-      </w:r>
-      <w:r>
-        <w:t xml:space="preserve"> 8 Byte ULINT </w:t>
-      </w:r>
-      <w:r>
-        <w:t>（</w:t>
-      </w:r>
-      <w:proofErr w:type="spellStart"/>
-      <w:r>
-        <w:t>主站</w:t>
-      </w:r>
-      <w:proofErr w:type="spellEnd"/>
-      <w:r>
-        <w:t xml:space="preserve"> </w:t>
-      </w:r>
-      <w:proofErr w:type="spellStart"/>
-      <w:r>
-        <w:t>F_GetSystemTime</w:t>
-      </w:r>
-      <w:proofErr w:type="spellEnd"/>
-      <w:r>
-        <w:t xml:space="preserve"> </w:t>
-      </w:r>
-      <w:proofErr w:type="spellStart"/>
-      <w:r>
-        <w:t>返回值</w:t>
-      </w:r>
-      <w:proofErr w:type="spellEnd"/>
-      <w:r>
-        <w:t>）。</w:t>
+      <w:r>
+        <w:rPr>
+          <w:rFonts w:hint="eastAsia"/>
+          <w:lang w:eastAsia="zh-CN"/>
+        </w:rPr>
+        <w:t>4</w:t>
+      </w:r>
+      <w:r>
+        <w:t xml:space="preserve"> Byte U</w:t>
+      </w:r>
+      <w:r>
+        <w:rPr>
+          <w:rFonts w:hint="eastAsia"/>
+          <w:lang w:eastAsia="zh-CN"/>
+        </w:rPr>
+        <w:t>D</w:t>
+      </w:r>
+      <w:r>
+        <w:t xml:space="preserve">INT </w:t>
+      </w:r>
+      <w:r>
+        <w:t>（主站</w:t>
+      </w:r>
+      <w:r>
+        <w:t xml:space="preserve"> F_GetSystemTime </w:t>
+      </w:r>
+      <w:r>
+        <w:rPr>
+          <w:rFonts w:hint="eastAsia"/>
+          <w:lang w:eastAsia="zh-CN"/>
+        </w:rPr>
+        <w:t xml:space="preserve">/ 10000 </w:t>
+      </w:r>
+      <w:r>
+        <w:t>返回值）。</w:t>
       </w:r>
     </w:p>
     <w:p>
@@ -2712,7 +2323,6 @@
         </w:rPr>
         <w:t xml:space="preserve">2.3 </w:t>
       </w:r>
-      <w:proofErr w:type="spellStart"/>
       <w:r>
         <w:rPr>
           <w:rFonts w:ascii="Calibri" w:eastAsia="微软雅黑" w:hAnsi="Calibri"/>
@@ -2720,7 +2330,6 @@
         </w:rPr>
         <w:t>帧尾</w:t>
       </w:r>
-      <w:proofErr w:type="spellEnd"/>
       <w:r>
         <w:rPr>
           <w:rFonts w:ascii="Calibri" w:eastAsia="微软雅黑" w:hAnsi="Calibri"/>
@@ -2740,23 +2349,7 @@
           <w:rFonts w:ascii="Calibri" w:eastAsia="微软雅黑" w:hAnsi="Calibri"/>
           <w:color w:val="1F3A5F"/>
         </w:rPr>
-        <w:t xml:space="preserve">3 Byte, </w:t>
-      </w:r>
-      <w:proofErr w:type="spellStart"/>
-      <w:r>
-        <w:rPr>
-          <w:rFonts w:ascii="Calibri" w:eastAsia="微软雅黑" w:hAnsi="Calibri"/>
-          <w:color w:val="1F3A5F"/>
-        </w:rPr>
-        <w:t>pack_mode</w:t>
-      </w:r>
-      <w:proofErr w:type="spellEnd"/>
-      <w:r>
-        <w:rPr>
-          <w:rFonts w:ascii="Calibri" w:eastAsia="微软雅黑" w:hAnsi="Calibri"/>
-          <w:color w:val="1F3A5F"/>
-        </w:rPr>
-        <w:t xml:space="preserve"> = 1</w:t>
+        <w:t>3 Byte, pack_mode = 1</w:t>
       </w:r>
       <w:r>
         <w:rPr>
@@ -2808,7 +2401,6 @@
             <w:pPr>
               <w:cnfStyle w:val="100000000000" w:firstRow="1" w:lastRow="0" w:firstColumn="0" w:lastColumn="0" w:oddVBand="0" w:evenVBand="0" w:oddHBand="0" w:evenHBand="0" w:firstRowFirstColumn="0" w:firstRowLastColumn="0" w:lastRowFirstColumn="0" w:lastRowLastColumn="0"/>
             </w:pPr>
-            <w:proofErr w:type="spellStart"/>
             <w:r>
               <w:rPr>
                 <w:color w:val="FFFFFF"/>
@@ -2816,7 +2408,6 @@
               </w:rPr>
               <w:t>字段</w:t>
             </w:r>
-            <w:proofErr w:type="spellEnd"/>
           </w:p>
         </w:tc>
         <w:tc>
@@ -2828,7 +2419,6 @@
             <w:pPr>
               <w:cnfStyle w:val="100000000000" w:firstRow="1" w:lastRow="0" w:firstColumn="0" w:lastColumn="0" w:oddVBand="0" w:evenVBand="0" w:oddHBand="0" w:evenHBand="0" w:firstRowFirstColumn="0" w:firstRowLastColumn="0" w:lastRowFirstColumn="0" w:lastRowLastColumn="0"/>
             </w:pPr>
-            <w:proofErr w:type="spellStart"/>
             <w:r>
               <w:rPr>
                 <w:color w:val="FFFFFF"/>
@@ -2836,7 +2426,6 @@
               </w:rPr>
               <w:t>类型</w:t>
             </w:r>
-            <w:proofErr w:type="spellEnd"/>
           </w:p>
         </w:tc>
         <w:tc>
@@ -2848,7 +2437,6 @@
             <w:pPr>
               <w:cnfStyle w:val="100000000000" w:firstRow="1" w:lastRow="0" w:firstColumn="0" w:lastColumn="0" w:oddVBand="0" w:evenVBand="0" w:oddHBand="0" w:evenHBand="0" w:firstRowFirstColumn="0" w:firstRowLastColumn="0" w:lastRowFirstColumn="0" w:lastRowLastColumn="0"/>
             </w:pPr>
-            <w:proofErr w:type="spellStart"/>
             <w:r>
               <w:rPr>
                 <w:color w:val="FFFFFF"/>
@@ -2856,7 +2444,6 @@
               </w:rPr>
               <w:t>大小</w:t>
             </w:r>
-            <w:proofErr w:type="spellEnd"/>
             <w:r>
               <w:rPr>
                 <w:color w:val="FFFFFF"/>
@@ -2875,7 +2462,6 @@
             <w:pPr>
               <w:cnfStyle w:val="100000000000" w:firstRow="1" w:lastRow="0" w:firstColumn="0" w:lastColumn="0" w:oddVBand="0" w:evenVBand="0" w:oddHBand="0" w:evenHBand="0" w:firstRowFirstColumn="0" w:firstRowLastColumn="0" w:lastRowFirstColumn="0" w:lastRowLastColumn="0"/>
             </w:pPr>
-            <w:proofErr w:type="spellStart"/>
             <w:r>
               <w:rPr>
                 <w:color w:val="FFFFFF"/>
@@ -2883,7 +2469,6 @@
               </w:rPr>
               <w:t>取值</w:t>
             </w:r>
-            <w:proofErr w:type="spellEnd"/>
             <w:r>
               <w:rPr>
                 <w:color w:val="FFFFFF"/>
@@ -2891,7 +2476,6 @@
               </w:rPr>
               <w:t xml:space="preserve"> / </w:t>
             </w:r>
-            <w:proofErr w:type="spellStart"/>
             <w:r>
               <w:rPr>
                 <w:color w:val="FFFFFF"/>
@@ -2899,7 +2483,6 @@
               </w:rPr>
               <w:t>说明</w:t>
             </w:r>
-            <w:proofErr w:type="spellEnd"/>
           </w:p>
         </w:tc>
       </w:tr>
@@ -2981,14 +2564,7 @@
               <w:rPr>
                 <w:sz w:val="19"/>
               </w:rPr>
-              <w:t>CRC-16/</w:t>
-            </w:r>
-            <w:proofErr w:type="spellStart"/>
-            <w:r>
-              <w:rPr>
-                <w:sz w:val="19"/>
-              </w:rPr>
-              <w:t>MODBUS</w:t>
+              <w:t>CRC-16/MODBUS</w:t>
             </w:r>
             <w:r>
               <w:rPr>
@@ -2996,7 +2572,6 @@
               </w:rPr>
               <w:t>，多项式</w:t>
             </w:r>
-            <w:proofErr w:type="spellEnd"/>
             <w:r>
               <w:rPr>
                 <w:sz w:val="19"/>
@@ -3134,14 +2709,12 @@
             <w:pPr>
               <w:cnfStyle w:val="000000010000" w:firstRow="0" w:lastRow="0" w:firstColumn="0" w:lastColumn="0" w:oddVBand="0" w:evenVBand="0" w:oddHBand="0" w:evenHBand="1" w:firstRowFirstColumn="0" w:firstRowLastColumn="0" w:lastRowFirstColumn="0" w:lastRowLastColumn="0"/>
             </w:pPr>
-            <w:proofErr w:type="spellStart"/>
             <w:r>
               <w:rPr>
                 <w:sz w:val="19"/>
               </w:rPr>
               <w:t>固定</w:t>
             </w:r>
-            <w:proofErr w:type="spellEnd"/>
             <w:r>
               <w:rPr>
                 <w:sz w:val="19"/>
@@ -3163,7 +2736,6 @@
         </w:rPr>
         <w:t xml:space="preserve">2.4 TwinCAT </w:t>
       </w:r>
-      <w:proofErr w:type="spellStart"/>
       <w:r>
         <w:rPr>
           <w:rFonts w:ascii="Calibri" w:eastAsia="微软雅黑" w:hAnsi="Calibri"/>
@@ -3171,7 +2743,6 @@
         </w:rPr>
         <w:t>类型定义示例</w:t>
       </w:r>
-      <w:proofErr w:type="spellEnd"/>
     </w:p>
     <w:p>
       <w:pPr>
@@ -3183,25 +2754,25 @@
           <w:sz w:val="18"/>
           <w:shd w:val="clear" w:color="auto" w:fill="F4F4F4"/>
         </w:rPr>
-        <w:t>{attribute '</w:t>
-      </w:r>
-      <w:proofErr w:type="spellStart"/>
+        <w:t>{attribute 'pack_mode' := '1'}</w:t>
+      </w:r>
       <w:r>
         <w:rPr>
           <w:rFonts w:ascii="Consolas" w:eastAsia="Consolas" w:hAnsi="Consolas"/>
           <w:sz w:val="18"/>
           <w:shd w:val="clear" w:color="auto" w:fill="F4F4F4"/>
         </w:rPr>
-        <w:t>pack_mode</w:t>
-      </w:r>
-      <w:proofErr w:type="spellEnd"/>
+        <w:br/>
+        <w:t>TYPE ST_FrameHeader :</w:t>
+      </w:r>
       <w:r>
         <w:rPr>
           <w:rFonts w:ascii="Consolas" w:eastAsia="Consolas" w:hAnsi="Consolas"/>
           <w:sz w:val="18"/>
           <w:shd w:val="clear" w:color="auto" w:fill="F4F4F4"/>
         </w:rPr>
-        <w:t>' := '1'}</w:t>
+        <w:br/>
+        <w:t>STRUCT</w:t>
       </w:r>
       <w:r>
         <w:rPr>
@@ -3210,25 +2781,25 @@
           <w:shd w:val="clear" w:color="auto" w:fill="F4F4F4"/>
         </w:rPr>
         <w:br/>
-        <w:t xml:space="preserve">TYPE </w:t>
-      </w:r>
-      <w:proofErr w:type="spellStart"/>
+        <w:t xml:space="preserve">    SOF0       : BYTE;</w:t>
+      </w:r>
       <w:r>
         <w:rPr>
           <w:rFonts w:ascii="Consolas" w:eastAsia="Consolas" w:hAnsi="Consolas"/>
           <w:sz w:val="18"/>
           <w:shd w:val="clear" w:color="auto" w:fill="F4F4F4"/>
         </w:rPr>
-        <w:t>ST_FrameHeader</w:t>
-      </w:r>
-      <w:proofErr w:type="spellEnd"/>
+        <w:br/>
+        <w:t xml:space="preserve">    SOF1       : BYTE;</w:t>
+      </w:r>
       <w:r>
         <w:rPr>
           <w:rFonts w:ascii="Consolas" w:eastAsia="Consolas" w:hAnsi="Consolas"/>
           <w:sz w:val="18"/>
           <w:shd w:val="clear" w:color="auto" w:fill="F4F4F4"/>
         </w:rPr>
-        <w:t xml:space="preserve"> :</w:t>
+        <w:br/>
+        <w:t xml:space="preserve">    Version    : BYTE;</w:t>
       </w:r>
       <w:r>
         <w:rPr>
@@ -3237,7 +2808,6 @@
           <w:shd w:val="clear" w:color="auto" w:fill="F4F4F4"/>
         </w:rPr>
         <w:br/>
-        <w:t>STRUCT</w:t>
       </w:r>
       <w:r>
         <w:rPr>
@@ -3245,8 +2815,8 @@
           <w:sz w:val="18"/>
           <w:shd w:val="clear" w:color="auto" w:fill="F4F4F4"/>
         </w:rPr>
-        <w:br/>
-        <w:t xml:space="preserve">    SOF0       : BYTE;</w:t>
+        <w:lastRenderedPageBreak/>
+        <w:t xml:space="preserve">    DeviceID   : BYTE;</w:t>
       </w:r>
       <w:r>
         <w:rPr>
@@ -3255,7 +2825,7 @@
           <w:shd w:val="clear" w:color="auto" w:fill="F4F4F4"/>
         </w:rPr>
         <w:br/>
-        <w:t xml:space="preserve">    SOF1       : BYTE;</w:t>
+        <w:t xml:space="preserve">    CMD        : BYTE;</w:t>
       </w:r>
       <w:r>
         <w:rPr>
@@ -3264,7 +2834,7 @@
           <w:shd w:val="clear" w:color="auto" w:fill="F4F4F4"/>
         </w:rPr>
         <w:br/>
-        <w:t xml:space="preserve">    Version    : BYTE;</w:t>
+        <w:t xml:space="preserve">    SubID      : BYTE;</w:t>
       </w:r>
       <w:r>
         <w:rPr>
@@ -3273,6 +2843,7 @@
           <w:shd w:val="clear" w:color="auto" w:fill="F4F4F4"/>
         </w:rPr>
         <w:br/>
+        <w:t xml:space="preserve">    SeqNo      : UINT;</w:t>
       </w:r>
       <w:r>
         <w:rPr>
@@ -3280,26 +2851,26 @@
           <w:sz w:val="18"/>
           <w:shd w:val="clear" w:color="auto" w:fill="F4F4F4"/>
         </w:rPr>
-        <w:lastRenderedPageBreak/>
-        <w:t xml:space="preserve">    </w:t>
-      </w:r>
-      <w:proofErr w:type="spellStart"/>
+        <w:br/>
+        <w:t xml:space="preserve">    PayloadLen : UINT;</w:t>
+      </w:r>
       <w:r>
         <w:rPr>
           <w:rFonts w:ascii="Consolas" w:eastAsia="Consolas" w:hAnsi="Consolas"/>
           <w:sz w:val="18"/>
           <w:shd w:val="clear" w:color="auto" w:fill="F4F4F4"/>
         </w:rPr>
-        <w:t>DeviceID</w:t>
-      </w:r>
-      <w:proofErr w:type="spellEnd"/>
+        <w:br/>
+        <w:t xml:space="preserve">    FragInfo   : BYTE;</w:t>
+      </w:r>
       <w:r>
         <w:rPr>
           <w:rFonts w:ascii="Consolas" w:eastAsia="Consolas" w:hAnsi="Consolas"/>
           <w:sz w:val="18"/>
           <w:shd w:val="clear" w:color="auto" w:fill="F4F4F4"/>
         </w:rPr>
-        <w:t xml:space="preserve">   : BYTE;</w:t>
+        <w:br/>
+        <w:t>END_STRUCT</w:t>
       </w:r>
       <w:r>
         <w:rPr>
@@ -3308,7 +2879,7 @@
           <w:shd w:val="clear" w:color="auto" w:fill="F4F4F4"/>
         </w:rPr>
         <w:br/>
-        <w:t xml:space="preserve">    CMD        : BYTE;</w:t>
+        <w:t>END_TYPE   // SIZEOF = 11</w:t>
       </w:r>
       <w:r>
         <w:rPr>
@@ -3317,186 +2888,24 @@
           <w:shd w:val="clear" w:color="auto" w:fill="F4F4F4"/>
         </w:rPr>
         <w:br/>
-        <w:t xml:space="preserve">    </w:t>
-      </w:r>
-      <w:proofErr w:type="spellStart"/>
+      </w:r>
       <w:r>
         <w:rPr>
           <w:rFonts w:ascii="Consolas" w:eastAsia="Consolas" w:hAnsi="Consolas"/>
           <w:sz w:val="18"/>
           <w:shd w:val="clear" w:color="auto" w:fill="F4F4F4"/>
         </w:rPr>
-        <w:t>SubID</w:t>
-      </w:r>
-      <w:proofErr w:type="spellEnd"/>
+        <w:br/>
+        <w:t>{attribute 'pack_mode' := '1'}</w:t>
+      </w:r>
       <w:r>
         <w:rPr>
           <w:rFonts w:ascii="Consolas" w:eastAsia="Consolas" w:hAnsi="Consolas"/>
           <w:sz w:val="18"/>
           <w:shd w:val="clear" w:color="auto" w:fill="F4F4F4"/>
         </w:rPr>
-        <w:t xml:space="preserve">      : BYTE;</w:t>
-      </w:r>
-      <w:r>
-        <w:rPr>
-          <w:rFonts w:ascii="Consolas" w:eastAsia="Consolas" w:hAnsi="Consolas"/>
-          <w:sz w:val="18"/>
-          <w:shd w:val="clear" w:color="auto" w:fill="F4F4F4"/>
-        </w:rPr>
         <w:br/>
-        <w:t xml:space="preserve">    </w:t>
-      </w:r>
-      <w:proofErr w:type="spellStart"/>
-      <w:r>
-        <w:rPr>
-          <w:rFonts w:ascii="Consolas" w:eastAsia="Consolas" w:hAnsi="Consolas"/>
-          <w:sz w:val="18"/>
-          <w:shd w:val="clear" w:color="auto" w:fill="F4F4F4"/>
-        </w:rPr>
-        <w:t>SeqNo</w:t>
-      </w:r>
-      <w:proofErr w:type="spellEnd"/>
-      <w:r>
-        <w:rPr>
-          <w:rFonts w:ascii="Consolas" w:eastAsia="Consolas" w:hAnsi="Consolas"/>
-          <w:sz w:val="18"/>
-          <w:shd w:val="clear" w:color="auto" w:fill="F4F4F4"/>
-        </w:rPr>
-        <w:t xml:space="preserve">      : UINT;</w:t>
-      </w:r>
-      <w:r>
-        <w:rPr>
-          <w:rFonts w:ascii="Consolas" w:eastAsia="Consolas" w:hAnsi="Consolas"/>
-          <w:sz w:val="18"/>
-          <w:shd w:val="clear" w:color="auto" w:fill="F4F4F4"/>
-        </w:rPr>
-        <w:br/>
-        <w:t xml:space="preserve">    </w:t>
-      </w:r>
-      <w:proofErr w:type="spellStart"/>
-      <w:r>
-        <w:rPr>
-          <w:rFonts w:ascii="Consolas" w:eastAsia="Consolas" w:hAnsi="Consolas"/>
-          <w:sz w:val="18"/>
-          <w:shd w:val="clear" w:color="auto" w:fill="F4F4F4"/>
-        </w:rPr>
-        <w:t>PayloadLen</w:t>
-      </w:r>
-      <w:proofErr w:type="spellEnd"/>
-      <w:r>
-        <w:rPr>
-          <w:rFonts w:ascii="Consolas" w:eastAsia="Consolas" w:hAnsi="Consolas"/>
-          <w:sz w:val="18"/>
-          <w:shd w:val="clear" w:color="auto" w:fill="F4F4F4"/>
-        </w:rPr>
-        <w:t xml:space="preserve"> : UINT;</w:t>
-      </w:r>
-      <w:r>
-        <w:rPr>
-          <w:rFonts w:ascii="Consolas" w:eastAsia="Consolas" w:hAnsi="Consolas"/>
-          <w:sz w:val="18"/>
-          <w:shd w:val="clear" w:color="auto" w:fill="F4F4F4"/>
-        </w:rPr>
-        <w:br/>
-        <w:t xml:space="preserve">    </w:t>
-      </w:r>
-      <w:proofErr w:type="spellStart"/>
-      <w:r>
-        <w:rPr>
-          <w:rFonts w:ascii="Consolas" w:eastAsia="Consolas" w:hAnsi="Consolas"/>
-          <w:sz w:val="18"/>
-          <w:shd w:val="clear" w:color="auto" w:fill="F4F4F4"/>
-        </w:rPr>
-        <w:t>FragInfo</w:t>
-      </w:r>
-      <w:proofErr w:type="spellEnd"/>
-      <w:r>
-        <w:rPr>
-          <w:rFonts w:ascii="Consolas" w:eastAsia="Consolas" w:hAnsi="Consolas"/>
-          <w:sz w:val="18"/>
-          <w:shd w:val="clear" w:color="auto" w:fill="F4F4F4"/>
-        </w:rPr>
-        <w:t xml:space="preserve">   : BYTE;</w:t>
-      </w:r>
-      <w:r>
-        <w:rPr>
-          <w:rFonts w:ascii="Consolas" w:eastAsia="Consolas" w:hAnsi="Consolas"/>
-          <w:sz w:val="18"/>
-          <w:shd w:val="clear" w:color="auto" w:fill="F4F4F4"/>
-        </w:rPr>
-        <w:br/>
-        <w:t>END_STRUCT</w:t>
-      </w:r>
-      <w:r>
-        <w:rPr>
-          <w:rFonts w:ascii="Consolas" w:eastAsia="Consolas" w:hAnsi="Consolas"/>
-          <w:sz w:val="18"/>
-          <w:shd w:val="clear" w:color="auto" w:fill="F4F4F4"/>
-        </w:rPr>
-        <w:br/>
-        <w:t>END_TYPE   // SIZEOF = 11</w:t>
-      </w:r>
-      <w:r>
-        <w:rPr>
-          <w:rFonts w:ascii="Consolas" w:eastAsia="Consolas" w:hAnsi="Consolas"/>
-          <w:sz w:val="18"/>
-          <w:shd w:val="clear" w:color="auto" w:fill="F4F4F4"/>
-        </w:rPr>
-        <w:br/>
-      </w:r>
-      <w:r>
-        <w:rPr>
-          <w:rFonts w:ascii="Consolas" w:eastAsia="Consolas" w:hAnsi="Consolas"/>
-          <w:sz w:val="18"/>
-          <w:shd w:val="clear" w:color="auto" w:fill="F4F4F4"/>
-        </w:rPr>
-        <w:br/>
-        <w:t>{attribute '</w:t>
-      </w:r>
-      <w:proofErr w:type="spellStart"/>
-      <w:r>
-        <w:rPr>
-          <w:rFonts w:ascii="Consolas" w:eastAsia="Consolas" w:hAnsi="Consolas"/>
-          <w:sz w:val="18"/>
-          <w:shd w:val="clear" w:color="auto" w:fill="F4F4F4"/>
-        </w:rPr>
-        <w:t>pack_mode</w:t>
-      </w:r>
-      <w:proofErr w:type="spellEnd"/>
-      <w:r>
-        <w:rPr>
-          <w:rFonts w:ascii="Consolas" w:eastAsia="Consolas" w:hAnsi="Consolas"/>
-          <w:sz w:val="18"/>
-          <w:shd w:val="clear" w:color="auto" w:fill="F4F4F4"/>
-        </w:rPr>
-        <w:t>' := '1'}</w:t>
-      </w:r>
-      <w:r>
-        <w:rPr>
-          <w:rFonts w:ascii="Consolas" w:eastAsia="Consolas" w:hAnsi="Consolas"/>
-          <w:sz w:val="18"/>
-          <w:shd w:val="clear" w:color="auto" w:fill="F4F4F4"/>
-        </w:rPr>
-        <w:br/>
-        <w:t xml:space="preserve">TYPE </w:t>
-      </w:r>
-      <w:proofErr w:type="spellStart"/>
-      <w:r>
-        <w:rPr>
-          <w:rFonts w:ascii="Consolas" w:eastAsia="Consolas" w:hAnsi="Consolas"/>
-          <w:sz w:val="18"/>
-          <w:shd w:val="clear" w:color="auto" w:fill="F4F4F4"/>
-        </w:rPr>
-        <w:t>ST_FrameTrailer</w:t>
-      </w:r>
-      <w:proofErr w:type="spellEnd"/>
-      <w:r>
-        <w:rPr>
-          <w:rFonts w:ascii="Consolas" w:eastAsia="Consolas" w:hAnsi="Consolas"/>
-          <w:sz w:val="18"/>
-          <w:shd w:val="clear" w:color="auto" w:fill="F4F4F4"/>
-        </w:rPr>
-        <w:t xml:space="preserve"> :</w:t>
+        <w:t>TYPE ST_FrameTrailer :</w:t>
       </w:r>
       <w:r>
         <w:rPr>
@@ -3561,7 +2970,6 @@
         <w:lastRenderedPageBreak/>
         <w:t xml:space="preserve">3. </w:t>
       </w:r>
-      <w:proofErr w:type="spellStart"/>
       <w:r>
         <w:rPr>
           <w:rFonts w:ascii="Calibri" w:eastAsia="微软雅黑" w:hAnsi="Calibri"/>
@@ -3583,19 +2991,13 @@
         </w:rPr>
         <w:t>）定义</w:t>
       </w:r>
-      <w:proofErr w:type="spellEnd"/>
     </w:p>
     <w:p>
-      <w:proofErr w:type="spellStart"/>
       <w:r>
         <w:t>约定：</w:t>
       </w:r>
       <w:r>
-        <w:t>Response</w:t>
-      </w:r>
-      <w:proofErr w:type="spellEnd"/>
-      <w:r>
-        <w:t xml:space="preserve"> </w:t>
+        <w:t xml:space="preserve">Response </w:t>
       </w:r>
       <w:r>
         <w:t>的</w:t>
@@ -3667,7 +3069,6 @@
             <w:pPr>
               <w:cnfStyle w:val="100000000000" w:firstRow="1" w:lastRow="0" w:firstColumn="0" w:lastColumn="0" w:oddVBand="0" w:evenVBand="0" w:oddHBand="0" w:evenHBand="0" w:firstRowFirstColumn="0" w:firstRowLastColumn="0" w:lastRowFirstColumn="0" w:lastRowLastColumn="0"/>
             </w:pPr>
-            <w:proofErr w:type="spellStart"/>
             <w:r>
               <w:rPr>
                 <w:color w:val="FFFFFF"/>
@@ -3675,7 +3076,6 @@
               </w:rPr>
               <w:t>名称</w:t>
             </w:r>
-            <w:proofErr w:type="spellEnd"/>
           </w:p>
         </w:tc>
         <w:tc>
@@ -3687,7 +3087,6 @@
             <w:pPr>
               <w:cnfStyle w:val="100000000000" w:firstRow="1" w:lastRow="0" w:firstColumn="0" w:lastColumn="0" w:oddVBand="0" w:evenVBand="0" w:oddHBand="0" w:evenHBand="0" w:firstRowFirstColumn="0" w:firstRowLastColumn="0" w:lastRowFirstColumn="0" w:lastRowLastColumn="0"/>
             </w:pPr>
-            <w:proofErr w:type="spellStart"/>
             <w:r>
               <w:rPr>
                 <w:color w:val="FFFFFF"/>
@@ -3695,7 +3094,6 @@
               </w:rPr>
               <w:t>方向</w:t>
             </w:r>
-            <w:proofErr w:type="spellEnd"/>
           </w:p>
         </w:tc>
         <w:tc>
@@ -3725,7 +3123,6 @@
             <w:pPr>
               <w:cnfStyle w:val="100000000000" w:firstRow="1" w:lastRow="0" w:firstColumn="0" w:lastColumn="0" w:oddVBand="0" w:evenVBand="0" w:oddHBand="0" w:evenHBand="0" w:firstRowFirstColumn="0" w:firstRowLastColumn="0" w:lastRowFirstColumn="0" w:lastRowLastColumn="0"/>
             </w:pPr>
-            <w:proofErr w:type="spellStart"/>
             <w:r>
               <w:rPr>
                 <w:color w:val="FFFFFF"/>
@@ -3733,7 +3130,6 @@
               </w:rPr>
               <w:t>说明</w:t>
             </w:r>
-            <w:proofErr w:type="spellEnd"/>
           </w:p>
         </w:tc>
       </w:tr>
@@ -3826,23 +3222,7 @@
                 <w:sz w:val="19"/>
                 <w:lang w:eastAsia="zh-CN"/>
               </w:rPr>
-              <w:t xml:space="preserve"> </w:t>
-            </w:r>
-            <w:proofErr w:type="spellStart"/>
-            <w:r>
-              <w:rPr>
-                <w:sz w:val="19"/>
-                <w:lang w:eastAsia="zh-CN"/>
-              </w:rPr>
-              <w:t>SubID</w:t>
-            </w:r>
-            <w:proofErr w:type="spellEnd"/>
-            <w:r>
-              <w:rPr>
-                <w:sz w:val="19"/>
-                <w:lang w:eastAsia="zh-CN"/>
-              </w:rPr>
-              <w:t xml:space="preserve"> </w:t>
+              <w:t xml:space="preserve"> SubID </w:t>
             </w:r>
             <w:r>
               <w:rPr>
@@ -3912,14 +3292,12 @@
             <w:pPr>
               <w:cnfStyle w:val="000000010000" w:firstRow="0" w:lastRow="0" w:firstColumn="0" w:lastColumn="0" w:oddVBand="0" w:evenVBand="0" w:oddHBand="0" w:evenHBand="1" w:firstRowFirstColumn="0" w:firstRowLastColumn="0" w:lastRowFirstColumn="0" w:lastRowLastColumn="0"/>
             </w:pPr>
-            <w:proofErr w:type="spellStart"/>
             <w:r>
               <w:rPr>
                 <w:sz w:val="19"/>
               </w:rPr>
               <w:t>子块大小</w:t>
             </w:r>
-            <w:proofErr w:type="spellEnd"/>
           </w:p>
         </w:tc>
         <w:tc>
@@ -3930,14 +3308,12 @@
             <w:pPr>
               <w:cnfStyle w:val="000000010000" w:firstRow="0" w:lastRow="0" w:firstColumn="0" w:lastColumn="0" w:oddVBand="0" w:evenVBand="0" w:oddHBand="0" w:evenHBand="1" w:firstRowFirstColumn="0" w:firstRowLastColumn="0" w:lastRowFirstColumn="0" w:lastRowLastColumn="0"/>
             </w:pPr>
-            <w:proofErr w:type="spellStart"/>
             <w:r>
               <w:rPr>
                 <w:sz w:val="19"/>
               </w:rPr>
               <w:t>返回子块完整内容</w:t>
             </w:r>
-            <w:proofErr w:type="spellEnd"/>
           </w:p>
         </w:tc>
       </w:tr>
@@ -3999,14 +3375,12 @@
             <w:pPr>
               <w:cnfStyle w:val="000000100000" w:firstRow="0" w:lastRow="0" w:firstColumn="0" w:lastColumn="0" w:oddVBand="0" w:evenVBand="0" w:oddHBand="1" w:evenHBand="0" w:firstRowFirstColumn="0" w:firstRowLastColumn="0" w:lastRowFirstColumn="0" w:lastRowLastColumn="0"/>
             </w:pPr>
-            <w:proofErr w:type="spellStart"/>
             <w:r>
               <w:rPr>
                 <w:sz w:val="19"/>
               </w:rPr>
               <w:t>子块大小</w:t>
             </w:r>
-            <w:proofErr w:type="spellEnd"/>
           </w:p>
         </w:tc>
         <w:tc>
@@ -4020,21 +3394,12 @@
                 <w:lang w:eastAsia="zh-CN"/>
               </w:rPr>
             </w:pPr>
-            <w:proofErr w:type="gramStart"/>
             <w:r>
               <w:rPr>
                 <w:sz w:val="19"/>
                 <w:lang w:eastAsia="zh-CN"/>
               </w:rPr>
-              <w:t>整子块</w:t>
-            </w:r>
-            <w:proofErr w:type="gramEnd"/>
-            <w:r>
-              <w:rPr>
-                <w:sz w:val="19"/>
-                <w:lang w:eastAsia="zh-CN"/>
-              </w:rPr>
-              <w:t>替换写入（不支持部分写）</w:t>
+              <w:t>整子块替换写入（不支持部分写）</w:t>
             </w:r>
           </w:p>
         </w:tc>
@@ -4113,14 +3478,12 @@
             <w:pPr>
               <w:cnfStyle w:val="000000010000" w:firstRow="0" w:lastRow="0" w:firstColumn="0" w:lastColumn="0" w:oddVBand="0" w:evenVBand="0" w:oddHBand="0" w:evenHBand="1" w:firstRowFirstColumn="0" w:firstRowLastColumn="0" w:lastRowFirstColumn="0" w:lastRowLastColumn="0"/>
             </w:pPr>
-            <w:proofErr w:type="spellStart"/>
             <w:r>
               <w:rPr>
                 <w:sz w:val="19"/>
               </w:rPr>
               <w:t>写入结果状态码</w:t>
             </w:r>
-            <w:proofErr w:type="spellEnd"/>
           </w:p>
         </w:tc>
       </w:tr>
@@ -4198,14 +3561,12 @@
             <w:pPr>
               <w:cnfStyle w:val="000000100000" w:firstRow="0" w:lastRow="0" w:firstColumn="0" w:lastColumn="0" w:oddVBand="0" w:evenVBand="0" w:oddHBand="1" w:evenHBand="0" w:firstRowFirstColumn="0" w:firstRowLastColumn="0" w:lastRowFirstColumn="0" w:lastRowLastColumn="0"/>
             </w:pPr>
-            <w:proofErr w:type="spellStart"/>
             <w:r>
               <w:rPr>
                 <w:sz w:val="19"/>
               </w:rPr>
               <w:t>在线检测</w:t>
             </w:r>
-            <w:proofErr w:type="spellEnd"/>
           </w:p>
         </w:tc>
       </w:tr>
@@ -4269,9 +3630,17 @@
             </w:pPr>
             <w:r>
               <w:rPr>
-                <w:sz w:val="19"/>
-              </w:rPr>
-              <w:t>8 B</w:t>
+                <w:rFonts w:hint="eastAsia"/>
+                <w:sz w:val="19"/>
+                <w:lang w:eastAsia="zh-CN"/>
+              </w:rPr>
+              <w:t>4</w:t>
+            </w:r>
+            <w:r>
+              <w:rPr>
+                <w:sz w:val="19"/>
+              </w:rPr>
+              <w:t xml:space="preserve"> B</w:t>
             </w:r>
           </w:p>
         </w:tc>
@@ -4283,33 +3652,25 @@
             <w:pPr>
               <w:cnfStyle w:val="000000010000" w:firstRow="0" w:lastRow="0" w:firstColumn="0" w:lastColumn="0" w:oddVBand="0" w:evenVBand="0" w:oddHBand="0" w:evenHBand="1" w:firstRowFirstColumn="0" w:firstRowLastColumn="0" w:lastRowFirstColumn="0" w:lastRowLastColumn="0"/>
             </w:pPr>
-            <w:proofErr w:type="spellStart"/>
             <w:r>
               <w:rPr>
                 <w:sz w:val="19"/>
               </w:rPr>
               <w:t>返回主站</w:t>
             </w:r>
-            <w:proofErr w:type="spellEnd"/>
-            <w:r>
-              <w:rPr>
-                <w:sz w:val="19"/>
-              </w:rPr>
-              <w:t xml:space="preserve"> </w:t>
-            </w:r>
-            <w:proofErr w:type="spellStart"/>
-            <w:r>
-              <w:rPr>
-                <w:sz w:val="19"/>
-              </w:rPr>
-              <w:t>F_GetSystemTime</w:t>
-            </w:r>
-            <w:proofErr w:type="spellEnd"/>
-            <w:r>
-              <w:rPr>
-                <w:sz w:val="19"/>
-              </w:rPr>
-              <w:t xml:space="preserve"> </w:t>
+            <w:r>
+              <w:rPr>
+                <w:sz w:val="19"/>
+              </w:rPr>
+              <w:t xml:space="preserve"> F_GetSystemTime </w:t>
+            </w:r>
+            <w:r>
+              <w:rPr>
+                <w:rFonts w:hint="eastAsia"/>
+                <w:sz w:val="19"/>
+                <w:lang w:eastAsia="zh-CN"/>
+              </w:rPr>
+              <w:t>转换</w:t>
             </w:r>
             <w:r>
               <w:rPr>
@@ -4321,7 +3682,35 @@
               <w:rPr>
                 <w:sz w:val="19"/>
               </w:rPr>
-              <w:t xml:space="preserve"> (ULINT LE)</w:t>
+              <w:t xml:space="preserve"> (U</w:t>
+            </w:r>
+            <w:r>
+              <w:rPr>
+                <w:rFonts w:hint="eastAsia"/>
+                <w:sz w:val="19"/>
+                <w:lang w:eastAsia="zh-CN"/>
+              </w:rPr>
+              <w:t>D</w:t>
+            </w:r>
+            <w:r>
+              <w:rPr>
+                <w:sz w:val="19"/>
+              </w:rPr>
+              <w:t>INT</w:t>
+            </w:r>
+            <w:r>
+              <w:rPr>
+                <w:rFonts w:hint="eastAsia"/>
+                <w:sz w:val="19"/>
+                <w:lang w:eastAsia="zh-CN"/>
+              </w:rPr>
+              <w:t xml:space="preserve"> 1ms</w:t>
+            </w:r>
+            <w:r>
+              <w:rPr>
+                <w:sz w:val="19"/>
+              </w:rPr>
+              <w:t>)</w:t>
             </w:r>
           </w:p>
         </w:tc>
@@ -4400,28 +3789,24 @@
             <w:pPr>
               <w:cnfStyle w:val="000000100000" w:firstRow="0" w:lastRow="0" w:firstColumn="0" w:lastColumn="0" w:oddVBand="0" w:evenVBand="0" w:oddHBand="1" w:evenHBand="0" w:firstRowFirstColumn="0" w:firstRowLastColumn="0" w:lastRowFirstColumn="0" w:lastRowLastColumn="0"/>
             </w:pPr>
-            <w:proofErr w:type="spellStart"/>
             <w:r>
               <w:rPr>
                 <w:sz w:val="19"/>
               </w:rPr>
               <w:t>触发主站</w:t>
             </w:r>
-            <w:proofErr w:type="spellEnd"/>
             <w:r>
               <w:rPr>
                 <w:sz w:val="19"/>
               </w:rPr>
               <w:t xml:space="preserve"> PERSISTENT </w:t>
             </w:r>
-            <w:proofErr w:type="spellStart"/>
             <w:r>
               <w:rPr>
                 <w:sz w:val="19"/>
               </w:rPr>
               <w:t>落盘</w:t>
             </w:r>
-            <w:proofErr w:type="spellEnd"/>
           </w:p>
         </w:tc>
       </w:tr>
@@ -4499,14 +3884,12 @@
             <w:pPr>
               <w:cnfStyle w:val="000000010000" w:firstRow="0" w:lastRow="0" w:firstColumn="0" w:lastColumn="0" w:oddVBand="0" w:evenVBand="0" w:oddHBand="0" w:evenHBand="1" w:firstRowFirstColumn="0" w:firstRowLastColumn="0" w:lastRowFirstColumn="0" w:lastRowLastColumn="0"/>
             </w:pPr>
-            <w:proofErr w:type="spellStart"/>
             <w:r>
               <w:rPr>
                 <w:sz w:val="19"/>
               </w:rPr>
               <w:t>落盘状态码</w:t>
             </w:r>
-            <w:proofErr w:type="spellEnd"/>
           </w:p>
         </w:tc>
       </w:tr>
@@ -4592,23 +3975,7 @@
                 <w:sz w:val="19"/>
                 <w:lang w:eastAsia="zh-CN"/>
               </w:rPr>
-              <w:t>会话起点标记，清空主站</w:t>
-            </w:r>
-            <w:proofErr w:type="gramStart"/>
-            <w:r>
-              <w:rPr>
-                <w:sz w:val="19"/>
-                <w:lang w:eastAsia="zh-CN"/>
-              </w:rPr>
-              <w:t>幂</w:t>
-            </w:r>
-            <w:proofErr w:type="gramEnd"/>
-            <w:r>
-              <w:rPr>
-                <w:sz w:val="19"/>
-                <w:lang w:eastAsia="zh-CN"/>
-              </w:rPr>
-              <w:t>等缓存</w:t>
+              <w:t>会话起点标记，清空主站幂等缓存</w:t>
             </w:r>
           </w:p>
         </w:tc>
@@ -4687,14 +4054,12 @@
             <w:pPr>
               <w:cnfStyle w:val="000000010000" w:firstRow="0" w:lastRow="0" w:firstColumn="0" w:lastColumn="0" w:oddVBand="0" w:evenVBand="0" w:oddHBand="0" w:evenHBand="1" w:firstRowFirstColumn="0" w:firstRowLastColumn="0" w:lastRowFirstColumn="0" w:lastRowLastColumn="0"/>
             </w:pPr>
-            <w:proofErr w:type="spellStart"/>
             <w:r>
               <w:rPr>
                 <w:sz w:val="19"/>
               </w:rPr>
               <w:t>握手应答</w:t>
             </w:r>
-            <w:proofErr w:type="spellEnd"/>
           </w:p>
         </w:tc>
       </w:tr>
@@ -4780,23 +4145,7 @@
                 <w:sz w:val="19"/>
                 <w:lang w:eastAsia="zh-CN"/>
               </w:rPr>
-              <w:t>任</w:t>
-            </w:r>
-            <w:proofErr w:type="gramStart"/>
-            <w:r>
-              <w:rPr>
-                <w:sz w:val="19"/>
-                <w:lang w:eastAsia="zh-CN"/>
-              </w:rPr>
-              <w:t>一</w:t>
-            </w:r>
-            <w:proofErr w:type="gramEnd"/>
-            <w:r>
-              <w:rPr>
-                <w:sz w:val="19"/>
-                <w:lang w:eastAsia="zh-CN"/>
-              </w:rPr>
-              <w:t>请求失败时返回错误码</w:t>
+              <w:t>任一请求失败时返回错误码</w:t>
             </w:r>
           </w:p>
         </w:tc>
@@ -4825,7 +4174,6 @@
         </w:rPr>
         <w:t>数据子块（</w:t>
       </w:r>
-      <w:proofErr w:type="spellStart"/>
       <w:r>
         <w:rPr>
           <w:rFonts w:ascii="Calibri" w:eastAsia="微软雅黑" w:hAnsi="Calibri"/>
@@ -4834,7 +4182,6 @@
         </w:rPr>
         <w:t>SubID</w:t>
       </w:r>
-      <w:proofErr w:type="spellEnd"/>
       <w:r>
         <w:rPr>
           <w:rFonts w:ascii="Calibri" w:eastAsia="微软雅黑" w:hAnsi="Calibri"/>
@@ -4930,7 +4277,6 @@
             <w:shd w:val="clear" w:color="auto" w:fill="1F3A5F"/>
           </w:tcPr>
           <w:p>
-            <w:proofErr w:type="spellStart"/>
             <w:r>
               <w:rPr>
                 <w:color w:val="FFFFFF"/>
@@ -4938,7 +4284,6 @@
               </w:rPr>
               <w:t>SubID</w:t>
             </w:r>
-            <w:proofErr w:type="spellEnd"/>
           </w:p>
         </w:tc>
         <w:tc>
@@ -4950,7 +4295,6 @@
             <w:pPr>
               <w:cnfStyle w:val="100000000000" w:firstRow="1" w:lastRow="0" w:firstColumn="0" w:lastColumn="0" w:oddVBand="0" w:evenVBand="0" w:oddHBand="0" w:evenHBand="0" w:firstRowFirstColumn="0" w:firstRowLastColumn="0" w:lastRowFirstColumn="0" w:lastRowLastColumn="0"/>
             </w:pPr>
-            <w:proofErr w:type="spellStart"/>
             <w:r>
               <w:rPr>
                 <w:color w:val="FFFFFF"/>
@@ -4958,7 +4302,6 @@
               </w:rPr>
               <w:t>名称</w:t>
             </w:r>
-            <w:proofErr w:type="spellEnd"/>
           </w:p>
         </w:tc>
         <w:tc>
@@ -4970,7 +4313,6 @@
             <w:pPr>
               <w:cnfStyle w:val="100000000000" w:firstRow="1" w:lastRow="0" w:firstColumn="0" w:lastColumn="0" w:oddVBand="0" w:evenVBand="0" w:oddHBand="0" w:evenHBand="0" w:firstRowFirstColumn="0" w:firstRowLastColumn="0" w:lastRowFirstColumn="0" w:lastRowLastColumn="0"/>
             </w:pPr>
-            <w:proofErr w:type="spellStart"/>
             <w:r>
               <w:rPr>
                 <w:color w:val="FFFFFF"/>
@@ -4983,90 +4325,76 @@
                 <w:color w:val="FFFFFF"/>
                 <w:sz w:val="20"/>
               </w:rPr>
-              <w:t>PLC</w:t>
-            </w:r>
-            <w:proofErr w:type="spellEnd"/>
+              <w:t xml:space="preserve">PLC </w:t>
+            </w:r>
             <w:r>
               <w:rPr>
                 <w:color w:val="FFFFFF"/>
                 <w:sz w:val="20"/>
               </w:rPr>
-              <w:t xml:space="preserve"> </w:t>
-            </w:r>
+              <w:t>侧）</w:t>
+            </w:r>
+          </w:p>
+        </w:tc>
+        <w:tc>
+          <w:tcPr>
+            <w:tcW w:w="983" w:type="dxa"/>
+            <w:shd w:val="clear" w:color="auto" w:fill="1F3A5F"/>
+          </w:tcPr>
+          <w:p>
+            <w:pPr>
+              <w:cnfStyle w:val="100000000000" w:firstRow="1" w:lastRow="0" w:firstColumn="0" w:lastColumn="0" w:oddVBand="0" w:evenVBand="0" w:oddHBand="0" w:evenHBand="0" w:firstRowFirstColumn="0" w:firstRowLastColumn="0" w:lastRowFirstColumn="0" w:lastRowLastColumn="0"/>
+            </w:pPr>
             <w:r>
               <w:rPr>
                 <w:color w:val="FFFFFF"/>
                 <w:sz w:val="20"/>
               </w:rPr>
-              <w:t>侧）</w:t>
-            </w:r>
-          </w:p>
-        </w:tc>
-        <w:tc>
-          <w:tcPr>
-            <w:tcW w:w="983" w:type="dxa"/>
-            <w:shd w:val="clear" w:color="auto" w:fill="1F3A5F"/>
-          </w:tcPr>
-          <w:p>
-            <w:pPr>
-              <w:cnfStyle w:val="100000000000" w:firstRow="1" w:lastRow="0" w:firstColumn="0" w:lastColumn="0" w:oddVBand="0" w:evenVBand="0" w:oddHBand="0" w:evenHBand="0" w:firstRowFirstColumn="0" w:firstRowLastColumn="0" w:lastRowFirstColumn="0" w:lastRowLastColumn="0"/>
-            </w:pPr>
-            <w:proofErr w:type="spellStart"/>
+              <w:t>大小</w:t>
+            </w:r>
             <w:r>
               <w:rPr>
                 <w:color w:val="FFFFFF"/>
                 <w:sz w:val="20"/>
               </w:rPr>
-              <w:t>大小</w:t>
-            </w:r>
-            <w:proofErr w:type="spellEnd"/>
+              <w:t>(B)</w:t>
+            </w:r>
+          </w:p>
+        </w:tc>
+        <w:tc>
+          <w:tcPr>
+            <w:tcW w:w="817" w:type="dxa"/>
+            <w:shd w:val="clear" w:color="auto" w:fill="1F3A5F"/>
+          </w:tcPr>
+          <w:p>
+            <w:pPr>
+              <w:cnfStyle w:val="100000000000" w:firstRow="1" w:lastRow="0" w:firstColumn="0" w:lastColumn="0" w:oddVBand="0" w:evenVBand="0" w:oddHBand="0" w:evenHBand="0" w:firstRowFirstColumn="0" w:firstRowLastColumn="0" w:lastRowFirstColumn="0" w:lastRowLastColumn="0"/>
+            </w:pPr>
             <w:r>
               <w:rPr>
                 <w:color w:val="FFFFFF"/>
                 <w:sz w:val="20"/>
               </w:rPr>
-              <w:t>(B)</w:t>
-            </w:r>
-          </w:p>
-        </w:tc>
-        <w:tc>
-          <w:tcPr>
-            <w:tcW w:w="817" w:type="dxa"/>
+              <w:t>读写</w:t>
+            </w:r>
+          </w:p>
+        </w:tc>
+        <w:tc>
+          <w:tcPr>
+            <w:tcW w:w="1554" w:type="dxa"/>
             <w:shd w:val="clear" w:color="auto" w:fill="1F3A5F"/>
           </w:tcPr>
           <w:p>
             <w:pPr>
               <w:cnfStyle w:val="100000000000" w:firstRow="1" w:lastRow="0" w:firstColumn="0" w:lastColumn="0" w:oddVBand="0" w:evenVBand="0" w:oddHBand="0" w:evenHBand="0" w:firstRowFirstColumn="0" w:firstRowLastColumn="0" w:lastRowFirstColumn="0" w:lastRowLastColumn="0"/>
             </w:pPr>
-            <w:proofErr w:type="spellStart"/>
             <w:r>
               <w:rPr>
                 <w:color w:val="FFFFFF"/>
                 <w:sz w:val="20"/>
               </w:rPr>
-              <w:t>读写</w:t>
-            </w:r>
-            <w:proofErr w:type="spellEnd"/>
-          </w:p>
-        </w:tc>
-        <w:tc>
-          <w:tcPr>
-            <w:tcW w:w="1554" w:type="dxa"/>
-            <w:shd w:val="clear" w:color="auto" w:fill="1F3A5F"/>
-          </w:tcPr>
-          <w:p>
-            <w:pPr>
-              <w:cnfStyle w:val="100000000000" w:firstRow="1" w:lastRow="0" w:firstColumn="0" w:lastColumn="0" w:oddVBand="0" w:evenVBand="0" w:oddHBand="0" w:evenHBand="0" w:firstRowFirstColumn="0" w:firstRowLastColumn="0" w:lastRowFirstColumn="0" w:lastRowLastColumn="0"/>
-            </w:pPr>
-            <w:proofErr w:type="spellStart"/>
-            <w:r>
-              <w:rPr>
-                <w:color w:val="FFFFFF"/>
-                <w:sz w:val="20"/>
-              </w:rPr>
               <w:t>备注</w:t>
             </w:r>
-            <w:proofErr w:type="spellEnd"/>
           </w:p>
         </w:tc>
       </w:tr>
@@ -5112,28 +4440,18 @@
             <w:pPr>
               <w:cnfStyle w:val="000000100000" w:firstRow="0" w:lastRow="0" w:firstColumn="0" w:lastColumn="0" w:oddVBand="0" w:evenVBand="0" w:oddHBand="1" w:evenHBand="0" w:firstRowFirstColumn="0" w:firstRowLastColumn="0" w:lastRowFirstColumn="0" w:lastRowLastColumn="0"/>
             </w:pPr>
-            <w:proofErr w:type="spellStart"/>
-            <w:r>
-              <w:rPr>
-                <w:sz w:val="19"/>
-              </w:rPr>
-              <w:t>GVL.g_TcLCS_P</w:t>
-            </w:r>
-            <w:proofErr w:type="spellEnd"/>
-            <w:r>
-              <w:rPr>
-                <w:sz w:val="19"/>
-              </w:rPr>
-              <w:t xml:space="preserve"> </w:t>
-            </w:r>
-            <w:proofErr w:type="spellStart"/>
+            <w:r>
+              <w:rPr>
+                <w:sz w:val="19"/>
+              </w:rPr>
+              <w:t xml:space="preserve">GVL.g_TcLCS_P </w:t>
+            </w:r>
             <w:r>
               <w:rPr>
                 <w:sz w:val="19"/>
               </w:rPr>
               <w:t>整体</w:t>
             </w:r>
-            <w:proofErr w:type="spellEnd"/>
           </w:p>
         </w:tc>
         <w:tc>
@@ -5176,14 +4494,12 @@
             <w:pPr>
               <w:cnfStyle w:val="000000100000" w:firstRow="0" w:lastRow="0" w:firstColumn="0" w:lastColumn="0" w:oddVBand="0" w:evenVBand="0" w:oddHBand="1" w:evenHBand="0" w:firstRowFirstColumn="0" w:firstRowLastColumn="0" w:lastRowFirstColumn="0" w:lastRowLastColumn="0"/>
             </w:pPr>
-            <w:proofErr w:type="spellStart"/>
             <w:r>
               <w:rPr>
                 <w:sz w:val="19"/>
               </w:rPr>
               <w:t>调试整包读取</w:t>
             </w:r>
-            <w:proofErr w:type="spellEnd"/>
           </w:p>
         </w:tc>
       </w:tr>
@@ -5213,14 +4529,12 @@
             <w:pPr>
               <w:cnfStyle w:val="000000010000" w:firstRow="0" w:lastRow="0" w:firstColumn="0" w:lastColumn="0" w:oddVBand="0" w:evenVBand="0" w:oddHBand="0" w:evenHBand="1" w:firstRowFirstColumn="0" w:firstRowLastColumn="0" w:lastRowFirstColumn="0" w:lastRowLastColumn="0"/>
             </w:pPr>
-            <w:proofErr w:type="spellStart"/>
             <w:r>
               <w:rPr>
                 <w:sz w:val="19"/>
               </w:rPr>
               <w:t>CLSModel</w:t>
             </w:r>
-            <w:proofErr w:type="spellEnd"/>
           </w:p>
         </w:tc>
         <w:tc>
@@ -5231,22 +4545,12 @@
             <w:pPr>
               <w:cnfStyle w:val="000000010000" w:firstRow="0" w:lastRow="0" w:firstColumn="0" w:lastColumn="0" w:oddVBand="0" w:evenVBand="0" w:oddHBand="0" w:evenHBand="1" w:firstRowFirstColumn="0" w:firstRowLastColumn="0" w:lastRowFirstColumn="0" w:lastRowLastColumn="0"/>
             </w:pPr>
-            <w:proofErr w:type="spellStart"/>
-            <w:r>
-              <w:rPr>
-                <w:sz w:val="19"/>
-              </w:rPr>
-              <w:t>GVL.g_TcLCS_</w:t>
-            </w:r>
-            <w:proofErr w:type="gramStart"/>
-            <w:r>
-              <w:rPr>
-                <w:sz w:val="19"/>
-              </w:rPr>
-              <w:t>P.CLSModel</w:t>
-            </w:r>
-            <w:proofErr w:type="spellEnd"/>
-            <w:proofErr w:type="gramEnd"/>
+            <w:r>
+              <w:rPr>
+                <w:sz w:val="19"/>
+              </w:rPr>
+              <w:t>GVL.g_TcLCS_P.CLSModel</w:t>
+            </w:r>
           </w:p>
         </w:tc>
         <w:tc>
@@ -5318,14 +4622,12 @@
             <w:pPr>
               <w:cnfStyle w:val="000000100000" w:firstRow="0" w:lastRow="0" w:firstColumn="0" w:lastColumn="0" w:oddVBand="0" w:evenVBand="0" w:oddHBand="1" w:evenHBand="0" w:firstRowFirstColumn="0" w:firstRowLastColumn="0" w:lastRowFirstColumn="0" w:lastRowLastColumn="0"/>
             </w:pPr>
-            <w:proofErr w:type="spellStart"/>
             <w:r>
               <w:rPr>
                 <w:sz w:val="19"/>
               </w:rPr>
               <w:t>CLSParam</w:t>
             </w:r>
-            <w:proofErr w:type="spellEnd"/>
           </w:p>
         </w:tc>
         <w:tc>
@@ -5336,22 +4638,12 @@
             <w:pPr>
               <w:cnfStyle w:val="000000100000" w:firstRow="0" w:lastRow="0" w:firstColumn="0" w:lastColumn="0" w:oddVBand="0" w:evenVBand="0" w:oddHBand="1" w:evenHBand="0" w:firstRowFirstColumn="0" w:firstRowLastColumn="0" w:lastRowFirstColumn="0" w:lastRowLastColumn="0"/>
             </w:pPr>
-            <w:proofErr w:type="spellStart"/>
-            <w:r>
-              <w:rPr>
-                <w:sz w:val="19"/>
-              </w:rPr>
-              <w:t>GVL.g_TcLCS_</w:t>
-            </w:r>
-            <w:proofErr w:type="gramStart"/>
-            <w:r>
-              <w:rPr>
-                <w:sz w:val="19"/>
-              </w:rPr>
-              <w:t>P.CLSParam</w:t>
-            </w:r>
-            <w:proofErr w:type="spellEnd"/>
-            <w:proofErr w:type="gramEnd"/>
+            <w:r>
+              <w:rPr>
+                <w:sz w:val="19"/>
+              </w:rPr>
+              <w:t>GVL.g_TcLCS_P.CLSParam</w:t>
+            </w:r>
           </w:p>
         </w:tc>
         <w:tc>
@@ -5443,21 +4735,7 @@
               <w:rPr>
                 <w:sz w:val="19"/>
               </w:rPr>
-              <w:t>GVL.g_TcLCS_</w:t>
-            </w:r>
-            <w:proofErr w:type="gramStart"/>
-            <w:r>
-              <w:rPr>
-                <w:sz w:val="19"/>
-              </w:rPr>
-              <w:t>P.CLS</w:t>
-            </w:r>
-            <w:proofErr w:type="gramEnd"/>
-            <w:r>
-              <w:rPr>
-                <w:sz w:val="19"/>
-              </w:rPr>
-              <w:t>5K</w:t>
+              <w:t>GVL.g_TcLCS_P.CLS5K</w:t>
             </w:r>
           </w:p>
         </w:tc>
@@ -5530,14 +4808,12 @@
             <w:pPr>
               <w:cnfStyle w:val="000000100000" w:firstRow="0" w:lastRow="0" w:firstColumn="0" w:lastColumn="0" w:oddVBand="0" w:evenVBand="0" w:oddHBand="1" w:evenHBand="0" w:firstRowFirstColumn="0" w:firstRowLastColumn="0" w:lastRowFirstColumn="0" w:lastRowLastColumn="0"/>
             </w:pPr>
-            <w:proofErr w:type="spellStart"/>
             <w:r>
               <w:rPr>
                 <w:sz w:val="19"/>
               </w:rPr>
               <w:t>CLSConsts</w:t>
             </w:r>
-            <w:proofErr w:type="spellEnd"/>
           </w:p>
         </w:tc>
         <w:tc>
@@ -5548,22 +4824,12 @@
             <w:pPr>
               <w:cnfStyle w:val="000000100000" w:firstRow="0" w:lastRow="0" w:firstColumn="0" w:lastColumn="0" w:oddVBand="0" w:evenVBand="0" w:oddHBand="1" w:evenHBand="0" w:firstRowFirstColumn="0" w:firstRowLastColumn="0" w:lastRowFirstColumn="0" w:lastRowLastColumn="0"/>
             </w:pPr>
-            <w:proofErr w:type="spellStart"/>
-            <w:r>
-              <w:rPr>
-                <w:sz w:val="19"/>
-              </w:rPr>
-              <w:t>GVL.g_TcLCS_</w:t>
-            </w:r>
-            <w:proofErr w:type="gramStart"/>
-            <w:r>
-              <w:rPr>
-                <w:sz w:val="19"/>
-              </w:rPr>
-              <w:t>P.CLSConsts</w:t>
-            </w:r>
-            <w:proofErr w:type="spellEnd"/>
-            <w:proofErr w:type="gramEnd"/>
+            <w:r>
+              <w:rPr>
+                <w:sz w:val="19"/>
+              </w:rPr>
+              <w:t>GVL.g_TcLCS_P.CLSConsts</w:t>
+            </w:r>
           </w:p>
         </w:tc>
         <w:tc>
@@ -5635,14 +4901,12 @@
             <w:pPr>
               <w:cnfStyle w:val="000000010000" w:firstRow="0" w:lastRow="0" w:firstColumn="0" w:lastColumn="0" w:oddVBand="0" w:evenVBand="0" w:oddHBand="0" w:evenHBand="1" w:firstRowFirstColumn="0" w:firstRowLastColumn="0" w:lastRowFirstColumn="0" w:lastRowLastColumn="0"/>
             </w:pPr>
-            <w:proofErr w:type="spellStart"/>
             <w:r>
               <w:rPr>
                 <w:sz w:val="19"/>
               </w:rPr>
               <w:t>TestMDL</w:t>
             </w:r>
-            <w:proofErr w:type="spellEnd"/>
           </w:p>
         </w:tc>
         <w:tc>
@@ -5653,22 +4917,12 @@
             <w:pPr>
               <w:cnfStyle w:val="000000010000" w:firstRow="0" w:lastRow="0" w:firstColumn="0" w:lastColumn="0" w:oddVBand="0" w:evenVBand="0" w:oddHBand="0" w:evenHBand="1" w:firstRowFirstColumn="0" w:firstRowLastColumn="0" w:lastRowFirstColumn="0" w:lastRowLastColumn="0"/>
             </w:pPr>
-            <w:proofErr w:type="spellStart"/>
-            <w:r>
-              <w:rPr>
-                <w:sz w:val="19"/>
-              </w:rPr>
-              <w:t>GVL.g_TcLCS_</w:t>
-            </w:r>
-            <w:proofErr w:type="gramStart"/>
-            <w:r>
-              <w:rPr>
-                <w:sz w:val="19"/>
-              </w:rPr>
-              <w:t>P.TestMDL</w:t>
-            </w:r>
-            <w:proofErr w:type="spellEnd"/>
-            <w:proofErr w:type="gramEnd"/>
+            <w:r>
+              <w:rPr>
+                <w:sz w:val="19"/>
+              </w:rPr>
+              <w:t>GVL.g_TcLCS_P.TestMDL</w:t>
+            </w:r>
           </w:p>
         </w:tc>
         <w:tc>
@@ -5740,14 +4994,12 @@
             <w:pPr>
               <w:cnfStyle w:val="000000100000" w:firstRow="0" w:lastRow="0" w:firstColumn="0" w:lastColumn="0" w:oddVBand="0" w:evenVBand="0" w:oddHBand="1" w:evenHBand="0" w:firstRowFirstColumn="0" w:firstRowLastColumn="0" w:lastRowFirstColumn="0" w:lastRowLastColumn="0"/>
             </w:pPr>
-            <w:proofErr w:type="spellStart"/>
             <w:r>
               <w:rPr>
                 <w:sz w:val="19"/>
               </w:rPr>
               <w:t>CLSEnum</w:t>
             </w:r>
-            <w:proofErr w:type="spellEnd"/>
           </w:p>
         </w:tc>
         <w:tc>
@@ -5758,22 +5010,12 @@
             <w:pPr>
               <w:cnfStyle w:val="000000100000" w:firstRow="0" w:lastRow="0" w:firstColumn="0" w:lastColumn="0" w:oddVBand="0" w:evenVBand="0" w:oddHBand="1" w:evenHBand="0" w:firstRowFirstColumn="0" w:firstRowLastColumn="0" w:lastRowFirstColumn="0" w:lastRowLastColumn="0"/>
             </w:pPr>
-            <w:proofErr w:type="spellStart"/>
-            <w:r>
-              <w:rPr>
-                <w:sz w:val="19"/>
-              </w:rPr>
-              <w:t>GVL.g_TcLCS_</w:t>
-            </w:r>
-            <w:proofErr w:type="gramStart"/>
-            <w:r>
-              <w:rPr>
-                <w:sz w:val="19"/>
-              </w:rPr>
-              <w:t>P.CLSEnum</w:t>
-            </w:r>
-            <w:proofErr w:type="spellEnd"/>
-            <w:proofErr w:type="gramEnd"/>
+            <w:r>
+              <w:rPr>
+                <w:sz w:val="19"/>
+              </w:rPr>
+              <w:t>GVL.g_TcLCS_P.CLSEnum</w:t>
+            </w:r>
           </w:p>
         </w:tc>
         <w:tc>
@@ -5861,22 +5103,12 @@
             <w:pPr>
               <w:cnfStyle w:val="000000010000" w:firstRow="0" w:lastRow="0" w:firstColumn="0" w:lastColumn="0" w:oddVBand="0" w:evenVBand="0" w:oddHBand="0" w:evenHBand="1" w:firstRowFirstColumn="0" w:firstRowLastColumn="0" w:lastRowFirstColumn="0" w:lastRowLastColumn="0"/>
             </w:pPr>
-            <w:proofErr w:type="spellStart"/>
-            <w:r>
-              <w:rPr>
-                <w:sz w:val="19"/>
-              </w:rPr>
-              <w:t>GVL.g_TcLCS_</w:t>
-            </w:r>
-            <w:proofErr w:type="gramStart"/>
-            <w:r>
-              <w:rPr>
-                <w:sz w:val="19"/>
-              </w:rPr>
-              <w:t>P.XT</w:t>
-            </w:r>
-            <w:proofErr w:type="spellEnd"/>
-            <w:proofErr w:type="gramEnd"/>
+            <w:r>
+              <w:rPr>
+                <w:sz w:val="19"/>
+              </w:rPr>
+              <w:t>GVL.g_TcLCS_P.XT</w:t>
+            </w:r>
           </w:p>
         </w:tc>
         <w:tc>
@@ -6041,14 +5273,12 @@
             <w:pPr>
               <w:cnfStyle w:val="000000010000" w:firstRow="0" w:lastRow="0" w:firstColumn="0" w:lastColumn="0" w:oddVBand="0" w:evenVBand="0" w:oddHBand="0" w:evenHBand="1" w:firstRowFirstColumn="0" w:firstRowLastColumn="0" w:lastRowFirstColumn="0" w:lastRowLastColumn="0"/>
             </w:pPr>
-            <w:proofErr w:type="spellStart"/>
             <w:r>
               <w:rPr>
                 <w:sz w:val="19"/>
               </w:rPr>
               <w:t>DeviceInfo</w:t>
             </w:r>
-            <w:proofErr w:type="spellEnd"/>
           </w:p>
         </w:tc>
         <w:tc>
@@ -6059,33 +5289,11 @@
             <w:pPr>
               <w:cnfStyle w:val="000000010000" w:firstRow="0" w:lastRow="0" w:firstColumn="0" w:lastColumn="0" w:oddVBand="0" w:evenVBand="0" w:oddHBand="0" w:evenHBand="1" w:firstRowFirstColumn="0" w:firstRowLastColumn="0" w:lastRowFirstColumn="0" w:lastRowLastColumn="0"/>
             </w:pPr>
-            <w:proofErr w:type="spellStart"/>
-            <w:r>
-              <w:rPr>
-                <w:sz w:val="19"/>
-              </w:rPr>
-              <w:t>GVL.DeviceInfo</w:t>
-            </w:r>
-            <w:proofErr w:type="spellEnd"/>
-            <w:r>
-              <w:rPr>
-                <w:sz w:val="19"/>
-              </w:rPr>
-              <w:t xml:space="preserve"> (</w:t>
-            </w:r>
-            <w:proofErr w:type="spellStart"/>
-            <w:r>
-              <w:rPr>
-                <w:sz w:val="19"/>
-              </w:rPr>
-              <w:t>ST_DeviceInfo</w:t>
-            </w:r>
-            <w:proofErr w:type="spellEnd"/>
-            <w:r>
-              <w:rPr>
-                <w:sz w:val="19"/>
-              </w:rPr>
-              <w:t>)</w:t>
+            <w:r>
+              <w:rPr>
+                <w:sz w:val="19"/>
+              </w:rPr>
+              <w:t>GVL.DeviceInfo (ST_DeviceInfo)</w:t>
             </w:r>
           </w:p>
         </w:tc>
@@ -6169,14 +5377,12 @@
             <w:pPr>
               <w:cnfStyle w:val="000000100000" w:firstRow="0" w:lastRow="0" w:firstColumn="0" w:lastColumn="0" w:oddVBand="0" w:evenVBand="0" w:oddHBand="1" w:evenHBand="0" w:firstRowFirstColumn="0" w:firstRowLastColumn="0" w:lastRowFirstColumn="0" w:lastRowLastColumn="0"/>
             </w:pPr>
-            <w:proofErr w:type="spellStart"/>
             <w:r>
               <w:rPr>
                 <w:sz w:val="19"/>
               </w:rPr>
               <w:t>UdpDataCfg</w:t>
             </w:r>
-            <w:proofErr w:type="spellEnd"/>
           </w:p>
         </w:tc>
         <w:tc>
@@ -6187,35 +5393,11 @@
             <w:pPr>
               <w:cnfStyle w:val="000000100000" w:firstRow="0" w:lastRow="0" w:firstColumn="0" w:lastColumn="0" w:oddVBand="0" w:evenVBand="0" w:oddHBand="1" w:evenHBand="0" w:firstRowFirstColumn="0" w:firstRowLastColumn="0" w:lastRowFirstColumn="0" w:lastRowLastColumn="0"/>
             </w:pPr>
-            <w:proofErr w:type="spellStart"/>
-            <w:proofErr w:type="gramStart"/>
-            <w:r>
-              <w:rPr>
-                <w:sz w:val="19"/>
-              </w:rPr>
-              <w:t>GVL.DataUDP</w:t>
-            </w:r>
-            <w:proofErr w:type="spellEnd"/>
-            <w:r>
-              <w:rPr>
-                <w:sz w:val="19"/>
-              </w:rPr>
-              <w:t xml:space="preserve">  (</w:t>
-            </w:r>
-            <w:proofErr w:type="spellStart"/>
-            <w:proofErr w:type="gramEnd"/>
-            <w:r>
-              <w:rPr>
-                <w:sz w:val="19"/>
-              </w:rPr>
-              <w:t>ST_UDP_Parameter</w:t>
-            </w:r>
-            <w:proofErr w:type="spellEnd"/>
-            <w:r>
-              <w:rPr>
-                <w:sz w:val="19"/>
-              </w:rPr>
-              <w:t>)</w:t>
+            <w:r>
+              <w:rPr>
+                <w:sz w:val="19"/>
+              </w:rPr>
+              <w:t>GVL.DataUDP  (ST_UDP_Parameter)</w:t>
             </w:r>
           </w:p>
         </w:tc>
@@ -6288,14 +5470,12 @@
             <w:pPr>
               <w:cnfStyle w:val="000000010000" w:firstRow="0" w:lastRow="0" w:firstColumn="0" w:lastColumn="0" w:oddVBand="0" w:evenVBand="0" w:oddHBand="0" w:evenHBand="1" w:firstRowFirstColumn="0" w:firstRowLastColumn="0" w:lastRowFirstColumn="0" w:lastRowLastColumn="0"/>
             </w:pPr>
-            <w:proofErr w:type="spellStart"/>
             <w:r>
               <w:rPr>
                 <w:sz w:val="19"/>
               </w:rPr>
               <w:t>UdpParamCfg</w:t>
             </w:r>
-            <w:proofErr w:type="spellEnd"/>
           </w:p>
         </w:tc>
         <w:tc>
@@ -6306,33 +5486,11 @@
             <w:pPr>
               <w:cnfStyle w:val="000000010000" w:firstRow="0" w:lastRow="0" w:firstColumn="0" w:lastColumn="0" w:oddVBand="0" w:evenVBand="0" w:oddHBand="0" w:evenHBand="1" w:firstRowFirstColumn="0" w:firstRowLastColumn="0" w:lastRowFirstColumn="0" w:lastRowLastColumn="0"/>
             </w:pPr>
-            <w:proofErr w:type="spellStart"/>
-            <w:r>
-              <w:rPr>
-                <w:sz w:val="19"/>
-              </w:rPr>
-              <w:t>GVL.ParamUDP</w:t>
-            </w:r>
-            <w:proofErr w:type="spellEnd"/>
-            <w:r>
-              <w:rPr>
-                <w:sz w:val="19"/>
-              </w:rPr>
-              <w:t xml:space="preserve"> (</w:t>
-            </w:r>
-            <w:proofErr w:type="spellStart"/>
-            <w:r>
-              <w:rPr>
-                <w:sz w:val="19"/>
-              </w:rPr>
-              <w:t>ST_UDP_Parameter</w:t>
-            </w:r>
-            <w:proofErr w:type="spellEnd"/>
-            <w:r>
-              <w:rPr>
-                <w:sz w:val="19"/>
-              </w:rPr>
-              <w:t>)</w:t>
+            <w:r>
+              <w:rPr>
+                <w:sz w:val="19"/>
+              </w:rPr>
+              <w:t>GVL.ParamUDP (ST_UDP_Parameter)</w:t>
             </w:r>
           </w:p>
         </w:tc>
@@ -6416,14 +5574,12 @@
                 <w:sz w:val="19"/>
               </w:rPr>
             </w:pPr>
-            <w:proofErr w:type="spellStart"/>
             <w:r>
               <w:rPr>
                 <w:sz w:val="19"/>
               </w:rPr>
               <w:t>TcLCS_CtrlIn</w:t>
             </w:r>
-            <w:proofErr w:type="spellEnd"/>
           </w:p>
         </w:tc>
         <w:tc>
@@ -6438,39 +5594,19 @@
                 <w:lang w:eastAsia="zh-CN"/>
               </w:rPr>
             </w:pPr>
-            <w:proofErr w:type="spellStart"/>
             <w:r>
               <w:rPr>
                 <w:sz w:val="19"/>
               </w:rPr>
               <w:t>GVL.CLSCtrlIn</w:t>
             </w:r>
-            <w:proofErr w:type="spellEnd"/>
             <w:r>
               <w:rPr>
                 <w:rFonts w:hint="eastAsia"/>
                 <w:sz w:val="19"/>
                 <w:lang w:eastAsia="zh-CN"/>
               </w:rPr>
-              <w:t>(</w:t>
-            </w:r>
-            <w:proofErr w:type="spellStart"/>
-            <w:r>
-              <w:rPr>
-                <w:rFonts w:hint="eastAsia"/>
-                <w:sz w:val="19"/>
-                <w:lang w:eastAsia="zh-CN"/>
-              </w:rPr>
-              <w:t>ST_TcLCS_U</w:t>
-            </w:r>
-            <w:proofErr w:type="spellEnd"/>
-            <w:r>
-              <w:rPr>
-                <w:rFonts w:hint="eastAsia"/>
-                <w:sz w:val="19"/>
-                <w:lang w:eastAsia="zh-CN"/>
-              </w:rPr>
-              <w:t>)</w:t>
+              <w:t>(ST_TcLCS_U)</w:t>
             </w:r>
           </w:p>
         </w:tc>
@@ -6564,7 +5700,6 @@
                 <w:lang w:eastAsia="zh-CN"/>
               </w:rPr>
             </w:pPr>
-            <w:proofErr w:type="spellStart"/>
             <w:r>
               <w:rPr>
                 <w:rFonts w:hint="eastAsia"/>
@@ -6573,7 +5708,6 @@
               </w:rPr>
               <w:t>TcLCS_CtrlOut</w:t>
             </w:r>
-            <w:proofErr w:type="spellEnd"/>
           </w:p>
         </w:tc>
         <w:tc>
@@ -6588,23 +5722,13 @@
                 <w:lang w:eastAsia="zh-CN"/>
               </w:rPr>
             </w:pPr>
-            <w:proofErr w:type="spellStart"/>
             <w:r>
               <w:rPr>
                 <w:rFonts w:hint="eastAsia"/>
                 <w:sz w:val="19"/>
                 <w:lang w:eastAsia="zh-CN"/>
               </w:rPr>
-              <w:t>GVL.CLSCtrlOut</w:t>
-            </w:r>
-            <w:proofErr w:type="spellEnd"/>
-            <w:r>
-              <w:rPr>
-                <w:rFonts w:hint="eastAsia"/>
-                <w:sz w:val="19"/>
-                <w:lang w:eastAsia="zh-CN"/>
-              </w:rPr>
-              <w:t>(ST_TcLCS_Y)</w:t>
+              <w:t>GVL.CLSCtrlOut(ST_TcLCS_Y)</w:t>
             </w:r>
           </w:p>
         </w:tc>
@@ -6705,14 +5829,12 @@
             <w:pPr>
               <w:cnfStyle w:val="000000100000" w:firstRow="0" w:lastRow="0" w:firstColumn="0" w:lastColumn="0" w:oddVBand="0" w:evenVBand="0" w:oddHBand="1" w:evenHBand="0" w:firstRowFirstColumn="0" w:firstRowLastColumn="0" w:lastRowFirstColumn="0" w:lastRowLastColumn="0"/>
             </w:pPr>
-            <w:proofErr w:type="spellStart"/>
             <w:r>
               <w:rPr>
                 <w:sz w:val="19"/>
               </w:rPr>
               <w:t>预留</w:t>
             </w:r>
-            <w:proofErr w:type="spellEnd"/>
           </w:p>
         </w:tc>
         <w:tc>
@@ -6755,14 +5877,12 @@
             <w:pPr>
               <w:cnfStyle w:val="000000100000" w:firstRow="0" w:lastRow="0" w:firstColumn="0" w:lastColumn="0" w:oddVBand="0" w:evenVBand="0" w:oddHBand="1" w:evenHBand="0" w:firstRowFirstColumn="0" w:firstRowLastColumn="0" w:lastRowFirstColumn="0" w:lastRowLastColumn="0"/>
             </w:pPr>
-            <w:proofErr w:type="spellStart"/>
             <w:r>
               <w:rPr>
                 <w:sz w:val="19"/>
               </w:rPr>
               <w:t>未来分片扩展</w:t>
             </w:r>
-            <w:proofErr w:type="spellEnd"/>
           </w:p>
         </w:tc>
       </w:tr>
@@ -6784,7 +5904,6 @@
         <w:lastRenderedPageBreak/>
         <w:t xml:space="preserve">5. </w:t>
       </w:r>
-      <w:proofErr w:type="spellStart"/>
       <w:r>
         <w:rPr>
           <w:rFonts w:ascii="Calibri" w:eastAsia="微软雅黑" w:hAnsi="Calibri"/>
@@ -6792,7 +5911,6 @@
         </w:rPr>
         <w:t>会话管理与幂等机制</w:t>
       </w:r>
-      <w:proofErr w:type="spellEnd"/>
     </w:p>
     <w:p>
       <w:pPr>
@@ -6803,61 +5921,25 @@
           <w:rFonts w:ascii="Calibri" w:eastAsia="微软雅黑" w:hAnsi="Calibri"/>
           <w:color w:val="1F3A5F"/>
         </w:rPr>
-        <w:t xml:space="preserve">5.1 </w:t>
-      </w:r>
-      <w:proofErr w:type="spellStart"/>
+        <w:t xml:space="preserve">5.1 SeqNo </w:t>
+      </w:r>
       <w:r>
         <w:rPr>
           <w:rFonts w:ascii="Calibri" w:eastAsia="微软雅黑" w:hAnsi="Calibri"/>
           <w:color w:val="1F3A5F"/>
         </w:rPr>
-        <w:t>SeqNo</w:t>
-      </w:r>
-      <w:proofErr w:type="spellEnd"/>
-      <w:r>
-        <w:rPr>
-          <w:rFonts w:ascii="Calibri" w:eastAsia="微软雅黑" w:hAnsi="Calibri"/>
-          <w:color w:val="1F3A5F"/>
-        </w:rPr>
-        <w:t xml:space="preserve"> </w:t>
-      </w:r>
-      <w:proofErr w:type="spellStart"/>
-      <w:r>
-        <w:rPr>
-          <w:rFonts w:ascii="Calibri" w:eastAsia="微软雅黑" w:hAnsi="Calibri"/>
-          <w:color w:val="1F3A5F"/>
-        </w:rPr>
         <w:t>规则</w:t>
       </w:r>
-      <w:proofErr w:type="spellEnd"/>
     </w:p>
     <w:p>
       <w:r>
-        <w:t xml:space="preserve">• </w:t>
-      </w:r>
-      <w:proofErr w:type="spellStart"/>
-      <w:r>
-        <w:t>SeqNo</w:t>
-      </w:r>
-      <w:proofErr w:type="spellEnd"/>
-      <w:r>
-        <w:t xml:space="preserve"> </w:t>
-      </w:r>
-      <w:proofErr w:type="spellStart"/>
+        <w:t xml:space="preserve">• SeqNo </w:t>
+      </w:r>
       <w:r>
         <w:t>取值范围</w:t>
       </w:r>
-      <w:proofErr w:type="spellEnd"/>
-      <w:r>
-        <w:t xml:space="preserve"> </w:t>
-      </w:r>
-      <w:proofErr w:type="gramStart"/>
-      <w:r>
-        <w:t>1..</w:t>
-      </w:r>
-      <w:proofErr w:type="gramEnd"/>
-      <w:r>
-        <w:t>0xFFFF</w:t>
+      <w:r>
+        <w:t xml:space="preserve"> 1..0xFFFF</w:t>
       </w:r>
       <w:r>
         <w:t>，</w:t>
@@ -6865,15 +5947,12 @@
       <w:r>
         <w:t xml:space="preserve">0 </w:t>
       </w:r>
-      <w:proofErr w:type="spellStart"/>
       <w:r>
         <w:t>保留用于</w:t>
       </w:r>
-      <w:proofErr w:type="spellEnd"/>
       <w:r>
         <w:t xml:space="preserve"> HELLO </w:t>
       </w:r>
-      <w:proofErr w:type="spellStart"/>
       <w:r>
         <w:t>或</w:t>
       </w:r>
@@ -6887,30 +5966,22 @@
         <w:t>"</w:t>
       </w:r>
       <w:r>
-        <w:t>标记</w:t>
-      </w:r>
-      <w:proofErr w:type="spellEnd"/>
-      <w:r>
-        <w:t>。</w:t>
+        <w:t>标记。</w:t>
       </w:r>
     </w:p>
     <w:p>
       <w:r>
         <w:t xml:space="preserve">• </w:t>
       </w:r>
-      <w:proofErr w:type="spellStart"/>
       <w:r>
         <w:t>同一个</w:t>
       </w:r>
-      <w:proofErr w:type="spellEnd"/>
       <w:r>
         <w:t xml:space="preserve"> Request </w:t>
       </w:r>
-      <w:proofErr w:type="spellStart"/>
       <w:r>
         <w:t>与其对应</w:t>
       </w:r>
-      <w:proofErr w:type="spellEnd"/>
       <w:r>
         <w:t xml:space="preserve"> Response </w:t>
       </w:r>
@@ -6918,34 +5989,19 @@
         <w:t>的</w:t>
       </w:r>
       <w:r>
-        <w:t xml:space="preserve"> </w:t>
-      </w:r>
-      <w:proofErr w:type="spellStart"/>
-      <w:r>
-        <w:t>SeqNo</w:t>
-      </w:r>
-      <w:proofErr w:type="spellEnd"/>
-      <w:r>
-        <w:t xml:space="preserve"> </w:t>
-      </w:r>
-      <w:proofErr w:type="spellStart"/>
-      <w:r>
-        <w:t>必须完全一致，主站原样回填</w:t>
-      </w:r>
-      <w:proofErr w:type="spellEnd"/>
-      <w:r>
-        <w:t>。</w:t>
+        <w:t xml:space="preserve"> SeqNo </w:t>
+      </w:r>
+      <w:r>
+        <w:t>必须完全一致，主站原样回填。</w:t>
       </w:r>
     </w:p>
     <w:p>
       <w:r>
         <w:t xml:space="preserve">• </w:t>
       </w:r>
-      <w:proofErr w:type="spellStart"/>
       <w:r>
         <w:t>上位机对</w:t>
       </w:r>
-      <w:proofErr w:type="spellEnd"/>
       <w:r>
         <w:t xml:space="preserve"> WRITE_REQ </w:t>
       </w:r>
@@ -6953,34 +6009,16 @@
         <w:t>的</w:t>
       </w:r>
       <w:r>
-        <w:t xml:space="preserve"> </w:t>
-      </w:r>
-      <w:proofErr w:type="spellStart"/>
-      <w:r>
-        <w:t>SeqNo</w:t>
-      </w:r>
-      <w:proofErr w:type="spellEnd"/>
-      <w:r>
-        <w:t xml:space="preserve"> </w:t>
-      </w:r>
-      <w:proofErr w:type="spellStart"/>
+        <w:t xml:space="preserve"> SeqNo </w:t>
+      </w:r>
       <w:r>
         <w:t>建议严格递增（跳过</w:t>
       </w:r>
-      <w:proofErr w:type="spellEnd"/>
       <w:r>
         <w:t xml:space="preserve"> 0</w:t>
       </w:r>
       <w:r>
-        <w:t>），</w:t>
-      </w:r>
-      <w:proofErr w:type="spellStart"/>
-      <w:r>
-        <w:t>避免与幂等缓存撞号</w:t>
-      </w:r>
-      <w:proofErr w:type="spellEnd"/>
-      <w:r>
-        <w:t>。</w:t>
+        <w:t>），避免与幂等缓存撞号。</w:t>
       </w:r>
     </w:p>
     <w:p>
@@ -6993,32 +6031,20 @@
       <w:r>
         <w:t xml:space="preserve"> READ / PING / SAVE_PERSIST </w:t>
       </w:r>
-      <w:proofErr w:type="spellStart"/>
       <w:r>
         <w:t>等幂等请求，</w:t>
       </w:r>
       <w:r>
-        <w:t>SeqNo</w:t>
-      </w:r>
-      <w:proofErr w:type="spellEnd"/>
-      <w:r>
-        <w:t xml:space="preserve"> </w:t>
-      </w:r>
-      <w:proofErr w:type="spellStart"/>
+        <w:t xml:space="preserve">SeqNo </w:t>
+      </w:r>
       <w:r>
         <w:t>仅用于</w:t>
       </w:r>
-      <w:proofErr w:type="spellEnd"/>
       <w:r>
         <w:t xml:space="preserve"> Req/Resp </w:t>
       </w:r>
-      <w:proofErr w:type="spellStart"/>
-      <w:r>
-        <w:t>匹配，不受历史值限制</w:t>
-      </w:r>
-      <w:proofErr w:type="spellEnd"/>
-      <w:r>
-        <w:t>。</w:t>
+      <w:r>
+        <w:t>匹配，不受历史值限制。</w:t>
       </w:r>
     </w:p>
     <w:p>
@@ -7043,41 +6069,13 @@
         <w:rPr>
           <w:lang w:eastAsia="zh-CN"/>
         </w:rPr>
-        <w:t xml:space="preserve"> </w:t>
-      </w:r>
-      <w:proofErr w:type="spellStart"/>
-      <w:r>
-        <w:rPr>
-          <w:lang w:eastAsia="zh-CN"/>
-        </w:rPr>
-        <w:t>SeqNo</w:t>
-      </w:r>
-      <w:proofErr w:type="spellEnd"/>
-      <w:r>
-        <w:rPr>
-          <w:lang w:eastAsia="zh-CN"/>
-        </w:rPr>
-        <w:t xml:space="preserve"> </w:t>
-      </w:r>
-      <w:r>
-        <w:rPr>
-          <w:lang w:eastAsia="zh-CN"/>
-        </w:rPr>
-        <w:t>任意值均合法，不参与</w:t>
-      </w:r>
-      <w:proofErr w:type="gramStart"/>
-      <w:r>
-        <w:rPr>
-          <w:lang w:eastAsia="zh-CN"/>
-        </w:rPr>
-        <w:t>幂</w:t>
-      </w:r>
-      <w:proofErr w:type="gramEnd"/>
-      <w:r>
-        <w:rPr>
-          <w:lang w:eastAsia="zh-CN"/>
-        </w:rPr>
-        <w:t>等缓存比较，推荐使用</w:t>
+        <w:t xml:space="preserve"> SeqNo </w:t>
+      </w:r>
+      <w:r>
+        <w:rPr>
+          <w:lang w:eastAsia="zh-CN"/>
+        </w:rPr>
+        <w:t>任意值均合法，不参与幂等缓存比较，推荐使用</w:t>
       </w:r>
       <w:r>
         <w:rPr>
@@ -7127,7 +6125,6 @@
         </w:rPr>
         <w:t xml:space="preserve">5.2 </w:t>
       </w:r>
-      <w:proofErr w:type="spellStart"/>
       <w:r>
         <w:rPr>
           <w:rFonts w:ascii="Calibri" w:eastAsia="微软雅黑" w:hAnsi="Calibri"/>
@@ -7140,46 +6137,26 @@
           <w:rFonts w:ascii="Calibri" w:eastAsia="微软雅黑" w:hAnsi="Calibri"/>
           <w:color w:val="1F3A5F"/>
         </w:rPr>
-        <w:t>Idempotency</w:t>
-      </w:r>
-      <w:proofErr w:type="spellEnd"/>
+        <w:t>Idempotency Cache</w:t>
+      </w:r>
       <w:r>
         <w:rPr>
           <w:rFonts w:ascii="Calibri" w:eastAsia="微软雅黑" w:hAnsi="Calibri"/>
           <w:color w:val="1F3A5F"/>
         </w:rPr>
-        <w:t xml:space="preserve"> Cache</w:t>
-      </w:r>
-      <w:r>
-        <w:rPr>
-          <w:rFonts w:ascii="Calibri" w:eastAsia="微软雅黑" w:hAnsi="Calibri"/>
-          <w:color w:val="1F3A5F"/>
-        </w:rPr>
         <w:t>）</w:t>
       </w:r>
     </w:p>
     <w:p>
-      <w:proofErr w:type="spellStart"/>
       <w:r>
         <w:t>主站维护一个容量为</w:t>
       </w:r>
-      <w:proofErr w:type="spellEnd"/>
-      <w:r>
-        <w:t xml:space="preserve"> </w:t>
-      </w:r>
-      <w:proofErr w:type="gramStart"/>
-      <w:r>
-        <w:t>8</w:t>
-      </w:r>
-      <w:proofErr w:type="gramEnd"/>
-      <w:r>
-        <w:t xml:space="preserve"> </w:t>
-      </w:r>
-      <w:proofErr w:type="spellStart"/>
+      <w:r>
+        <w:t xml:space="preserve"> 8 </w:t>
+      </w:r>
       <w:r>
         <w:t>的环形缓存，用于记录最近成功执行的</w:t>
       </w:r>
-      <w:proofErr w:type="spellEnd"/>
       <w:r>
         <w:t xml:space="preserve"> WRITE_REQ </w:t>
       </w:r>
@@ -7187,64 +6164,34 @@
         <w:t>的</w:t>
       </w:r>
       <w:r>
-        <w:t xml:space="preserve"> </w:t>
-      </w:r>
-      <w:proofErr w:type="spellStart"/>
-      <w:r>
-        <w:t>SeqNo</w:t>
+        <w:t xml:space="preserve"> SeqNo</w:t>
       </w:r>
       <w:r>
         <w:t>。当收到</w:t>
       </w:r>
-      <w:proofErr w:type="spellEnd"/>
       <w:r>
         <w:t xml:space="preserve"> WRITE_REQ </w:t>
       </w:r>
-      <w:proofErr w:type="spellStart"/>
       <w:r>
         <w:t>时，若</w:t>
       </w:r>
-      <w:proofErr w:type="spellEnd"/>
-      <w:r>
-        <w:t xml:space="preserve"> </w:t>
-      </w:r>
-      <w:proofErr w:type="spellStart"/>
-      <w:r>
-        <w:t>SeqNo</w:t>
-      </w:r>
-      <w:proofErr w:type="spellEnd"/>
-      <w:r>
-        <w:t xml:space="preserve"> </w:t>
-      </w:r>
-      <w:proofErr w:type="spellStart"/>
+      <w:r>
+        <w:t xml:space="preserve"> SeqNo </w:t>
+      </w:r>
       <w:r>
         <w:t>命中缓存（且非</w:t>
       </w:r>
-      <w:proofErr w:type="spellEnd"/>
       <w:r>
         <w:t xml:space="preserve"> 0</w:t>
       </w:r>
       <w:r>
-        <w:t>），</w:t>
-      </w:r>
-      <w:proofErr w:type="spellStart"/>
-      <w:r>
-        <w:t>视为重放：不再执行写入，仅重发上次的</w:t>
-      </w:r>
-      <w:proofErr w:type="spellEnd"/>
-      <w:r>
-        <w:t xml:space="preserve"> </w:t>
-      </w:r>
-      <w:proofErr w:type="spellStart"/>
-      <w:r>
-        <w:t>WRITE_ACK</w:t>
-      </w:r>
-      <w:r>
-        <w:t>，以保证幂等性</w:t>
-      </w:r>
-      <w:proofErr w:type="spellEnd"/>
-      <w:r>
-        <w:t>。</w:t>
+        <w:t>），视为重放：不再执行写入，仅重发上次的</w:t>
+      </w:r>
+      <w:r>
+        <w:t xml:space="preserve"> WRITE_ACK</w:t>
+      </w:r>
+      <w:r>
+        <w:t>，以保证幂等性。</w:t>
       </w:r>
     </w:p>
     <w:p>
@@ -7289,16 +6236,8 @@
         <w:rPr>
           <w:lang w:eastAsia="zh-CN"/>
         </w:rPr>
-        <w:t>程序首次运行时（</w:t>
-      </w:r>
-      <w:proofErr w:type="gramStart"/>
-      <w:r>
-        <w:rPr>
-          <w:lang w:eastAsia="zh-CN"/>
-        </w:rPr>
-        <w:t>全槽置</w:t>
-      </w:r>
-      <w:proofErr w:type="gramEnd"/>
+        <w:t>程序首次运行时（全槽置</w:t>
+      </w:r>
       <w:r>
         <w:rPr>
           <w:lang w:eastAsia="zh-CN"/>
@@ -7340,16 +6279,8 @@
         <w:rPr>
           <w:lang w:eastAsia="zh-CN"/>
         </w:rPr>
-        <w:t>帧时（</w:t>
-      </w:r>
-      <w:proofErr w:type="gramStart"/>
-      <w:r>
-        <w:rPr>
-          <w:lang w:eastAsia="zh-CN"/>
-        </w:rPr>
-        <w:t>全槽置</w:t>
-      </w:r>
-      <w:proofErr w:type="gramEnd"/>
+        <w:t>帧时（全槽置</w:t>
+      </w:r>
       <w:r>
         <w:rPr>
           <w:lang w:eastAsia="zh-CN"/>
@@ -7381,37 +6312,20 @@
       <w:r>
         <w:t xml:space="preserve">• </w:t>
       </w:r>
-      <w:proofErr w:type="spellStart"/>
       <w:r>
         <w:t>且仅当</w:t>
       </w:r>
-      <w:proofErr w:type="spellEnd"/>
       <w:r>
         <w:t xml:space="preserve"> WRITE_REQ </w:t>
       </w:r>
-      <w:proofErr w:type="spellStart"/>
       <w:r>
         <w:t>成功执行后，将其</w:t>
       </w:r>
-      <w:proofErr w:type="spellEnd"/>
-      <w:r>
-        <w:t xml:space="preserve"> </w:t>
-      </w:r>
-      <w:proofErr w:type="spellStart"/>
-      <w:r>
-        <w:t>SeqNo</w:t>
-      </w:r>
-      <w:proofErr w:type="spellEnd"/>
-      <w:r>
-        <w:t xml:space="preserve"> </w:t>
-      </w:r>
-      <w:proofErr w:type="spellStart"/>
-      <w:r>
-        <w:t>写入当前环形指针位置</w:t>
-      </w:r>
-      <w:proofErr w:type="spellEnd"/>
-      <w:r>
-        <w:t>。</w:t>
+      <w:r>
+        <w:t xml:space="preserve"> SeqNo </w:t>
+      </w:r>
+      <w:r>
+        <w:t>写入当前环形指针位置。</w:t>
       </w:r>
     </w:p>
     <w:p>
@@ -7425,7 +6339,6 @@
         </w:rPr>
         <w:t xml:space="preserve">5.3 HELLO </w:t>
       </w:r>
-      <w:proofErr w:type="spellStart"/>
       <w:r>
         <w:rPr>
           <w:rFonts w:ascii="Calibri" w:eastAsia="微软雅黑" w:hAnsi="Calibri"/>
@@ -7433,13 +6346,11 @@
         </w:rPr>
         <w:t>握手</w:t>
       </w:r>
-      <w:proofErr w:type="spellEnd"/>
     </w:p>
     <w:p>
       <w:r>
         <w:t xml:space="preserve">HELLO </w:t>
       </w:r>
-      <w:proofErr w:type="spellStart"/>
       <w:r>
         <w:t>命令是上位机宣告</w:t>
       </w:r>
@@ -7455,36 +6366,17 @@
       <w:r>
         <w:t>的显式信号。由于本协议未在帧头引入</w:t>
       </w:r>
-      <w:proofErr w:type="spellEnd"/>
-      <w:r>
-        <w:t xml:space="preserve"> </w:t>
-      </w:r>
-      <w:proofErr w:type="spellStart"/>
-      <w:r>
-        <w:t>SessionID</w:t>
-      </w:r>
-      <w:proofErr w:type="spellEnd"/>
-      <w:r>
-        <w:t xml:space="preserve"> </w:t>
-      </w:r>
-      <w:proofErr w:type="spellStart"/>
+      <w:r>
+        <w:t xml:space="preserve"> SessionID </w:t>
+      </w:r>
       <w:r>
         <w:t>字段，</w:t>
       </w:r>
       <w:r>
-        <w:t>HELLO</w:t>
-      </w:r>
-      <w:proofErr w:type="spellEnd"/>
-      <w:r>
-        <w:t xml:space="preserve"> </w:t>
-      </w:r>
-      <w:proofErr w:type="spellStart"/>
-      <w:r>
-        <w:t>成为上位机重启、重连或异常恢复后重建会话一致性的唯一手段</w:t>
-      </w:r>
-      <w:proofErr w:type="spellEnd"/>
-      <w:r>
-        <w:t>。</w:t>
+        <w:t xml:space="preserve">HELLO </w:t>
+      </w:r>
+      <w:r>
+        <w:t>成为上位机重启、重连或异常恢复后重建会话一致性的唯一手段。</w:t>
       </w:r>
     </w:p>
     <w:p>
@@ -7673,21 +6565,7 @@
         <w:rPr>
           <w:lang w:eastAsia="zh-CN"/>
         </w:rPr>
-        <w:t>时，立即清空</w:t>
-      </w:r>
-      <w:proofErr w:type="gramStart"/>
-      <w:r>
-        <w:rPr>
-          <w:lang w:eastAsia="zh-CN"/>
-        </w:rPr>
-        <w:t>幂</w:t>
-      </w:r>
-      <w:proofErr w:type="gramEnd"/>
-      <w:r>
-        <w:rPr>
-          <w:lang w:eastAsia="zh-CN"/>
-        </w:rPr>
-        <w:t>等缓存（全部</w:t>
+        <w:t>时，立即清空幂等缓存（全部</w:t>
       </w:r>
       <w:r>
         <w:rPr>
@@ -7695,14 +6573,12 @@
         </w:rPr>
         <w:t xml:space="preserve"> 8 </w:t>
       </w:r>
-      <w:proofErr w:type="gramStart"/>
       <w:r>
         <w:rPr>
           <w:lang w:eastAsia="zh-CN"/>
         </w:rPr>
         <w:t>槽置</w:t>
       </w:r>
-      <w:proofErr w:type="gramEnd"/>
       <w:r>
         <w:rPr>
           <w:lang w:eastAsia="zh-CN"/>
@@ -7720,27 +6596,17 @@
       <w:r>
         <w:t xml:space="preserve">• </w:t>
       </w:r>
-      <w:proofErr w:type="spellStart"/>
       <w:r>
         <w:t>回复</w:t>
       </w:r>
-      <w:proofErr w:type="spellEnd"/>
-      <w:r>
-        <w:t xml:space="preserve"> </w:t>
-      </w:r>
-      <w:proofErr w:type="spellStart"/>
-      <w:r>
-        <w:t>HELLO_ACK</w:t>
+      <w:r>
+        <w:t xml:space="preserve"> HELLO_ACK</w:t>
       </w:r>
       <w:r>
         <w:t>，</w:t>
       </w:r>
       <w:r>
-        <w:t>Payload</w:t>
-      </w:r>
-      <w:proofErr w:type="spellEnd"/>
-      <w:r>
-        <w:t xml:space="preserve"> </w:t>
+        <w:t xml:space="preserve">Payload </w:t>
       </w:r>
       <w:r>
         <w:t>为</w:t>
@@ -7748,11 +6614,9 @@
       <w:r>
         <w:t xml:space="preserve"> 1 Byte </w:t>
       </w:r>
-      <w:proofErr w:type="spellStart"/>
       <w:r>
         <w:t>状态码；正常情况下为</w:t>
       </w:r>
-      <w:proofErr w:type="spellEnd"/>
       <w:r>
         <w:t xml:space="preserve"> 0x00 OK</w:t>
       </w:r>
@@ -7764,94 +6628,46 @@
       <w:r>
         <w:t xml:space="preserve">• </w:t>
       </w:r>
-      <w:proofErr w:type="spellStart"/>
       <w:r>
         <w:t>广播</w:t>
       </w:r>
-      <w:proofErr w:type="spellEnd"/>
-      <w:r>
-        <w:t xml:space="preserve"> </w:t>
-      </w:r>
-      <w:proofErr w:type="spellStart"/>
-      <w:r>
-        <w:t>HELLO</w:t>
+      <w:r>
+        <w:t xml:space="preserve"> HELLO</w:t>
       </w:r>
       <w:r>
         <w:t>（</w:t>
       </w:r>
       <w:r>
-        <w:t>DeviceID</w:t>
-      </w:r>
-      <w:proofErr w:type="spellEnd"/>
-      <w:r>
-        <w:t>=0xFF</w:t>
+        <w:t>DeviceID=0xFF</w:t>
       </w:r>
       <w:r>
         <w:t>）同样处理，且回复帧</w:t>
       </w:r>
       <w:r>
-        <w:t xml:space="preserve"> </w:t>
-      </w:r>
-      <w:proofErr w:type="spellStart"/>
-      <w:r>
-        <w:t>DeviceID</w:t>
-      </w:r>
-      <w:proofErr w:type="spellEnd"/>
-      <w:r>
-        <w:t xml:space="preserve"> </w:t>
-      </w:r>
-      <w:proofErr w:type="spellStart"/>
+        <w:t xml:space="preserve"> DeviceID </w:t>
+      </w:r>
       <w:r>
         <w:t>字段填回主站真实</w:t>
       </w:r>
-      <w:proofErr w:type="spellEnd"/>
-      <w:r>
-        <w:t xml:space="preserve"> </w:t>
-      </w:r>
-      <w:proofErr w:type="spellStart"/>
-      <w:r>
-        <w:t>ID</w:t>
-      </w:r>
-      <w:r>
-        <w:t>，可作为设备发现机制</w:t>
-      </w:r>
-      <w:proofErr w:type="spellEnd"/>
-      <w:r>
-        <w:t>。</w:t>
+      <w:r>
+        <w:t xml:space="preserve"> ID</w:t>
+      </w:r>
+      <w:r>
+        <w:t>，可作为设备发现机制。</w:t>
       </w:r>
     </w:p>
     <w:p>
       <w:r>
-        <w:t xml:space="preserve">• </w:t>
-      </w:r>
-      <w:proofErr w:type="gramStart"/>
-      <w:r>
-        <w:t xml:space="preserve">HELLO </w:t>
-      </w:r>
-      <w:proofErr w:type="spellStart"/>
+        <w:t xml:space="preserve">• HELLO </w:t>
+      </w:r>
       <w:r>
         <w:t>帧自身的</w:t>
       </w:r>
-      <w:proofErr w:type="spellEnd"/>
-      <w:proofErr w:type="gramEnd"/>
-      <w:r>
-        <w:t xml:space="preserve"> </w:t>
-      </w:r>
-      <w:proofErr w:type="spellStart"/>
-      <w:r>
-        <w:t>SeqNo</w:t>
-      </w:r>
-      <w:proofErr w:type="spellEnd"/>
-      <w:r>
-        <w:t xml:space="preserve"> </w:t>
-      </w:r>
-      <w:proofErr w:type="spellStart"/>
-      <w:r>
-        <w:t>不写入幂等缓存</w:t>
-      </w:r>
-      <w:proofErr w:type="spellEnd"/>
-      <w:r>
-        <w:t>。</w:t>
+      <w:r>
+        <w:t xml:space="preserve"> SeqNo </w:t>
+      </w:r>
+      <w:r>
+        <w:t>不写入幂等缓存。</w:t>
       </w:r>
     </w:p>
     <w:p>
@@ -7863,33 +6679,15 @@
           <w:rFonts w:ascii="Calibri" w:eastAsia="微软雅黑" w:hAnsi="Calibri"/>
           <w:color w:val="1F3A5F"/>
         </w:rPr>
-        <w:t xml:space="preserve">5.4 </w:t>
-      </w:r>
-      <w:proofErr w:type="spellStart"/>
+        <w:t xml:space="preserve">5.4 DeviceID </w:t>
+      </w:r>
       <w:r>
         <w:rPr>
           <w:rFonts w:ascii="Calibri" w:eastAsia="微软雅黑" w:hAnsi="Calibri"/>
           <w:color w:val="1F3A5F"/>
         </w:rPr>
-        <w:t>DeviceID</w:t>
-      </w:r>
-      <w:proofErr w:type="spellEnd"/>
-      <w:r>
-        <w:rPr>
-          <w:rFonts w:ascii="Calibri" w:eastAsia="微软雅黑" w:hAnsi="Calibri"/>
-          <w:color w:val="1F3A5F"/>
-        </w:rPr>
-        <w:t xml:space="preserve"> </w:t>
-      </w:r>
-      <w:proofErr w:type="spellStart"/>
-      <w:r>
-        <w:rPr>
-          <w:rFonts w:ascii="Calibri" w:eastAsia="微软雅黑" w:hAnsi="Calibri"/>
-          <w:color w:val="1F3A5F"/>
-        </w:rPr>
         <w:t>过滤规则</w:t>
       </w:r>
-      <w:proofErr w:type="spellEnd"/>
     </w:p>
     <w:tbl>
       <w:tblPr>
@@ -7913,7 +6711,6 @@
             <w:shd w:val="clear" w:color="auto" w:fill="1F3A5F"/>
           </w:tcPr>
           <w:p>
-            <w:proofErr w:type="spellStart"/>
             <w:r>
               <w:rPr>
                 <w:color w:val="FFFFFF"/>
@@ -7921,86 +6718,56 @@
               </w:rPr>
               <w:t>收到帧的</w:t>
             </w:r>
-            <w:proofErr w:type="spellEnd"/>
             <w:r>
               <w:rPr>
                 <w:color w:val="FFFFFF"/>
                 <w:sz w:val="20"/>
               </w:rPr>
-              <w:t xml:space="preserve"> </w:t>
-            </w:r>
-            <w:proofErr w:type="spellStart"/>
+              <w:t xml:space="preserve"> DeviceID</w:t>
+            </w:r>
+          </w:p>
+        </w:tc>
+        <w:tc>
+          <w:tcPr>
+            <w:tcW w:w="2835" w:type="dxa"/>
+            <w:shd w:val="clear" w:color="auto" w:fill="1F3A5F"/>
+          </w:tcPr>
+          <w:p>
+            <w:pPr>
+              <w:cnfStyle w:val="100000000000" w:firstRow="1" w:lastRow="0" w:firstColumn="0" w:lastColumn="0" w:oddVBand="0" w:evenVBand="0" w:oddHBand="0" w:evenHBand="0" w:firstRowFirstColumn="0" w:firstRowLastColumn="0" w:lastRowFirstColumn="0" w:lastRowLastColumn="0"/>
+            </w:pPr>
             <w:r>
               <w:rPr>
                 <w:color w:val="FFFFFF"/>
                 <w:sz w:val="20"/>
               </w:rPr>
-              <w:t>DeviceID</w:t>
-            </w:r>
-            <w:proofErr w:type="spellEnd"/>
-          </w:p>
-        </w:tc>
-        <w:tc>
-          <w:tcPr>
-            <w:tcW w:w="2835" w:type="dxa"/>
+              <w:t>主站行为</w:t>
+            </w:r>
+          </w:p>
+        </w:tc>
+        <w:tc>
+          <w:tcPr>
+            <w:tcW w:w="3402" w:type="dxa"/>
             <w:shd w:val="clear" w:color="auto" w:fill="1F3A5F"/>
           </w:tcPr>
           <w:p>
             <w:pPr>
               <w:cnfStyle w:val="100000000000" w:firstRow="1" w:lastRow="0" w:firstColumn="0" w:lastColumn="0" w:oddVBand="0" w:evenVBand="0" w:oddHBand="0" w:evenHBand="0" w:firstRowFirstColumn="0" w:firstRowLastColumn="0" w:lastRowFirstColumn="0" w:lastRowLastColumn="0"/>
             </w:pPr>
-            <w:proofErr w:type="spellStart"/>
             <w:r>
               <w:rPr>
                 <w:color w:val="FFFFFF"/>
                 <w:sz w:val="20"/>
               </w:rPr>
-              <w:t>主站行为</w:t>
-            </w:r>
-            <w:proofErr w:type="spellEnd"/>
-          </w:p>
-        </w:tc>
-        <w:tc>
-          <w:tcPr>
-            <w:tcW w:w="3402" w:type="dxa"/>
-            <w:shd w:val="clear" w:color="auto" w:fill="1F3A5F"/>
-          </w:tcPr>
-          <w:p>
-            <w:pPr>
-              <w:cnfStyle w:val="100000000000" w:firstRow="1" w:lastRow="0" w:firstColumn="0" w:lastColumn="0" w:oddVBand="0" w:evenVBand="0" w:oddHBand="0" w:evenHBand="0" w:firstRowFirstColumn="0" w:firstRowLastColumn="0" w:lastRowFirstColumn="0" w:lastRowLastColumn="0"/>
-            </w:pPr>
+              <w:t xml:space="preserve">Response DeviceID </w:t>
+            </w:r>
             <w:r>
               <w:rPr>
                 <w:color w:val="FFFFFF"/>
                 <w:sz w:val="20"/>
               </w:rPr>
-              <w:t xml:space="preserve">Response </w:t>
-            </w:r>
-            <w:proofErr w:type="spellStart"/>
-            <w:r>
-              <w:rPr>
-                <w:color w:val="FFFFFF"/>
-                <w:sz w:val="20"/>
-              </w:rPr>
-              <w:t>DeviceID</w:t>
-            </w:r>
-            <w:proofErr w:type="spellEnd"/>
-            <w:r>
-              <w:rPr>
-                <w:color w:val="FFFFFF"/>
-                <w:sz w:val="20"/>
-              </w:rPr>
-              <w:t xml:space="preserve"> </w:t>
-            </w:r>
-            <w:proofErr w:type="spellStart"/>
-            <w:r>
-              <w:rPr>
-                <w:color w:val="FFFFFF"/>
-                <w:sz w:val="20"/>
-              </w:rPr>
               <w:t>填充</w:t>
             </w:r>
-            <w:proofErr w:type="spellEnd"/>
           </w:p>
         </w:tc>
       </w:tr>
@@ -8014,14 +6781,12 @@
             <w:tcW w:w="2268" w:type="dxa"/>
           </w:tcPr>
           <w:p>
-            <w:proofErr w:type="spellStart"/>
             <w:r>
               <w:rPr>
                 <w:sz w:val="19"/>
               </w:rPr>
               <w:t>等于本机</w:t>
             </w:r>
-            <w:proofErr w:type="spellEnd"/>
             <w:r>
               <w:rPr>
                 <w:sz w:val="19"/>
@@ -8038,14 +6803,12 @@
             <w:pPr>
               <w:cnfStyle w:val="000000100000" w:firstRow="0" w:lastRow="0" w:firstColumn="0" w:lastColumn="0" w:oddVBand="0" w:evenVBand="0" w:oddHBand="1" w:evenHBand="0" w:firstRowFirstColumn="0" w:firstRowLastColumn="0" w:lastRowFirstColumn="0" w:lastRowLastColumn="0"/>
             </w:pPr>
-            <w:proofErr w:type="spellStart"/>
             <w:r>
               <w:rPr>
                 <w:sz w:val="19"/>
               </w:rPr>
               <w:t>正常处理并回复</w:t>
             </w:r>
-            <w:proofErr w:type="spellEnd"/>
           </w:p>
         </w:tc>
         <w:tc>
@@ -8056,14 +6819,12 @@
             <w:pPr>
               <w:cnfStyle w:val="000000100000" w:firstRow="0" w:lastRow="0" w:firstColumn="0" w:lastColumn="0" w:oddVBand="0" w:evenVBand="0" w:oddHBand="1" w:evenHBand="0" w:firstRowFirstColumn="0" w:firstRowLastColumn="0" w:lastRowFirstColumn="0" w:lastRowLastColumn="0"/>
             </w:pPr>
-            <w:proofErr w:type="spellStart"/>
             <w:r>
               <w:rPr>
                 <w:sz w:val="19"/>
               </w:rPr>
               <w:t>本机真实</w:t>
             </w:r>
-            <w:proofErr w:type="spellEnd"/>
             <w:r>
               <w:rPr>
                 <w:sz w:val="19"/>
@@ -8105,14 +6866,12 @@
             <w:pPr>
               <w:cnfStyle w:val="000000010000" w:firstRow="0" w:lastRow="0" w:firstColumn="0" w:lastColumn="0" w:oddVBand="0" w:evenVBand="0" w:oddHBand="0" w:evenHBand="1" w:firstRowFirstColumn="0" w:firstRowLastColumn="0" w:lastRowFirstColumn="0" w:lastRowLastColumn="0"/>
             </w:pPr>
-            <w:proofErr w:type="spellStart"/>
             <w:r>
               <w:rPr>
                 <w:sz w:val="19"/>
               </w:rPr>
               <w:t>正常处理并回复</w:t>
             </w:r>
-            <w:proofErr w:type="spellEnd"/>
           </w:p>
         </w:tc>
         <w:tc>
@@ -8160,14 +6919,12 @@
             <w:tcW w:w="2268" w:type="dxa"/>
           </w:tcPr>
           <w:p>
-            <w:proofErr w:type="spellStart"/>
             <w:r>
               <w:rPr>
                 <w:sz w:val="19"/>
               </w:rPr>
               <w:t>其它值</w:t>
             </w:r>
-            <w:proofErr w:type="spellEnd"/>
           </w:p>
         </w:tc>
         <w:tc>
@@ -8239,7 +6996,6 @@
         <w:lastRenderedPageBreak/>
         <w:t xml:space="preserve">6. </w:t>
       </w:r>
-      <w:proofErr w:type="spellStart"/>
       <w:r>
         <w:rPr>
           <w:rFonts w:ascii="Calibri" w:eastAsia="微软雅黑" w:hAnsi="Calibri"/>
@@ -8247,22 +7003,17 @@
         </w:rPr>
         <w:t>错误码与状态码</w:t>
       </w:r>
-      <w:proofErr w:type="spellEnd"/>
     </w:p>
     <w:p>
-      <w:proofErr w:type="spellStart"/>
       <w:r>
         <w:t>以下状态码作为</w:t>
       </w:r>
-      <w:proofErr w:type="spellEnd"/>
       <w:r>
         <w:t xml:space="preserve"> WRITE_ACK / HELLO_ACK / SAVE_ACK / ERR </w:t>
       </w:r>
-      <w:proofErr w:type="spellStart"/>
       <w:r>
         <w:t>等响应帧</w:t>
       </w:r>
-      <w:proofErr w:type="spellEnd"/>
       <w:r>
         <w:t xml:space="preserve"> Payload </w:t>
       </w:r>
@@ -8316,7 +7067,6 @@
             <w:pPr>
               <w:cnfStyle w:val="100000000000" w:firstRow="1" w:lastRow="0" w:firstColumn="0" w:lastColumn="0" w:oddVBand="0" w:evenVBand="0" w:oddHBand="0" w:evenHBand="0" w:firstRowFirstColumn="0" w:firstRowLastColumn="0" w:lastRowFirstColumn="0" w:lastRowLastColumn="0"/>
             </w:pPr>
-            <w:proofErr w:type="spellStart"/>
             <w:r>
               <w:rPr>
                 <w:color w:val="FFFFFF"/>
@@ -8324,7 +7074,6 @@
               </w:rPr>
               <w:t>名称</w:t>
             </w:r>
-            <w:proofErr w:type="spellEnd"/>
           </w:p>
         </w:tc>
         <w:tc>
@@ -8336,7 +7085,6 @@
             <w:pPr>
               <w:cnfStyle w:val="100000000000" w:firstRow="1" w:lastRow="0" w:firstColumn="0" w:lastColumn="0" w:oddVBand="0" w:evenVBand="0" w:oddHBand="0" w:evenHBand="0" w:firstRowFirstColumn="0" w:firstRowLastColumn="0" w:lastRowFirstColumn="0" w:lastRowLastColumn="0"/>
             </w:pPr>
-            <w:proofErr w:type="spellStart"/>
             <w:r>
               <w:rPr>
                 <w:color w:val="FFFFFF"/>
@@ -8344,7 +7092,6 @@
               </w:rPr>
               <w:t>含义</w:t>
             </w:r>
-            <w:proofErr w:type="spellEnd"/>
             <w:r>
               <w:rPr>
                 <w:color w:val="FFFFFF"/>
@@ -8352,7 +7099,6 @@
               </w:rPr>
               <w:t xml:space="preserve"> / </w:t>
             </w:r>
-            <w:proofErr w:type="spellStart"/>
             <w:r>
               <w:rPr>
                 <w:color w:val="FFFFFF"/>
@@ -8360,7 +7106,6 @@
               </w:rPr>
               <w:t>典型触发场景</w:t>
             </w:r>
-            <w:proofErr w:type="spellEnd"/>
           </w:p>
         </w:tc>
       </w:tr>
@@ -8406,14 +7151,12 @@
             <w:pPr>
               <w:cnfStyle w:val="000000100000" w:firstRow="0" w:lastRow="0" w:firstColumn="0" w:lastColumn="0" w:oddVBand="0" w:evenVBand="0" w:oddHBand="1" w:evenHBand="0" w:firstRowFirstColumn="0" w:firstRowLastColumn="0" w:lastRowFirstColumn="0" w:lastRowLastColumn="0"/>
             </w:pPr>
-            <w:proofErr w:type="spellStart"/>
             <w:r>
               <w:rPr>
                 <w:sz w:val="19"/>
               </w:rPr>
               <w:t>正常完成</w:t>
             </w:r>
-            <w:proofErr w:type="spellEnd"/>
           </w:p>
         </w:tc>
       </w:tr>
@@ -8465,14 +7208,12 @@
               </w:rPr>
               <w:t xml:space="preserve">SOF </w:t>
             </w:r>
-            <w:proofErr w:type="spellStart"/>
             <w:r>
               <w:rPr>
                 <w:sz w:val="19"/>
               </w:rPr>
               <w:t>同步字不匹配</w:t>
             </w:r>
-            <w:proofErr w:type="spellEnd"/>
           </w:p>
         </w:tc>
       </w:tr>
@@ -8524,14 +7265,12 @@
               </w:rPr>
               <w:t xml:space="preserve">Version </w:t>
             </w:r>
-            <w:proofErr w:type="spellStart"/>
             <w:r>
               <w:rPr>
                 <w:sz w:val="19"/>
               </w:rPr>
               <w:t>字段与主站实现不符（当前期望</w:t>
             </w:r>
-            <w:proofErr w:type="spellEnd"/>
             <w:r>
               <w:rPr>
                 <w:sz w:val="19"/>
@@ -8595,14 +7334,12 @@
               </w:rPr>
               <w:t xml:space="preserve">CRC-16/MODBUS </w:t>
             </w:r>
-            <w:proofErr w:type="spellStart"/>
             <w:r>
               <w:rPr>
                 <w:sz w:val="19"/>
               </w:rPr>
               <w:t>校验失败</w:t>
             </w:r>
-            <w:proofErr w:type="spellEnd"/>
           </w:p>
         </w:tc>
       </w:tr>
@@ -8651,21 +7388,12 @@
                 <w:lang w:eastAsia="zh-CN"/>
               </w:rPr>
             </w:pPr>
-            <w:proofErr w:type="spellStart"/>
             <w:r>
               <w:rPr>
                 <w:sz w:val="19"/>
                 <w:lang w:eastAsia="zh-CN"/>
               </w:rPr>
-              <w:t>PayloadLen</w:t>
-            </w:r>
-            <w:proofErr w:type="spellEnd"/>
-            <w:r>
-              <w:rPr>
-                <w:sz w:val="19"/>
-                <w:lang w:eastAsia="zh-CN"/>
-              </w:rPr>
-              <w:t xml:space="preserve"> </w:t>
+              <w:t xml:space="preserve">PayloadLen </w:t>
             </w:r>
             <w:r>
               <w:rPr>
@@ -8795,42 +7523,30 @@
             <w:pPr>
               <w:cnfStyle w:val="000000100000" w:firstRow="0" w:lastRow="0" w:firstColumn="0" w:lastColumn="0" w:oddVBand="0" w:evenVBand="0" w:oddHBand="1" w:evenHBand="0" w:firstRowFirstColumn="0" w:firstRowLastColumn="0" w:lastRowFirstColumn="0" w:lastRowLastColumn="0"/>
             </w:pPr>
-            <w:proofErr w:type="spellStart"/>
-            <w:r>
-              <w:rPr>
-                <w:sz w:val="19"/>
-              </w:rPr>
-              <w:t>SubID</w:t>
-            </w:r>
-            <w:proofErr w:type="spellEnd"/>
-            <w:r>
-              <w:rPr>
-                <w:sz w:val="19"/>
-              </w:rPr>
-              <w:t xml:space="preserve"> </w:t>
-            </w:r>
-            <w:proofErr w:type="spellStart"/>
+            <w:r>
+              <w:rPr>
+                <w:sz w:val="19"/>
+              </w:rPr>
+              <w:t xml:space="preserve">SubID </w:t>
+            </w:r>
             <w:r>
               <w:rPr>
                 <w:sz w:val="19"/>
               </w:rPr>
               <w:t>不在</w:t>
             </w:r>
-            <w:proofErr w:type="spellEnd"/>
             <w:r>
               <w:rPr>
                 <w:sz w:val="19"/>
               </w:rPr>
               <w:t xml:space="preserve"> §4 </w:t>
             </w:r>
-            <w:proofErr w:type="spellStart"/>
             <w:r>
               <w:rPr>
                 <w:sz w:val="19"/>
               </w:rPr>
               <w:t>定义集合内</w:t>
             </w:r>
-            <w:proofErr w:type="spellEnd"/>
           </w:p>
         </w:tc>
       </w:tr>
@@ -8876,26 +7592,17 @@
             <w:pPr>
               <w:cnfStyle w:val="000000010000" w:firstRow="0" w:lastRow="0" w:firstColumn="0" w:lastColumn="0" w:oddVBand="0" w:evenVBand="0" w:oddHBand="0" w:evenHBand="1" w:firstRowFirstColumn="0" w:firstRowLastColumn="0" w:lastRowFirstColumn="0" w:lastRowLastColumn="0"/>
             </w:pPr>
-            <w:proofErr w:type="spellStart"/>
             <w:r>
               <w:rPr>
                 <w:sz w:val="19"/>
               </w:rPr>
               <w:t>对只读</w:t>
             </w:r>
-            <w:proofErr w:type="spellEnd"/>
-            <w:r>
-              <w:rPr>
-                <w:sz w:val="19"/>
-              </w:rPr>
-              <w:t xml:space="preserve"> </w:t>
-            </w:r>
-            <w:proofErr w:type="spellStart"/>
-            <w:r>
-              <w:rPr>
-                <w:sz w:val="19"/>
-              </w:rPr>
-              <w:t>SubID</w:t>
+            <w:r>
+              <w:rPr>
+                <w:sz w:val="19"/>
+              </w:rPr>
+              <w:t xml:space="preserve"> SubID</w:t>
             </w:r>
             <w:r>
               <w:rPr>
@@ -8903,19 +7610,11 @@
               </w:rPr>
               <w:t>（如</w:t>
             </w:r>
-            <w:proofErr w:type="spellEnd"/>
-            <w:r>
-              <w:rPr>
-                <w:sz w:val="19"/>
-              </w:rPr>
-              <w:t xml:space="preserve"> </w:t>
-            </w:r>
-            <w:proofErr w:type="spellStart"/>
-            <w:r>
-              <w:rPr>
-                <w:sz w:val="19"/>
-              </w:rPr>
-              <w:t>ALL</w:t>
+            <w:r>
+              <w:rPr>
+                <w:sz w:val="19"/>
+              </w:rPr>
+              <w:t xml:space="preserve"> ALL</w:t>
             </w:r>
             <w:r>
               <w:rPr>
@@ -8923,7 +7622,6 @@
               </w:rPr>
               <w:t>）执行</w:t>
             </w:r>
-            <w:proofErr w:type="spellEnd"/>
             <w:r>
               <w:rPr>
                 <w:sz w:val="19"/>
@@ -8993,42 +7691,24 @@
               </w:rPr>
               <w:t xml:space="preserve"> Payload </w:t>
             </w:r>
-            <w:proofErr w:type="spellStart"/>
             <w:r>
               <w:rPr>
                 <w:sz w:val="19"/>
               </w:rPr>
               <w:t>长度与</w:t>
             </w:r>
-            <w:proofErr w:type="spellEnd"/>
-            <w:r>
-              <w:rPr>
-                <w:sz w:val="19"/>
-              </w:rPr>
-              <w:t xml:space="preserve"> </w:t>
-            </w:r>
-            <w:proofErr w:type="spellStart"/>
-            <w:r>
-              <w:rPr>
-                <w:sz w:val="19"/>
-              </w:rPr>
-              <w:t>SubID</w:t>
-            </w:r>
-            <w:proofErr w:type="spellEnd"/>
-            <w:r>
-              <w:rPr>
-                <w:sz w:val="19"/>
-              </w:rPr>
-              <w:t xml:space="preserve"> </w:t>
-            </w:r>
-            <w:proofErr w:type="spellStart"/>
+            <w:r>
+              <w:rPr>
+                <w:sz w:val="19"/>
+              </w:rPr>
+              <w:t xml:space="preserve"> SubID </w:t>
+            </w:r>
             <w:r>
               <w:rPr>
                 <w:sz w:val="19"/>
               </w:rPr>
               <w:t>定义大小不一致</w:t>
             </w:r>
-            <w:proofErr w:type="spellEnd"/>
           </w:p>
         </w:tc>
       </w:tr>
@@ -9074,33 +7754,23 @@
             <w:pPr>
               <w:cnfStyle w:val="000000010000" w:firstRow="0" w:lastRow="0" w:firstColumn="0" w:lastColumn="0" w:oddVBand="0" w:evenVBand="0" w:oddHBand="0" w:evenHBand="1" w:firstRowFirstColumn="0" w:firstRowLastColumn="0" w:lastRowFirstColumn="0" w:lastRowLastColumn="0"/>
             </w:pPr>
-            <w:proofErr w:type="spellStart"/>
             <w:r>
               <w:rPr>
                 <w:sz w:val="19"/>
               </w:rPr>
               <w:t>主站正在处理上一请求（如</w:t>
             </w:r>
-            <w:proofErr w:type="spellEnd"/>
             <w:r>
               <w:rPr>
                 <w:sz w:val="19"/>
               </w:rPr>
               <w:t xml:space="preserve"> SAVE_PERSIST </w:t>
             </w:r>
-            <w:proofErr w:type="spellStart"/>
-            <w:r>
-              <w:rPr>
-                <w:sz w:val="19"/>
-              </w:rPr>
-              <w:t>进行中</w:t>
-            </w:r>
-            <w:proofErr w:type="spellEnd"/>
-            <w:r>
-              <w:rPr>
-                <w:sz w:val="19"/>
-              </w:rPr>
-              <w:t>）</w:t>
+            <w:r>
+              <w:rPr>
+                <w:sz w:val="19"/>
+              </w:rPr>
+              <w:t>进行中）</w:t>
             </w:r>
           </w:p>
         </w:tc>
@@ -9202,14 +7872,12 @@
             <w:pPr>
               <w:cnfStyle w:val="000000010000" w:firstRow="0" w:lastRow="0" w:firstColumn="0" w:lastColumn="0" w:oddVBand="0" w:evenVBand="0" w:oddHBand="0" w:evenHBand="1" w:firstRowFirstColumn="0" w:firstRowLastColumn="0" w:lastRowFirstColumn="0" w:lastRowLastColumn="0"/>
             </w:pPr>
-            <w:proofErr w:type="spellStart"/>
             <w:r>
               <w:rPr>
                 <w:sz w:val="19"/>
               </w:rPr>
               <w:t>其它未分类内部异常</w:t>
             </w:r>
-            <w:proofErr w:type="spellEnd"/>
           </w:p>
         </w:tc>
       </w:tr>
@@ -9225,7 +7893,6 @@
         </w:rPr>
         <w:t xml:space="preserve">7. CRC-16/MODBUS </w:t>
       </w:r>
-      <w:proofErr w:type="spellStart"/>
       <w:r>
         <w:rPr>
           <w:rFonts w:ascii="Calibri" w:eastAsia="微软雅黑" w:hAnsi="Calibri"/>
@@ -9233,7 +7900,6 @@
         </w:rPr>
         <w:t>算法规范</w:t>
       </w:r>
-      <w:proofErr w:type="spellEnd"/>
     </w:p>
     <w:p>
       <w:pPr>
@@ -9293,21 +7959,7 @@
         <w:rPr>
           <w:lang w:eastAsia="zh-CN"/>
         </w:rPr>
-        <w:t>最后</w:t>
-      </w:r>
-      <w:proofErr w:type="gramStart"/>
-      <w:r>
-        <w:rPr>
-          <w:lang w:eastAsia="zh-CN"/>
-        </w:rPr>
-        <w:t>一</w:t>
-      </w:r>
-      <w:proofErr w:type="gramEnd"/>
-      <w:r>
-        <w:rPr>
-          <w:lang w:eastAsia="zh-CN"/>
-        </w:rPr>
-        <w:t>字节止，即</w:t>
+        <w:t>最后一字节止，即</w:t>
       </w:r>
       <w:r>
         <w:rPr>
@@ -9379,7 +8031,6 @@
             <w:shd w:val="clear" w:color="auto" w:fill="1F3A5F"/>
           </w:tcPr>
           <w:p>
-            <w:proofErr w:type="spellStart"/>
             <w:r>
               <w:rPr>
                 <w:color w:val="FFFFFF"/>
@@ -9387,7 +8038,6 @@
               </w:rPr>
               <w:t>参数</w:t>
             </w:r>
-            <w:proofErr w:type="spellEnd"/>
           </w:p>
         </w:tc>
         <w:tc>
@@ -9419,19 +8069,11 @@
             <w:tcW w:w="2268" w:type="dxa"/>
           </w:tcPr>
           <w:p>
-            <w:proofErr w:type="spellStart"/>
-            <w:r>
-              <w:rPr>
-                <w:sz w:val="19"/>
-              </w:rPr>
-              <w:t>多项式（反向</w:t>
-            </w:r>
-            <w:proofErr w:type="spellEnd"/>
-            <w:r>
-              <w:rPr>
-                <w:sz w:val="19"/>
-              </w:rPr>
-              <w:t>）</w:t>
+            <w:r>
+              <w:rPr>
+                <w:sz w:val="19"/>
+              </w:rPr>
+              <w:t>多项式（反向）</w:t>
             </w:r>
           </w:p>
         </w:tc>
@@ -9462,14 +8104,12 @@
             <w:tcW w:w="2268" w:type="dxa"/>
           </w:tcPr>
           <w:p>
-            <w:proofErr w:type="spellStart"/>
             <w:r>
               <w:rPr>
                 <w:sz w:val="19"/>
               </w:rPr>
               <w:t>初值</w:t>
             </w:r>
-            <w:proofErr w:type="spellEnd"/>
           </w:p>
         </w:tc>
         <w:tc>
@@ -9499,14 +8139,12 @@
             <w:tcW w:w="2268" w:type="dxa"/>
           </w:tcPr>
           <w:p>
-            <w:proofErr w:type="spellStart"/>
             <w:r>
               <w:rPr>
                 <w:sz w:val="19"/>
               </w:rPr>
               <w:t>输入反转</w:t>
             </w:r>
-            <w:proofErr w:type="spellEnd"/>
           </w:p>
         </w:tc>
         <w:tc>
@@ -9536,14 +8174,12 @@
             <w:tcW w:w="2268" w:type="dxa"/>
           </w:tcPr>
           <w:p>
-            <w:proofErr w:type="spellStart"/>
             <w:r>
               <w:rPr>
                 <w:sz w:val="19"/>
               </w:rPr>
               <w:t>输出反转</w:t>
             </w:r>
-            <w:proofErr w:type="spellEnd"/>
           </w:p>
         </w:tc>
         <w:tc>
@@ -9573,14 +8209,12 @@
             <w:tcW w:w="2268" w:type="dxa"/>
           </w:tcPr>
           <w:p>
-            <w:proofErr w:type="spellStart"/>
             <w:r>
               <w:rPr>
                 <w:sz w:val="19"/>
               </w:rPr>
               <w:t>XorOut</w:t>
             </w:r>
-            <w:proofErr w:type="spellEnd"/>
           </w:p>
         </w:tc>
         <w:tc>
@@ -9610,14 +8244,12 @@
             <w:tcW w:w="2268" w:type="dxa"/>
           </w:tcPr>
           <w:p>
-            <w:proofErr w:type="spellStart"/>
             <w:r>
               <w:rPr>
                 <w:sz w:val="19"/>
               </w:rPr>
               <w:t>存储字节序</w:t>
             </w:r>
-            <w:proofErr w:type="spellEnd"/>
           </w:p>
         </w:tc>
         <w:tc>
@@ -9628,7 +8260,6 @@
             <w:pPr>
               <w:cnfStyle w:val="000000010000" w:firstRow="0" w:lastRow="0" w:firstColumn="0" w:lastColumn="0" w:oddVBand="0" w:evenVBand="0" w:oddHBand="0" w:evenHBand="1" w:firstRowFirstColumn="0" w:firstRowLastColumn="0" w:lastRowFirstColumn="0" w:lastRowLastColumn="0"/>
             </w:pPr>
-            <w:proofErr w:type="spellStart"/>
             <w:r>
               <w:rPr>
                 <w:sz w:val="19"/>
@@ -9639,14 +8270,7 @@
               <w:rPr>
                 <w:sz w:val="19"/>
               </w:rPr>
-              <w:t>（低字节在前</w:t>
-            </w:r>
-            <w:proofErr w:type="spellEnd"/>
-            <w:r>
-              <w:rPr>
-                <w:sz w:val="19"/>
-              </w:rPr>
-              <w:t>）</w:t>
+              <w:t>（低字节在前）</w:t>
             </w:r>
           </w:p>
         </w:tc>
@@ -9661,14 +8285,12 @@
             <w:tcW w:w="2268" w:type="dxa"/>
           </w:tcPr>
           <w:p>
-            <w:proofErr w:type="spellStart"/>
             <w:r>
               <w:rPr>
                 <w:sz w:val="19"/>
               </w:rPr>
               <w:t>自检向量</w:t>
             </w:r>
-            <w:proofErr w:type="spellEnd"/>
           </w:p>
         </w:tc>
         <w:tc>
@@ -9694,53 +8316,36 @@
                 <w:sz w:val="19"/>
                 <w:lang w:eastAsia="zh-CN"/>
               </w:rPr>
-              <w:t xml:space="preserve"> 0x01 0x03 0x00 </w:t>
-            </w:r>
-            <w:proofErr w:type="spellStart"/>
+              <w:t xml:space="preserve"> 0x01 0x03 0x00 0x00 0x00 0x0A → </w:t>
+            </w:r>
             <w:r>
               <w:rPr>
                 <w:sz w:val="19"/>
                 <w:lang w:eastAsia="zh-CN"/>
               </w:rPr>
-              <w:t>0x00</w:t>
-            </w:r>
-            <w:proofErr w:type="spellEnd"/>
+              <w:t>期望输出</w:t>
+            </w:r>
             <w:r>
               <w:rPr>
                 <w:sz w:val="19"/>
                 <w:lang w:eastAsia="zh-CN"/>
               </w:rPr>
-              <w:t xml:space="preserve"> </w:t>
-            </w:r>
-            <w:proofErr w:type="spellStart"/>
-            <w:r>
-              <w:rPr>
+              <w:t xml:space="preserve"> 0x</w:t>
+            </w:r>
+            <w:r>
+              <w:rPr>
+                <w:rFonts w:hint="eastAsia"/>
                 <w:sz w:val="19"/>
                 <w:lang w:eastAsia="zh-CN"/>
               </w:rPr>
-              <w:t>0x00</w:t>
-            </w:r>
-            <w:proofErr w:type="spellEnd"/>
+              <w:t>CDC</w:t>
+            </w:r>
             <w:r>
               <w:rPr>
                 <w:sz w:val="19"/>
                 <w:lang w:eastAsia="zh-CN"/>
               </w:rPr>
-              <w:t xml:space="preserve"> 0x0A → </w:t>
-            </w:r>
-            <w:r>
-              <w:rPr>
-                <w:sz w:val="19"/>
-                <w:lang w:eastAsia="zh-CN"/>
-              </w:rPr>
-              <w:t>期望输出</w:t>
-            </w:r>
-            <w:r>
-              <w:rPr>
-                <w:sz w:val="19"/>
-                <w:lang w:eastAsia="zh-CN"/>
-              </w:rPr>
-              <w:t xml:space="preserve"> 0x0CD5</w:t>
+              <w:t>5</w:t>
             </w:r>
             <w:r>
               <w:rPr>
@@ -9778,7 +8383,6 @@
         </w:rPr>
         <w:t xml:space="preserve">7.1 TwinCAT ST </w:t>
       </w:r>
-      <w:proofErr w:type="spellStart"/>
       <w:r>
         <w:rPr>
           <w:rFonts w:ascii="Calibri" w:eastAsia="微软雅黑" w:hAnsi="Calibri"/>
@@ -9786,7 +8390,6 @@
         </w:rPr>
         <w:t>参考实现</w:t>
       </w:r>
-      <w:proofErr w:type="spellEnd"/>
     </w:p>
     <w:p>
       <w:pPr>
@@ -9816,25 +8419,24 @@
           <w:shd w:val="clear" w:color="auto" w:fill="F4F4F4"/>
         </w:rPr>
         <w:br/>
-        <w:t xml:space="preserve">    </w:t>
-      </w:r>
-      <w:proofErr w:type="spellStart"/>
+        <w:t xml:space="preserve">    pData : POINTER TO BYTE;</w:t>
+      </w:r>
       <w:r>
         <w:rPr>
           <w:rFonts w:ascii="Consolas" w:eastAsia="Consolas" w:hAnsi="Consolas"/>
           <w:sz w:val="18"/>
           <w:shd w:val="clear" w:color="auto" w:fill="F4F4F4"/>
         </w:rPr>
-        <w:t>pData</w:t>
-      </w:r>
-      <w:proofErr w:type="spellEnd"/>
+        <w:br/>
+        <w:t xml:space="preserve">    nLen  : UDINT;</w:t>
+      </w:r>
       <w:r>
         <w:rPr>
           <w:rFonts w:ascii="Consolas" w:eastAsia="Consolas" w:hAnsi="Consolas"/>
           <w:sz w:val="18"/>
           <w:shd w:val="clear" w:color="auto" w:fill="F4F4F4"/>
         </w:rPr>
-        <w:t xml:space="preserve"> : POINTER TO BYTE;</w:t>
+        <w:br/>
       </w:r>
       <w:r>
         <w:rPr>
@@ -9842,26 +8444,26 @@
           <w:sz w:val="18"/>
           <w:shd w:val="clear" w:color="auto" w:fill="F4F4F4"/>
         </w:rPr>
-        <w:br/>
-        <w:t xml:space="preserve">    </w:t>
-      </w:r>
-      <w:proofErr w:type="spellStart"/>
+        <w:lastRenderedPageBreak/>
+        <w:t>END_VAR</w:t>
+      </w:r>
       <w:r>
         <w:rPr>
           <w:rFonts w:ascii="Consolas" w:eastAsia="Consolas" w:hAnsi="Consolas"/>
           <w:sz w:val="18"/>
           <w:shd w:val="clear" w:color="auto" w:fill="F4F4F4"/>
         </w:rPr>
-        <w:t>nLen</w:t>
-      </w:r>
-      <w:proofErr w:type="spellEnd"/>
+        <w:br/>
+        <w:t>VAR</w:t>
+      </w:r>
       <w:r>
         <w:rPr>
           <w:rFonts w:ascii="Consolas" w:eastAsia="Consolas" w:hAnsi="Consolas"/>
           <w:sz w:val="18"/>
           <w:shd w:val="clear" w:color="auto" w:fill="F4F4F4"/>
         </w:rPr>
-        <w:t xml:space="preserve">  : UDINT;</w:t>
+        <w:br/>
+        <w:t xml:space="preserve">    i : UDINT; j : INT;</w:t>
       </w:r>
       <w:r>
         <w:rPr>
@@ -9870,6 +8472,7 @@
           <w:shd w:val="clear" w:color="auto" w:fill="F4F4F4"/>
         </w:rPr>
         <w:br/>
+        <w:t xml:space="preserve">    wCrc : WORD := 16#FFFF;</w:t>
       </w:r>
       <w:r>
         <w:rPr>
@@ -9877,8 +8480,8 @@
           <w:sz w:val="18"/>
           <w:shd w:val="clear" w:color="auto" w:fill="F4F4F4"/>
         </w:rPr>
-        <w:lastRenderedPageBreak/>
-        <w:t>END_VAR</w:t>
+        <w:br/>
+        <w:t xml:space="preserve">    pB   : POINTER TO BYTE;</w:t>
       </w:r>
       <w:r>
         <w:rPr>
@@ -9887,7 +8490,7 @@
           <w:shd w:val="clear" w:color="auto" w:fill="F4F4F4"/>
         </w:rPr>
         <w:br/>
-        <w:t>VAR</w:t>
+        <w:t>END_VAR</w:t>
       </w:r>
       <w:r>
         <w:rPr>
@@ -9896,25 +8499,24 @@
           <w:shd w:val="clear" w:color="auto" w:fill="F4F4F4"/>
         </w:rPr>
         <w:br/>
-        <w:t xml:space="preserve">    </w:t>
-      </w:r>
-      <w:proofErr w:type="spellStart"/>
+      </w:r>
       <w:r>
         <w:rPr>
           <w:rFonts w:ascii="Consolas" w:eastAsia="Consolas" w:hAnsi="Consolas"/>
           <w:sz w:val="18"/>
           <w:shd w:val="clear" w:color="auto" w:fill="F4F4F4"/>
         </w:rPr>
-        <w:t>i</w:t>
-      </w:r>
-      <w:proofErr w:type="spellEnd"/>
+        <w:br/>
+        <w:t>IF pData = 0 OR nLen = 0 THEN</w:t>
+      </w:r>
       <w:r>
         <w:rPr>
           <w:rFonts w:ascii="Consolas" w:eastAsia="Consolas" w:hAnsi="Consolas"/>
           <w:sz w:val="18"/>
           <w:shd w:val="clear" w:color="auto" w:fill="F4F4F4"/>
         </w:rPr>
-        <w:t xml:space="preserve"> : UDINT; j : INT;</w:t>
+        <w:br/>
+        <w:t xml:space="preserve">    F_CRC16_Modbus := 16#FFFF; RETURN;</w:t>
       </w:r>
       <w:r>
         <w:rPr>
@@ -9923,25 +8525,24 @@
           <w:shd w:val="clear" w:color="auto" w:fill="F4F4F4"/>
         </w:rPr>
         <w:br/>
-        <w:t xml:space="preserve">    </w:t>
-      </w:r>
-      <w:proofErr w:type="spellStart"/>
+        <w:t>END_IF</w:t>
+      </w:r>
       <w:r>
         <w:rPr>
           <w:rFonts w:ascii="Consolas" w:eastAsia="Consolas" w:hAnsi="Consolas"/>
           <w:sz w:val="18"/>
           <w:shd w:val="clear" w:color="auto" w:fill="F4F4F4"/>
         </w:rPr>
-        <w:t>wCrc</w:t>
-      </w:r>
-      <w:proofErr w:type="spellEnd"/>
+        <w:br/>
+      </w:r>
       <w:r>
         <w:rPr>
           <w:rFonts w:ascii="Consolas" w:eastAsia="Consolas" w:hAnsi="Consolas"/>
           <w:sz w:val="18"/>
           <w:shd w:val="clear" w:color="auto" w:fill="F4F4F4"/>
         </w:rPr>
-        <w:t xml:space="preserve"> : WORD := 16#FFFF;</w:t>
+        <w:br/>
+        <w:t>pB := pData;</w:t>
       </w:r>
       <w:r>
         <w:rPr>
@@ -9950,25 +8551,25 @@
           <w:shd w:val="clear" w:color="auto" w:fill="F4F4F4"/>
         </w:rPr>
         <w:br/>
-        <w:t xml:space="preserve">    </w:t>
-      </w:r>
-      <w:proofErr w:type="spellStart"/>
+        <w:t>FOR i := 0 TO nLen - 1 DO</w:t>
+      </w:r>
       <w:r>
         <w:rPr>
           <w:rFonts w:ascii="Consolas" w:eastAsia="Consolas" w:hAnsi="Consolas"/>
           <w:sz w:val="18"/>
           <w:shd w:val="clear" w:color="auto" w:fill="F4F4F4"/>
         </w:rPr>
-        <w:t>pB</w:t>
-      </w:r>
-      <w:proofErr w:type="spellEnd"/>
+        <w:br/>
+        <w:t xml:space="preserve">    wCrc := wCrc XOR TO_WORD(pB[i]);</w:t>
+      </w:r>
       <w:r>
         <w:rPr>
           <w:rFonts w:ascii="Consolas" w:eastAsia="Consolas" w:hAnsi="Consolas"/>
           <w:sz w:val="18"/>
           <w:shd w:val="clear" w:color="auto" w:fill="F4F4F4"/>
         </w:rPr>
-        <w:t xml:space="preserve">   : POINTER TO BYTE;</w:t>
+        <w:br/>
+        <w:t xml:space="preserve">    FOR j := 0 TO 7 DO</w:t>
       </w:r>
       <w:r>
         <w:rPr>
@@ -9977,7 +8578,7 @@
           <w:shd w:val="clear" w:color="auto" w:fill="F4F4F4"/>
         </w:rPr>
         <w:br/>
-        <w:t>END_VAR</w:t>
+        <w:t xml:space="preserve">        IF (wCrc AND 16#0001) &lt;&gt; 0 THEN</w:t>
       </w:r>
       <w:r>
         <w:rPr>
@@ -9986,6 +8587,7 @@
           <w:shd w:val="clear" w:color="auto" w:fill="F4F4F4"/>
         </w:rPr>
         <w:br/>
+        <w:t xml:space="preserve">            wCrc := SHR(wCrc, 1) XOR 16#A001;</w:t>
       </w:r>
       <w:r>
         <w:rPr>
@@ -9994,43 +8596,43 @@
           <w:shd w:val="clear" w:color="auto" w:fill="F4F4F4"/>
         </w:rPr>
         <w:br/>
-        <w:t xml:space="preserve">IF </w:t>
-      </w:r>
-      <w:proofErr w:type="spellStart"/>
+        <w:t xml:space="preserve">        ELSE</w:t>
+      </w:r>
       <w:r>
         <w:rPr>
           <w:rFonts w:ascii="Consolas" w:eastAsia="Consolas" w:hAnsi="Consolas"/>
           <w:sz w:val="18"/>
           <w:shd w:val="clear" w:color="auto" w:fill="F4F4F4"/>
         </w:rPr>
-        <w:t>pData</w:t>
-      </w:r>
-      <w:proofErr w:type="spellEnd"/>
+        <w:br/>
+        <w:t xml:space="preserve">            wCrc := SHR(wCrc, 1);</w:t>
+      </w:r>
       <w:r>
         <w:rPr>
           <w:rFonts w:ascii="Consolas" w:eastAsia="Consolas" w:hAnsi="Consolas"/>
           <w:sz w:val="18"/>
           <w:shd w:val="clear" w:color="auto" w:fill="F4F4F4"/>
         </w:rPr>
-        <w:t xml:space="preserve"> = 0 OR </w:t>
-      </w:r>
-      <w:proofErr w:type="spellStart"/>
+        <w:br/>
+        <w:t xml:space="preserve">        END_IF</w:t>
+      </w:r>
       <w:r>
         <w:rPr>
           <w:rFonts w:ascii="Consolas" w:eastAsia="Consolas" w:hAnsi="Consolas"/>
           <w:sz w:val="18"/>
           <w:shd w:val="clear" w:color="auto" w:fill="F4F4F4"/>
         </w:rPr>
-        <w:t>nLen</w:t>
-      </w:r>
-      <w:proofErr w:type="spellEnd"/>
+        <w:br/>
+        <w:t xml:space="preserve">    END_FOR</w:t>
+      </w:r>
       <w:r>
         <w:rPr>
           <w:rFonts w:ascii="Consolas" w:eastAsia="Consolas" w:hAnsi="Consolas"/>
           <w:sz w:val="18"/>
           <w:shd w:val="clear" w:color="auto" w:fill="F4F4F4"/>
         </w:rPr>
-        <w:t xml:space="preserve"> = 0 THEN</w:t>
+        <w:br/>
+        <w:t>END_FOR</w:t>
       </w:r>
       <w:r>
         <w:rPr>
@@ -10039,7 +8641,6 @@
           <w:shd w:val="clear" w:color="auto" w:fill="F4F4F4"/>
         </w:rPr>
         <w:br/>
-        <w:t xml:space="preserve">    F_CRC16_Modbus := 16#FFFF; RETURN;</w:t>
       </w:r>
       <w:r>
         <w:rPr>
@@ -10048,391 +8649,7 @@
           <w:shd w:val="clear" w:color="auto" w:fill="F4F4F4"/>
         </w:rPr>
         <w:br/>
-        <w:t>END_IF</w:t>
-      </w:r>
-      <w:r>
-        <w:rPr>
-          <w:rFonts w:ascii="Consolas" w:eastAsia="Consolas" w:hAnsi="Consolas"/>
-          <w:sz w:val="18"/>
-          <w:shd w:val="clear" w:color="auto" w:fill="F4F4F4"/>
-        </w:rPr>
-        <w:br/>
-      </w:r>
-      <w:r>
-        <w:rPr>
-          <w:rFonts w:ascii="Consolas" w:eastAsia="Consolas" w:hAnsi="Consolas"/>
-          <w:sz w:val="18"/>
-          <w:shd w:val="clear" w:color="auto" w:fill="F4F4F4"/>
-        </w:rPr>
-        <w:br/>
-      </w:r>
-      <w:proofErr w:type="spellStart"/>
-      <w:r>
-        <w:rPr>
-          <w:rFonts w:ascii="Consolas" w:eastAsia="Consolas" w:hAnsi="Consolas"/>
-          <w:sz w:val="18"/>
-          <w:shd w:val="clear" w:color="auto" w:fill="F4F4F4"/>
-        </w:rPr>
-        <w:t>pB</w:t>
-      </w:r>
-      <w:proofErr w:type="spellEnd"/>
-      <w:r>
-        <w:rPr>
-          <w:rFonts w:ascii="Consolas" w:eastAsia="Consolas" w:hAnsi="Consolas"/>
-          <w:sz w:val="18"/>
-          <w:shd w:val="clear" w:color="auto" w:fill="F4F4F4"/>
-        </w:rPr>
-        <w:t xml:space="preserve"> := </w:t>
-      </w:r>
-      <w:proofErr w:type="spellStart"/>
-      <w:r>
-        <w:rPr>
-          <w:rFonts w:ascii="Consolas" w:eastAsia="Consolas" w:hAnsi="Consolas"/>
-          <w:sz w:val="18"/>
-          <w:shd w:val="clear" w:color="auto" w:fill="F4F4F4"/>
-        </w:rPr>
-        <w:t>pData</w:t>
-      </w:r>
-      <w:proofErr w:type="spellEnd"/>
-      <w:r>
-        <w:rPr>
-          <w:rFonts w:ascii="Consolas" w:eastAsia="Consolas" w:hAnsi="Consolas"/>
-          <w:sz w:val="18"/>
-          <w:shd w:val="clear" w:color="auto" w:fill="F4F4F4"/>
-        </w:rPr>
-        <w:t>;</w:t>
-      </w:r>
-      <w:r>
-        <w:rPr>
-          <w:rFonts w:ascii="Consolas" w:eastAsia="Consolas" w:hAnsi="Consolas"/>
-          <w:sz w:val="18"/>
-          <w:shd w:val="clear" w:color="auto" w:fill="F4F4F4"/>
-        </w:rPr>
-        <w:br/>
-        <w:t xml:space="preserve">FOR </w:t>
-      </w:r>
-      <w:proofErr w:type="spellStart"/>
-      <w:r>
-        <w:rPr>
-          <w:rFonts w:ascii="Consolas" w:eastAsia="Consolas" w:hAnsi="Consolas"/>
-          <w:sz w:val="18"/>
-          <w:shd w:val="clear" w:color="auto" w:fill="F4F4F4"/>
-        </w:rPr>
-        <w:t>i</w:t>
-      </w:r>
-      <w:proofErr w:type="spellEnd"/>
-      <w:r>
-        <w:rPr>
-          <w:rFonts w:ascii="Consolas" w:eastAsia="Consolas" w:hAnsi="Consolas"/>
-          <w:sz w:val="18"/>
-          <w:shd w:val="clear" w:color="auto" w:fill="F4F4F4"/>
-        </w:rPr>
-        <w:t xml:space="preserve"> := 0 TO </w:t>
-      </w:r>
-      <w:proofErr w:type="spellStart"/>
-      <w:r>
-        <w:rPr>
-          <w:rFonts w:ascii="Consolas" w:eastAsia="Consolas" w:hAnsi="Consolas"/>
-          <w:sz w:val="18"/>
-          <w:shd w:val="clear" w:color="auto" w:fill="F4F4F4"/>
-        </w:rPr>
-        <w:t>nLen</w:t>
-      </w:r>
-      <w:proofErr w:type="spellEnd"/>
-      <w:r>
-        <w:rPr>
-          <w:rFonts w:ascii="Consolas" w:eastAsia="Consolas" w:hAnsi="Consolas"/>
-          <w:sz w:val="18"/>
-          <w:shd w:val="clear" w:color="auto" w:fill="F4F4F4"/>
-        </w:rPr>
-        <w:t xml:space="preserve"> - 1 DO</w:t>
-      </w:r>
-      <w:r>
-        <w:rPr>
-          <w:rFonts w:ascii="Consolas" w:eastAsia="Consolas" w:hAnsi="Consolas"/>
-          <w:sz w:val="18"/>
-          <w:shd w:val="clear" w:color="auto" w:fill="F4F4F4"/>
-        </w:rPr>
-        <w:br/>
-        <w:t xml:space="preserve">    </w:t>
-      </w:r>
-      <w:proofErr w:type="spellStart"/>
-      <w:r>
-        <w:rPr>
-          <w:rFonts w:ascii="Consolas" w:eastAsia="Consolas" w:hAnsi="Consolas"/>
-          <w:sz w:val="18"/>
-          <w:shd w:val="clear" w:color="auto" w:fill="F4F4F4"/>
-        </w:rPr>
-        <w:t>wCrc</w:t>
-      </w:r>
-      <w:proofErr w:type="spellEnd"/>
-      <w:r>
-        <w:rPr>
-          <w:rFonts w:ascii="Consolas" w:eastAsia="Consolas" w:hAnsi="Consolas"/>
-          <w:sz w:val="18"/>
-          <w:shd w:val="clear" w:color="auto" w:fill="F4F4F4"/>
-        </w:rPr>
-        <w:t xml:space="preserve"> := </w:t>
-      </w:r>
-      <w:proofErr w:type="spellStart"/>
-      <w:r>
-        <w:rPr>
-          <w:rFonts w:ascii="Consolas" w:eastAsia="Consolas" w:hAnsi="Consolas"/>
-          <w:sz w:val="18"/>
-          <w:shd w:val="clear" w:color="auto" w:fill="F4F4F4"/>
-        </w:rPr>
-        <w:t>wCrc</w:t>
-      </w:r>
-      <w:proofErr w:type="spellEnd"/>
-      <w:r>
-        <w:rPr>
-          <w:rFonts w:ascii="Consolas" w:eastAsia="Consolas" w:hAnsi="Consolas"/>
-          <w:sz w:val="18"/>
-          <w:shd w:val="clear" w:color="auto" w:fill="F4F4F4"/>
-        </w:rPr>
-        <w:t xml:space="preserve"> XOR TO_WORD(</w:t>
-      </w:r>
-      <w:proofErr w:type="spellStart"/>
-      <w:r>
-        <w:rPr>
-          <w:rFonts w:ascii="Consolas" w:eastAsia="Consolas" w:hAnsi="Consolas"/>
-          <w:sz w:val="18"/>
-          <w:shd w:val="clear" w:color="auto" w:fill="F4F4F4"/>
-        </w:rPr>
-        <w:t>pB</w:t>
-      </w:r>
-      <w:proofErr w:type="spellEnd"/>
-      <w:r>
-        <w:rPr>
-          <w:rFonts w:ascii="Consolas" w:eastAsia="Consolas" w:hAnsi="Consolas"/>
-          <w:sz w:val="18"/>
-          <w:shd w:val="clear" w:color="auto" w:fill="F4F4F4"/>
-        </w:rPr>
-        <w:t>[</w:t>
-      </w:r>
-      <w:proofErr w:type="spellStart"/>
-      <w:r>
-        <w:rPr>
-          <w:rFonts w:ascii="Consolas" w:eastAsia="Consolas" w:hAnsi="Consolas"/>
-          <w:sz w:val="18"/>
-          <w:shd w:val="clear" w:color="auto" w:fill="F4F4F4"/>
-        </w:rPr>
-        <w:t>i</w:t>
-      </w:r>
-      <w:proofErr w:type="spellEnd"/>
-      <w:r>
-        <w:rPr>
-          <w:rFonts w:ascii="Consolas" w:eastAsia="Consolas" w:hAnsi="Consolas"/>
-          <w:sz w:val="18"/>
-          <w:shd w:val="clear" w:color="auto" w:fill="F4F4F4"/>
-        </w:rPr>
-        <w:t>]);</w:t>
-      </w:r>
-      <w:r>
-        <w:rPr>
-          <w:rFonts w:ascii="Consolas" w:eastAsia="Consolas" w:hAnsi="Consolas"/>
-          <w:sz w:val="18"/>
-          <w:shd w:val="clear" w:color="auto" w:fill="F4F4F4"/>
-        </w:rPr>
-        <w:br/>
-        <w:t xml:space="preserve">    FOR j := 0 TO 7 DO</w:t>
-      </w:r>
-      <w:r>
-        <w:rPr>
-          <w:rFonts w:ascii="Consolas" w:eastAsia="Consolas" w:hAnsi="Consolas"/>
-          <w:sz w:val="18"/>
-          <w:shd w:val="clear" w:color="auto" w:fill="F4F4F4"/>
-        </w:rPr>
-        <w:br/>
-        <w:t xml:space="preserve">        IF (</w:t>
-      </w:r>
-      <w:proofErr w:type="spellStart"/>
-      <w:r>
-        <w:rPr>
-          <w:rFonts w:ascii="Consolas" w:eastAsia="Consolas" w:hAnsi="Consolas"/>
-          <w:sz w:val="18"/>
-          <w:shd w:val="clear" w:color="auto" w:fill="F4F4F4"/>
-        </w:rPr>
-        <w:t>wCrc</w:t>
-      </w:r>
-      <w:proofErr w:type="spellEnd"/>
-      <w:r>
-        <w:rPr>
-          <w:rFonts w:ascii="Consolas" w:eastAsia="Consolas" w:hAnsi="Consolas"/>
-          <w:sz w:val="18"/>
-          <w:shd w:val="clear" w:color="auto" w:fill="F4F4F4"/>
-        </w:rPr>
-        <w:t xml:space="preserve"> AND 16#0001) &lt;&gt; 0 THEN</w:t>
-      </w:r>
-      <w:r>
-        <w:rPr>
-          <w:rFonts w:ascii="Consolas" w:eastAsia="Consolas" w:hAnsi="Consolas"/>
-          <w:sz w:val="18"/>
-          <w:shd w:val="clear" w:color="auto" w:fill="F4F4F4"/>
-        </w:rPr>
-        <w:br/>
-        <w:t xml:space="preserve">            </w:t>
-      </w:r>
-      <w:proofErr w:type="spellStart"/>
-      <w:r>
-        <w:rPr>
-          <w:rFonts w:ascii="Consolas" w:eastAsia="Consolas" w:hAnsi="Consolas"/>
-          <w:sz w:val="18"/>
-          <w:shd w:val="clear" w:color="auto" w:fill="F4F4F4"/>
-        </w:rPr>
-        <w:t>wCrc</w:t>
-      </w:r>
-      <w:proofErr w:type="spellEnd"/>
-      <w:r>
-        <w:rPr>
-          <w:rFonts w:ascii="Consolas" w:eastAsia="Consolas" w:hAnsi="Consolas"/>
-          <w:sz w:val="18"/>
-          <w:shd w:val="clear" w:color="auto" w:fill="F4F4F4"/>
-        </w:rPr>
-        <w:t xml:space="preserve"> := SHR(</w:t>
-      </w:r>
-      <w:proofErr w:type="spellStart"/>
-      <w:r>
-        <w:rPr>
-          <w:rFonts w:ascii="Consolas" w:eastAsia="Consolas" w:hAnsi="Consolas"/>
-          <w:sz w:val="18"/>
-          <w:shd w:val="clear" w:color="auto" w:fill="F4F4F4"/>
-        </w:rPr>
-        <w:t>wCrc</w:t>
-      </w:r>
-      <w:proofErr w:type="spellEnd"/>
-      <w:r>
-        <w:rPr>
-          <w:rFonts w:ascii="Consolas" w:eastAsia="Consolas" w:hAnsi="Consolas"/>
-          <w:sz w:val="18"/>
-          <w:shd w:val="clear" w:color="auto" w:fill="F4F4F4"/>
-        </w:rPr>
-        <w:t>, 1) XOR 16#A001;</w:t>
-      </w:r>
-      <w:r>
-        <w:rPr>
-          <w:rFonts w:ascii="Consolas" w:eastAsia="Consolas" w:hAnsi="Consolas"/>
-          <w:sz w:val="18"/>
-          <w:shd w:val="clear" w:color="auto" w:fill="F4F4F4"/>
-        </w:rPr>
-        <w:br/>
-        <w:t xml:space="preserve">        ELSE</w:t>
-      </w:r>
-      <w:r>
-        <w:rPr>
-          <w:rFonts w:ascii="Consolas" w:eastAsia="Consolas" w:hAnsi="Consolas"/>
-          <w:sz w:val="18"/>
-          <w:shd w:val="clear" w:color="auto" w:fill="F4F4F4"/>
-        </w:rPr>
-        <w:br/>
-        <w:t xml:space="preserve">            </w:t>
-      </w:r>
-      <w:proofErr w:type="spellStart"/>
-      <w:r>
-        <w:rPr>
-          <w:rFonts w:ascii="Consolas" w:eastAsia="Consolas" w:hAnsi="Consolas"/>
-          <w:sz w:val="18"/>
-          <w:shd w:val="clear" w:color="auto" w:fill="F4F4F4"/>
-        </w:rPr>
-        <w:t>wCrc</w:t>
-      </w:r>
-      <w:proofErr w:type="spellEnd"/>
-      <w:r>
-        <w:rPr>
-          <w:rFonts w:ascii="Consolas" w:eastAsia="Consolas" w:hAnsi="Consolas"/>
-          <w:sz w:val="18"/>
-          <w:shd w:val="clear" w:color="auto" w:fill="F4F4F4"/>
-        </w:rPr>
-        <w:t xml:space="preserve"> := SHR(</w:t>
-      </w:r>
-      <w:proofErr w:type="spellStart"/>
-      <w:r>
-        <w:rPr>
-          <w:rFonts w:ascii="Consolas" w:eastAsia="Consolas" w:hAnsi="Consolas"/>
-          <w:sz w:val="18"/>
-          <w:shd w:val="clear" w:color="auto" w:fill="F4F4F4"/>
-        </w:rPr>
-        <w:t>wCrc</w:t>
-      </w:r>
-      <w:proofErr w:type="spellEnd"/>
-      <w:r>
-        <w:rPr>
-          <w:rFonts w:ascii="Consolas" w:eastAsia="Consolas" w:hAnsi="Consolas"/>
-          <w:sz w:val="18"/>
-          <w:shd w:val="clear" w:color="auto" w:fill="F4F4F4"/>
-        </w:rPr>
-        <w:t>, 1);</w:t>
-      </w:r>
-      <w:r>
-        <w:rPr>
-          <w:rFonts w:ascii="Consolas" w:eastAsia="Consolas" w:hAnsi="Consolas"/>
-          <w:sz w:val="18"/>
-          <w:shd w:val="clear" w:color="auto" w:fill="F4F4F4"/>
-        </w:rPr>
-        <w:br/>
-        <w:t xml:space="preserve">        END_IF</w:t>
-      </w:r>
-      <w:r>
-        <w:rPr>
-          <w:rFonts w:ascii="Consolas" w:eastAsia="Consolas" w:hAnsi="Consolas"/>
-          <w:sz w:val="18"/>
-          <w:shd w:val="clear" w:color="auto" w:fill="F4F4F4"/>
-        </w:rPr>
-        <w:br/>
-        <w:t xml:space="preserve">    END_FOR</w:t>
-      </w:r>
-      <w:r>
-        <w:rPr>
-          <w:rFonts w:ascii="Consolas" w:eastAsia="Consolas" w:hAnsi="Consolas"/>
-          <w:sz w:val="18"/>
-          <w:shd w:val="clear" w:color="auto" w:fill="F4F4F4"/>
-        </w:rPr>
-        <w:br/>
-      </w:r>
-      <w:proofErr w:type="spellStart"/>
-      <w:r>
-        <w:rPr>
-          <w:rFonts w:ascii="Consolas" w:eastAsia="Consolas" w:hAnsi="Consolas"/>
-          <w:sz w:val="18"/>
-          <w:shd w:val="clear" w:color="auto" w:fill="F4F4F4"/>
-        </w:rPr>
-        <w:t>END_FOR</w:t>
-      </w:r>
-      <w:proofErr w:type="spellEnd"/>
-      <w:r>
-        <w:rPr>
-          <w:rFonts w:ascii="Consolas" w:eastAsia="Consolas" w:hAnsi="Consolas"/>
-          <w:sz w:val="18"/>
-          <w:shd w:val="clear" w:color="auto" w:fill="F4F4F4"/>
-        </w:rPr>
-        <w:br/>
-      </w:r>
-      <w:r>
-        <w:rPr>
-          <w:rFonts w:ascii="Consolas" w:eastAsia="Consolas" w:hAnsi="Consolas"/>
-          <w:sz w:val="18"/>
-          <w:shd w:val="clear" w:color="auto" w:fill="F4F4F4"/>
-        </w:rPr>
-        <w:br/>
-        <w:t xml:space="preserve">F_CRC16_Modbus := </w:t>
-      </w:r>
-      <w:proofErr w:type="spellStart"/>
-      <w:r>
-        <w:rPr>
-          <w:rFonts w:ascii="Consolas" w:eastAsia="Consolas" w:hAnsi="Consolas"/>
-          <w:sz w:val="18"/>
-          <w:shd w:val="clear" w:color="auto" w:fill="F4F4F4"/>
-        </w:rPr>
-        <w:t>wCrc</w:t>
-      </w:r>
-      <w:proofErr w:type="spellEnd"/>
-      <w:r>
-        <w:rPr>
-          <w:rFonts w:ascii="Consolas" w:eastAsia="Consolas" w:hAnsi="Consolas"/>
-          <w:sz w:val="18"/>
-          <w:shd w:val="clear" w:color="auto" w:fill="F4F4F4"/>
-        </w:rPr>
-        <w:t>;</w:t>
+        <w:t>F_CRC16_Modbus := wCrc;</w:t>
       </w:r>
     </w:p>
     <w:p>
@@ -10486,25 +8703,7 @@
           <w:color w:val="1F3A5F"/>
           <w:lang w:eastAsia="zh-CN"/>
         </w:rPr>
-        <w:t>上位</w:t>
-      </w:r>
-      <w:proofErr w:type="gramStart"/>
-      <w:r>
-        <w:rPr>
-          <w:rFonts w:ascii="Calibri" w:eastAsia="微软雅黑" w:hAnsi="Calibri"/>
-          <w:color w:val="1F3A5F"/>
-          <w:lang w:eastAsia="zh-CN"/>
-        </w:rPr>
-        <w:t>机正常</w:t>
-      </w:r>
-      <w:proofErr w:type="gramEnd"/>
-      <w:r>
-        <w:rPr>
-          <w:rFonts w:ascii="Calibri" w:eastAsia="微软雅黑" w:hAnsi="Calibri"/>
-          <w:color w:val="1F3A5F"/>
-          <w:lang w:eastAsia="zh-CN"/>
-        </w:rPr>
-        <w:t>启动与读取</w:t>
+        <w:t>上位机正常启动与读取</w:t>
       </w:r>
     </w:p>
     <w:p>
@@ -10517,214 +8716,34 @@
           <w:sz w:val="18"/>
           <w:shd w:val="clear" w:color="auto" w:fill="F4F4F4"/>
         </w:rPr>
-        <w:t xml:space="preserve">Client → </w:t>
-      </w:r>
-      <w:proofErr w:type="gramStart"/>
+        <w:t>Client → Server :  HELLO         CMD=0x05 SubID=0x00 SeqNo=0x0000</w:t>
+      </w:r>
       <w:r>
         <w:rPr>
           <w:rFonts w:ascii="Consolas" w:eastAsia="Consolas" w:hAnsi="Consolas"/>
           <w:sz w:val="18"/>
           <w:shd w:val="clear" w:color="auto" w:fill="F4F4F4"/>
         </w:rPr>
-        <w:t>Server :</w:t>
-      </w:r>
-      <w:proofErr w:type="gramEnd"/>
+        <w:br/>
+        <w:t>Server → Client :  HELLO_ACK     CMD=0x85 Payload=0x00</w:t>
+      </w:r>
       <w:r>
         <w:rPr>
           <w:rFonts w:ascii="Consolas" w:eastAsia="Consolas" w:hAnsi="Consolas"/>
           <w:sz w:val="18"/>
           <w:shd w:val="clear" w:color="auto" w:fill="F4F4F4"/>
         </w:rPr>
-        <w:t xml:space="preserve">  HELLO         CMD=0x05 </w:t>
-      </w:r>
-      <w:proofErr w:type="spellStart"/>
+        <w:br/>
+        <w:t>Client → Server :  READ_REQ      CMD=0x01 SubID=0x03 SeqNo=0x0001 (读 CLS5K)</w:t>
+      </w:r>
       <w:r>
         <w:rPr>
           <w:rFonts w:ascii="Consolas" w:eastAsia="Consolas" w:hAnsi="Consolas"/>
           <w:sz w:val="18"/>
           <w:shd w:val="clear" w:color="auto" w:fill="F4F4F4"/>
         </w:rPr>
-        <w:t>SubID</w:t>
-      </w:r>
-      <w:proofErr w:type="spellEnd"/>
-      <w:r>
-        <w:rPr>
-          <w:rFonts w:ascii="Consolas" w:eastAsia="Consolas" w:hAnsi="Consolas"/>
-          <w:sz w:val="18"/>
-          <w:shd w:val="clear" w:color="auto" w:fill="F4F4F4"/>
-        </w:rPr>
-        <w:t xml:space="preserve">=0x00 </w:t>
-      </w:r>
-      <w:proofErr w:type="spellStart"/>
-      <w:r>
-        <w:rPr>
-          <w:rFonts w:ascii="Consolas" w:eastAsia="Consolas" w:hAnsi="Consolas"/>
-          <w:sz w:val="18"/>
-          <w:shd w:val="clear" w:color="auto" w:fill="F4F4F4"/>
-        </w:rPr>
-        <w:t>SeqNo</w:t>
-      </w:r>
-      <w:proofErr w:type="spellEnd"/>
-      <w:r>
-        <w:rPr>
-          <w:rFonts w:ascii="Consolas" w:eastAsia="Consolas" w:hAnsi="Consolas"/>
-          <w:sz w:val="18"/>
-          <w:shd w:val="clear" w:color="auto" w:fill="F4F4F4"/>
-        </w:rPr>
-        <w:t>=0x0000</w:t>
-      </w:r>
-      <w:r>
-        <w:rPr>
-          <w:rFonts w:ascii="Consolas" w:eastAsia="Consolas" w:hAnsi="Consolas"/>
-          <w:sz w:val="18"/>
-          <w:shd w:val="clear" w:color="auto" w:fill="F4F4F4"/>
-        </w:rPr>
         <w:br/>
-        <w:t xml:space="preserve">Server → </w:t>
-      </w:r>
-      <w:proofErr w:type="gramStart"/>
-      <w:r>
-        <w:rPr>
-          <w:rFonts w:ascii="Consolas" w:eastAsia="Consolas" w:hAnsi="Consolas"/>
-          <w:sz w:val="18"/>
-          <w:shd w:val="clear" w:color="auto" w:fill="F4F4F4"/>
-        </w:rPr>
-        <w:t>Client :</w:t>
-      </w:r>
-      <w:proofErr w:type="gramEnd"/>
-      <w:r>
-        <w:rPr>
-          <w:rFonts w:ascii="Consolas" w:eastAsia="Consolas" w:hAnsi="Consolas"/>
-          <w:sz w:val="18"/>
-          <w:shd w:val="clear" w:color="auto" w:fill="F4F4F4"/>
-        </w:rPr>
-        <w:t xml:space="preserve">  HELLO_ACK     CMD=0x85 Payload=0x00</w:t>
-      </w:r>
-      <w:r>
-        <w:rPr>
-          <w:rFonts w:ascii="Consolas" w:eastAsia="Consolas" w:hAnsi="Consolas"/>
-          <w:sz w:val="18"/>
-          <w:shd w:val="clear" w:color="auto" w:fill="F4F4F4"/>
-        </w:rPr>
-        <w:br/>
-        <w:t xml:space="preserve">Client → </w:t>
-      </w:r>
-      <w:proofErr w:type="gramStart"/>
-      <w:r>
-        <w:rPr>
-          <w:rFonts w:ascii="Consolas" w:eastAsia="Consolas" w:hAnsi="Consolas"/>
-          <w:sz w:val="18"/>
-          <w:shd w:val="clear" w:color="auto" w:fill="F4F4F4"/>
-        </w:rPr>
-        <w:t>Server :</w:t>
-      </w:r>
-      <w:proofErr w:type="gramEnd"/>
-      <w:r>
-        <w:rPr>
-          <w:rFonts w:ascii="Consolas" w:eastAsia="Consolas" w:hAnsi="Consolas"/>
-          <w:sz w:val="18"/>
-          <w:shd w:val="clear" w:color="auto" w:fill="F4F4F4"/>
-        </w:rPr>
-        <w:t xml:space="preserve">  READ_REQ      CMD=0x01 </w:t>
-      </w:r>
-      <w:proofErr w:type="spellStart"/>
-      <w:r>
-        <w:rPr>
-          <w:rFonts w:ascii="Consolas" w:eastAsia="Consolas" w:hAnsi="Consolas"/>
-          <w:sz w:val="18"/>
-          <w:shd w:val="clear" w:color="auto" w:fill="F4F4F4"/>
-        </w:rPr>
-        <w:t>SubID</w:t>
-      </w:r>
-      <w:proofErr w:type="spellEnd"/>
-      <w:r>
-        <w:rPr>
-          <w:rFonts w:ascii="Consolas" w:eastAsia="Consolas" w:hAnsi="Consolas"/>
-          <w:sz w:val="18"/>
-          <w:shd w:val="clear" w:color="auto" w:fill="F4F4F4"/>
-        </w:rPr>
-        <w:t xml:space="preserve">=0x03 </w:t>
-      </w:r>
-      <w:proofErr w:type="spellStart"/>
-      <w:r>
-        <w:rPr>
-          <w:rFonts w:ascii="Consolas" w:eastAsia="Consolas" w:hAnsi="Consolas"/>
-          <w:sz w:val="18"/>
-          <w:shd w:val="clear" w:color="auto" w:fill="F4F4F4"/>
-        </w:rPr>
-        <w:t>SeqNo</w:t>
-      </w:r>
-      <w:proofErr w:type="spellEnd"/>
-      <w:r>
-        <w:rPr>
-          <w:rFonts w:ascii="Consolas" w:eastAsia="Consolas" w:hAnsi="Consolas"/>
-          <w:sz w:val="18"/>
-          <w:shd w:val="clear" w:color="auto" w:fill="F4F4F4"/>
-        </w:rPr>
-        <w:t>=0x0001 (读 CLS5K)</w:t>
-      </w:r>
-      <w:r>
-        <w:rPr>
-          <w:rFonts w:ascii="Consolas" w:eastAsia="Consolas" w:hAnsi="Consolas"/>
-          <w:sz w:val="18"/>
-          <w:shd w:val="clear" w:color="auto" w:fill="F4F4F4"/>
-        </w:rPr>
-        <w:br/>
-        <w:t xml:space="preserve">Server → </w:t>
-      </w:r>
-      <w:proofErr w:type="gramStart"/>
-      <w:r>
-        <w:rPr>
-          <w:rFonts w:ascii="Consolas" w:eastAsia="Consolas" w:hAnsi="Consolas"/>
-          <w:sz w:val="18"/>
-          <w:shd w:val="clear" w:color="auto" w:fill="F4F4F4"/>
-        </w:rPr>
-        <w:t>Client :</w:t>
-      </w:r>
-      <w:proofErr w:type="gramEnd"/>
-      <w:r>
-        <w:rPr>
-          <w:rFonts w:ascii="Consolas" w:eastAsia="Consolas" w:hAnsi="Consolas"/>
-          <w:sz w:val="18"/>
-          <w:shd w:val="clear" w:color="auto" w:fill="F4F4F4"/>
-        </w:rPr>
-        <w:t xml:space="preserve">  READ_ACK      CMD=0x81 </w:t>
-      </w:r>
-      <w:proofErr w:type="spellStart"/>
-      <w:r>
-        <w:rPr>
-          <w:rFonts w:ascii="Consolas" w:eastAsia="Consolas" w:hAnsi="Consolas"/>
-          <w:sz w:val="18"/>
-          <w:shd w:val="clear" w:color="auto" w:fill="F4F4F4"/>
-        </w:rPr>
-        <w:t>SubID</w:t>
-      </w:r>
-      <w:proofErr w:type="spellEnd"/>
-      <w:r>
-        <w:rPr>
-          <w:rFonts w:ascii="Consolas" w:eastAsia="Consolas" w:hAnsi="Consolas"/>
-          <w:sz w:val="18"/>
-          <w:shd w:val="clear" w:color="auto" w:fill="F4F4F4"/>
-        </w:rPr>
-        <w:t xml:space="preserve">=0x03 </w:t>
-      </w:r>
-      <w:proofErr w:type="spellStart"/>
-      <w:r>
-        <w:rPr>
-          <w:rFonts w:ascii="Consolas" w:eastAsia="Consolas" w:hAnsi="Consolas"/>
-          <w:sz w:val="18"/>
-          <w:shd w:val="clear" w:color="auto" w:fill="F4F4F4"/>
-        </w:rPr>
-        <w:t>SeqNo</w:t>
-      </w:r>
-      <w:proofErr w:type="spellEnd"/>
-      <w:r>
-        <w:rPr>
-          <w:rFonts w:ascii="Consolas" w:eastAsia="Consolas" w:hAnsi="Consolas"/>
-          <w:sz w:val="18"/>
-          <w:shd w:val="clear" w:color="auto" w:fill="F4F4F4"/>
-        </w:rPr>
-        <w:t>=0x0001 Payload=&lt;112 B&gt;</w:t>
+        <w:t>Server → Client :  READ_ACK      CMD=0x81 SubID=0x03 SeqNo=0x0001 Payload=&lt;112 B&gt;</w:t>
       </w:r>
     </w:p>
     <w:p>
@@ -10777,18 +8796,17 @@
           <w:sz w:val="18"/>
           <w:shd w:val="clear" w:color="auto" w:fill="F4F4F4"/>
         </w:rPr>
-        <w:t xml:space="preserve"># </w:t>
-      </w:r>
-      <w:proofErr w:type="spellStart"/>
+        <w:t># 第一轮</w:t>
+      </w:r>
       <w:r>
         <w:rPr>
           <w:rFonts w:ascii="Consolas" w:eastAsia="Consolas" w:hAnsi="Consolas"/>
           <w:sz w:val="18"/>
           <w:shd w:val="clear" w:color="auto" w:fill="F4F4F4"/>
         </w:rPr>
-        <w:t>第一轮</w:t>
-      </w:r>
-      <w:proofErr w:type="spellEnd"/>
+        <w:br/>
+        <w:t>... 成功写入 SeqNo=0x0001 ~ 0x0003，主站缓存 {1,2,3}</w:t>
+      </w:r>
       <w:r>
         <w:rPr>
           <w:rFonts w:ascii="Consolas" w:eastAsia="Consolas" w:hAnsi="Consolas"/>
@@ -10796,43 +8814,43 @@
           <w:shd w:val="clear" w:color="auto" w:fill="F4F4F4"/>
         </w:rPr>
         <w:br/>
-        <w:t xml:space="preserve">... </w:t>
-      </w:r>
-      <w:proofErr w:type="spellStart"/>
+        <w:t># 上位机崩溃</w:t>
+      </w:r>
       <w:r>
         <w:rPr>
           <w:rFonts w:ascii="Consolas" w:eastAsia="Consolas" w:hAnsi="Consolas"/>
           <w:sz w:val="18"/>
           <w:shd w:val="clear" w:color="auto" w:fill="F4F4F4"/>
         </w:rPr>
-        <w:t>成功写入</w:t>
-      </w:r>
-      <w:proofErr w:type="spellEnd"/>
+        <w:br/>
+        <w:t># 第二轮：上位机重启</w:t>
+      </w:r>
       <w:r>
         <w:rPr>
           <w:rFonts w:ascii="Consolas" w:eastAsia="Consolas" w:hAnsi="Consolas"/>
           <w:sz w:val="18"/>
           <w:shd w:val="clear" w:color="auto" w:fill="F4F4F4"/>
         </w:rPr>
-        <w:t xml:space="preserve"> </w:t>
-      </w:r>
-      <w:proofErr w:type="spellStart"/>
+        <w:br/>
+        <w:t>Client → Server :  HELLO         SeqNo=0x0000         → 主站清空缓存 {}</w:t>
+      </w:r>
       <w:r>
         <w:rPr>
           <w:rFonts w:ascii="Consolas" w:eastAsia="Consolas" w:hAnsi="Consolas"/>
           <w:sz w:val="18"/>
           <w:shd w:val="clear" w:color="auto" w:fill="F4F4F4"/>
         </w:rPr>
-        <w:t>SeqNo</w:t>
-      </w:r>
-      <w:proofErr w:type="spellEnd"/>
+        <w:br/>
+        <w:t>Server → Client :  HELLO_ACK     Payload=0x00</w:t>
+      </w:r>
       <w:r>
         <w:rPr>
           <w:rFonts w:ascii="Consolas" w:eastAsia="Consolas" w:hAnsi="Consolas"/>
           <w:sz w:val="18"/>
           <w:shd w:val="clear" w:color="auto" w:fill="F4F4F4"/>
         </w:rPr>
-        <w:t>=0x0001 ~ 0x0003，主站缓存 {1,2,3}</w:t>
+        <w:br/>
+        <w:t>Client → Server :  WRITE_REQ     SeqNo=0x0001 (新内容) → 成功执行，不被误判为重放</w:t>
       </w:r>
       <w:r>
         <w:rPr>
@@ -10841,172 +8859,7 @@
           <w:shd w:val="clear" w:color="auto" w:fill="F4F4F4"/>
         </w:rPr>
         <w:br/>
-        <w:t xml:space="preserve"># </w:t>
-      </w:r>
-      <w:proofErr w:type="spellStart"/>
-      <w:r>
-        <w:rPr>
-          <w:rFonts w:ascii="Consolas" w:eastAsia="Consolas" w:hAnsi="Consolas"/>
-          <w:sz w:val="18"/>
-          <w:shd w:val="clear" w:color="auto" w:fill="F4F4F4"/>
-        </w:rPr>
-        <w:t>上位机崩溃</w:t>
-      </w:r>
-      <w:proofErr w:type="spellEnd"/>
-      <w:r>
-        <w:rPr>
-          <w:rFonts w:ascii="Consolas" w:eastAsia="Consolas" w:hAnsi="Consolas"/>
-          <w:sz w:val="18"/>
-          <w:shd w:val="clear" w:color="auto" w:fill="F4F4F4"/>
-        </w:rPr>
-        <w:br/>
-        <w:t xml:space="preserve"># </w:t>
-      </w:r>
-      <w:proofErr w:type="spellStart"/>
-      <w:r>
-        <w:rPr>
-          <w:rFonts w:ascii="Consolas" w:eastAsia="Consolas" w:hAnsi="Consolas"/>
-          <w:sz w:val="18"/>
-          <w:shd w:val="clear" w:color="auto" w:fill="F4F4F4"/>
-        </w:rPr>
-        <w:t>第二轮：上位机重启</w:t>
-      </w:r>
-      <w:proofErr w:type="spellEnd"/>
-      <w:r>
-        <w:rPr>
-          <w:rFonts w:ascii="Consolas" w:eastAsia="Consolas" w:hAnsi="Consolas"/>
-          <w:sz w:val="18"/>
-          <w:shd w:val="clear" w:color="auto" w:fill="F4F4F4"/>
-        </w:rPr>
-        <w:br/>
-        <w:t xml:space="preserve">Client → Server :  HELLO         </w:t>
-      </w:r>
-      <w:proofErr w:type="spellStart"/>
-      <w:r>
-        <w:rPr>
-          <w:rFonts w:ascii="Consolas" w:eastAsia="Consolas" w:hAnsi="Consolas"/>
-          <w:sz w:val="18"/>
-          <w:shd w:val="clear" w:color="auto" w:fill="F4F4F4"/>
-        </w:rPr>
-        <w:t>SeqNo</w:t>
-      </w:r>
-      <w:proofErr w:type="spellEnd"/>
-      <w:r>
-        <w:rPr>
-          <w:rFonts w:ascii="Consolas" w:eastAsia="Consolas" w:hAnsi="Consolas"/>
-          <w:sz w:val="18"/>
-          <w:shd w:val="clear" w:color="auto" w:fill="F4F4F4"/>
-        </w:rPr>
-        <w:t xml:space="preserve">=0x0000         → </w:t>
-      </w:r>
-      <w:proofErr w:type="spellStart"/>
-      <w:r>
-        <w:rPr>
-          <w:rFonts w:ascii="Consolas" w:eastAsia="Consolas" w:hAnsi="Consolas"/>
-          <w:sz w:val="18"/>
-          <w:shd w:val="clear" w:color="auto" w:fill="F4F4F4"/>
-        </w:rPr>
-        <w:t>主站清空缓存</w:t>
-      </w:r>
-      <w:proofErr w:type="spellEnd"/>
-      <w:r>
-        <w:rPr>
-          <w:rFonts w:ascii="Consolas" w:eastAsia="Consolas" w:hAnsi="Consolas"/>
-          <w:sz w:val="18"/>
-          <w:shd w:val="clear" w:color="auto" w:fill="F4F4F4"/>
-        </w:rPr>
-        <w:t xml:space="preserve"> {}</w:t>
-      </w:r>
-      <w:r>
-        <w:rPr>
-          <w:rFonts w:ascii="Consolas" w:eastAsia="Consolas" w:hAnsi="Consolas"/>
-          <w:sz w:val="18"/>
-          <w:shd w:val="clear" w:color="auto" w:fill="F4F4F4"/>
-        </w:rPr>
-        <w:br/>
-        <w:t>Server → Client :  HELLO_ACK     Payload=0x00</w:t>
-      </w:r>
-      <w:r>
-        <w:rPr>
-          <w:rFonts w:ascii="Consolas" w:eastAsia="Consolas" w:hAnsi="Consolas"/>
-          <w:sz w:val="18"/>
-          <w:shd w:val="clear" w:color="auto" w:fill="F4F4F4"/>
-        </w:rPr>
-        <w:br/>
-        <w:t xml:space="preserve">Client → Server :  WRITE_REQ     </w:t>
-      </w:r>
-      <w:proofErr w:type="spellStart"/>
-      <w:r>
-        <w:rPr>
-          <w:rFonts w:ascii="Consolas" w:eastAsia="Consolas" w:hAnsi="Consolas"/>
-          <w:sz w:val="18"/>
-          <w:shd w:val="clear" w:color="auto" w:fill="F4F4F4"/>
-        </w:rPr>
-        <w:t>SeqNo</w:t>
-      </w:r>
-      <w:proofErr w:type="spellEnd"/>
-      <w:r>
-        <w:rPr>
-          <w:rFonts w:ascii="Consolas" w:eastAsia="Consolas" w:hAnsi="Consolas"/>
-          <w:sz w:val="18"/>
-          <w:shd w:val="clear" w:color="auto" w:fill="F4F4F4"/>
-        </w:rPr>
-        <w:t>=0x0001 (</w:t>
-      </w:r>
-      <w:proofErr w:type="spellStart"/>
-      <w:r>
-        <w:rPr>
-          <w:rFonts w:ascii="Consolas" w:eastAsia="Consolas" w:hAnsi="Consolas"/>
-          <w:sz w:val="18"/>
-          <w:shd w:val="clear" w:color="auto" w:fill="F4F4F4"/>
-        </w:rPr>
-        <w:t>新内容</w:t>
-      </w:r>
-      <w:proofErr w:type="spellEnd"/>
-      <w:r>
-        <w:rPr>
-          <w:rFonts w:ascii="Consolas" w:eastAsia="Consolas" w:hAnsi="Consolas"/>
-          <w:sz w:val="18"/>
-          <w:shd w:val="clear" w:color="auto" w:fill="F4F4F4"/>
-        </w:rPr>
-        <w:t xml:space="preserve">) → </w:t>
-      </w:r>
-      <w:proofErr w:type="spellStart"/>
-      <w:r>
-        <w:rPr>
-          <w:rFonts w:ascii="Consolas" w:eastAsia="Consolas" w:hAnsi="Consolas"/>
-          <w:sz w:val="18"/>
-          <w:shd w:val="clear" w:color="auto" w:fill="F4F4F4"/>
-        </w:rPr>
-        <w:t>成功执行，不被误判为重放</w:t>
-      </w:r>
-      <w:proofErr w:type="spellEnd"/>
-      <w:r>
-        <w:rPr>
-          <w:rFonts w:ascii="Consolas" w:eastAsia="Consolas" w:hAnsi="Consolas"/>
-          <w:sz w:val="18"/>
-          <w:shd w:val="clear" w:color="auto" w:fill="F4F4F4"/>
-        </w:rPr>
-        <w:br/>
-        <w:t xml:space="preserve">Server → Client :  WRITE_ACK     </w:t>
-      </w:r>
-      <w:proofErr w:type="spellStart"/>
-      <w:r>
-        <w:rPr>
-          <w:rFonts w:ascii="Consolas" w:eastAsia="Consolas" w:hAnsi="Consolas"/>
-          <w:sz w:val="18"/>
-          <w:shd w:val="clear" w:color="auto" w:fill="F4F4F4"/>
-        </w:rPr>
-        <w:t>SeqNo</w:t>
-      </w:r>
-      <w:proofErr w:type="spellEnd"/>
-      <w:r>
-        <w:rPr>
-          <w:rFonts w:ascii="Consolas" w:eastAsia="Consolas" w:hAnsi="Consolas"/>
-          <w:sz w:val="18"/>
-          <w:shd w:val="clear" w:color="auto" w:fill="F4F4F4"/>
-        </w:rPr>
-        <w:t>=0x0001 Payload=0x00</w:t>
+        <w:t>Server → Client :  WRITE_ACK     SeqNo=0x0001 Payload=0x00</w:t>
       </w:r>
     </w:p>
     <w:p>
@@ -11059,124 +8912,50 @@
           <w:sz w:val="18"/>
           <w:shd w:val="clear" w:color="auto" w:fill="F4F4F4"/>
         </w:rPr>
-        <w:t xml:space="preserve">Client → </w:t>
-      </w:r>
-      <w:proofErr w:type="gramStart"/>
+        <w:t>Client → Server :  PING          DeviceID=0xFF CMD=0x03 SeqNo=0x00AA</w:t>
+      </w:r>
       <w:r>
         <w:rPr>
           <w:rFonts w:ascii="Consolas" w:eastAsia="Consolas" w:hAnsi="Consolas"/>
           <w:sz w:val="18"/>
           <w:shd w:val="clear" w:color="auto" w:fill="F4F4F4"/>
         </w:rPr>
-        <w:t>Server :</w:t>
-      </w:r>
-      <w:proofErr w:type="gramEnd"/>
+        <w:br/>
+        <w:t>Server → Client :  PONG          DeviceID=0x01 CMD=0x83 SeqNo=0x00AA Payload=&lt;</w:t>
+      </w:r>
+      <w:r>
+        <w:rPr>
+          <w:rFonts w:ascii="Consolas" w:eastAsia="宋体" w:hAnsi="Consolas" w:hint="eastAsia"/>
+          <w:sz w:val="18"/>
+          <w:shd w:val="clear" w:color="auto" w:fill="F4F4F4"/>
+          <w:lang w:eastAsia="zh-CN"/>
+        </w:rPr>
+        <w:t>4</w:t>
+      </w:r>
       <w:r>
         <w:rPr>
           <w:rFonts w:ascii="Consolas" w:eastAsia="Consolas" w:hAnsi="Consolas"/>
           <w:sz w:val="18"/>
           <w:shd w:val="clear" w:color="auto" w:fill="F4F4F4"/>
         </w:rPr>
-        <w:t xml:space="preserve">  PING          </w:t>
-      </w:r>
-      <w:proofErr w:type="spellStart"/>
+        <w:t>B U</w:t>
+      </w:r>
+      <w:r>
+        <w:rPr>
+          <w:rFonts w:ascii="Consolas" w:eastAsia="宋体" w:hAnsi="Consolas" w:hint="eastAsia"/>
+          <w:sz w:val="18"/>
+          <w:shd w:val="clear" w:color="auto" w:fill="F4F4F4"/>
+          <w:lang w:eastAsia="zh-CN"/>
+        </w:rPr>
+        <w:t>D</w:t>
+      </w:r>
       <w:r>
         <w:rPr>
           <w:rFonts w:ascii="Consolas" w:eastAsia="Consolas" w:hAnsi="Consolas"/>
           <w:sz w:val="18"/>
           <w:shd w:val="clear" w:color="auto" w:fill="F4F4F4"/>
         </w:rPr>
-        <w:t>DeviceID</w:t>
-      </w:r>
-      <w:proofErr w:type="spellEnd"/>
-      <w:r>
-        <w:rPr>
-          <w:rFonts w:ascii="Consolas" w:eastAsia="Consolas" w:hAnsi="Consolas"/>
-          <w:sz w:val="18"/>
-          <w:shd w:val="clear" w:color="auto" w:fill="F4F4F4"/>
-        </w:rPr>
-        <w:t xml:space="preserve">=0xFF CMD=0x03 </w:t>
-      </w:r>
-      <w:proofErr w:type="spellStart"/>
-      <w:r>
-        <w:rPr>
-          <w:rFonts w:ascii="Consolas" w:eastAsia="Consolas" w:hAnsi="Consolas"/>
-          <w:sz w:val="18"/>
-          <w:shd w:val="clear" w:color="auto" w:fill="F4F4F4"/>
-        </w:rPr>
-        <w:t>SeqNo</w:t>
-      </w:r>
-      <w:proofErr w:type="spellEnd"/>
-      <w:r>
-        <w:rPr>
-          <w:rFonts w:ascii="Consolas" w:eastAsia="Consolas" w:hAnsi="Consolas"/>
-          <w:sz w:val="18"/>
-          <w:shd w:val="clear" w:color="auto" w:fill="F4F4F4"/>
-        </w:rPr>
-        <w:t>=0x00AA</w:t>
-      </w:r>
-      <w:r>
-        <w:rPr>
-          <w:rFonts w:ascii="Consolas" w:eastAsia="Consolas" w:hAnsi="Consolas"/>
-          <w:sz w:val="18"/>
-          <w:shd w:val="clear" w:color="auto" w:fill="F4F4F4"/>
-        </w:rPr>
-        <w:br/>
-        <w:t xml:space="preserve">Server → </w:t>
-      </w:r>
-      <w:proofErr w:type="gramStart"/>
-      <w:r>
-        <w:rPr>
-          <w:rFonts w:ascii="Consolas" w:eastAsia="Consolas" w:hAnsi="Consolas"/>
-          <w:sz w:val="18"/>
-          <w:shd w:val="clear" w:color="auto" w:fill="F4F4F4"/>
-        </w:rPr>
-        <w:t>Client :</w:t>
-      </w:r>
-      <w:proofErr w:type="gramEnd"/>
-      <w:r>
-        <w:rPr>
-          <w:rFonts w:ascii="Consolas" w:eastAsia="Consolas" w:hAnsi="Consolas"/>
-          <w:sz w:val="18"/>
-          <w:shd w:val="clear" w:color="auto" w:fill="F4F4F4"/>
-        </w:rPr>
-        <w:t xml:space="preserve">  PONG          </w:t>
-      </w:r>
-      <w:proofErr w:type="spellStart"/>
-      <w:r>
-        <w:rPr>
-          <w:rFonts w:ascii="Consolas" w:eastAsia="Consolas" w:hAnsi="Consolas"/>
-          <w:sz w:val="18"/>
-          <w:shd w:val="clear" w:color="auto" w:fill="F4F4F4"/>
-        </w:rPr>
-        <w:t>DeviceID</w:t>
-      </w:r>
-      <w:proofErr w:type="spellEnd"/>
-      <w:r>
-        <w:rPr>
-          <w:rFonts w:ascii="Consolas" w:eastAsia="Consolas" w:hAnsi="Consolas"/>
-          <w:sz w:val="18"/>
-          <w:shd w:val="clear" w:color="auto" w:fill="F4F4F4"/>
-        </w:rPr>
-        <w:t xml:space="preserve">=0x01 CMD=0x83 </w:t>
-      </w:r>
-      <w:proofErr w:type="spellStart"/>
-      <w:r>
-        <w:rPr>
-          <w:rFonts w:ascii="Consolas" w:eastAsia="Consolas" w:hAnsi="Consolas"/>
-          <w:sz w:val="18"/>
-          <w:shd w:val="clear" w:color="auto" w:fill="F4F4F4"/>
-        </w:rPr>
-        <w:t>SeqNo</w:t>
-      </w:r>
-      <w:proofErr w:type="spellEnd"/>
-      <w:r>
-        <w:rPr>
-          <w:rFonts w:ascii="Consolas" w:eastAsia="Consolas" w:hAnsi="Consolas"/>
-          <w:sz w:val="18"/>
-          <w:shd w:val="clear" w:color="auto" w:fill="F4F4F4"/>
-        </w:rPr>
-        <w:t>=0x00AA Payload=&lt;8B ULINT&gt;</w:t>
+        <w:t>INT&gt;</w:t>
       </w:r>
     </w:p>
     <w:p>
@@ -11190,7 +8969,6 @@
         </w:rPr>
         <w:t xml:space="preserve">8.4 </w:t>
       </w:r>
-      <w:proofErr w:type="spellStart"/>
       <w:r>
         <w:rPr>
           <w:rFonts w:ascii="Calibri" w:eastAsia="微软雅黑" w:hAnsi="Calibri"/>
@@ -11198,7 +8976,6 @@
         </w:rPr>
         <w:t>写入并手动触发持久化</w:t>
       </w:r>
-      <w:proofErr w:type="spellEnd"/>
     </w:p>
     <w:p>
       <w:pPr>
@@ -11210,178 +8987,34 @@
           <w:sz w:val="18"/>
           <w:shd w:val="clear" w:color="auto" w:fill="F4F4F4"/>
         </w:rPr>
-        <w:t xml:space="preserve">Client → </w:t>
-      </w:r>
-      <w:proofErr w:type="gramStart"/>
+        <w:t>Client → Server :  WRITE_REQ     SubID=0x10 (DeviceInfo) Payload=&lt;12B&gt;</w:t>
+      </w:r>
       <w:r>
         <w:rPr>
           <w:rFonts w:ascii="Consolas" w:eastAsia="Consolas" w:hAnsi="Consolas"/>
           <w:sz w:val="18"/>
           <w:shd w:val="clear" w:color="auto" w:fill="F4F4F4"/>
         </w:rPr>
-        <w:t>Server :</w:t>
-      </w:r>
-      <w:proofErr w:type="gramEnd"/>
+        <w:br/>
+        <w:t>Server → Client :  WRITE_ACK     Payload=0x00</w:t>
+      </w:r>
       <w:r>
         <w:rPr>
           <w:rFonts w:ascii="Consolas" w:eastAsia="Consolas" w:hAnsi="Consolas"/>
           <w:sz w:val="18"/>
           <w:shd w:val="clear" w:color="auto" w:fill="F4F4F4"/>
         </w:rPr>
-        <w:t xml:space="preserve">  WRITE_REQ     </w:t>
-      </w:r>
-      <w:proofErr w:type="spellStart"/>
+        <w:br/>
+        <w:t>Client → Server :  SAVE_PERSIST  CMD=0x04 SubID=0x00</w:t>
+      </w:r>
       <w:r>
         <w:rPr>
           <w:rFonts w:ascii="Consolas" w:eastAsia="Consolas" w:hAnsi="Consolas"/>
           <w:sz w:val="18"/>
           <w:shd w:val="clear" w:color="auto" w:fill="F4F4F4"/>
         </w:rPr>
-        <w:t>SubID</w:t>
-      </w:r>
-      <w:proofErr w:type="spellEnd"/>
-      <w:r>
-        <w:rPr>
-          <w:rFonts w:ascii="Consolas" w:eastAsia="Consolas" w:hAnsi="Consolas"/>
-          <w:sz w:val="18"/>
-          <w:shd w:val="clear" w:color="auto" w:fill="F4F4F4"/>
-        </w:rPr>
-        <w:t>=0x10 (</w:t>
-      </w:r>
-      <w:proofErr w:type="spellStart"/>
-      <w:r>
-        <w:rPr>
-          <w:rFonts w:ascii="Consolas" w:eastAsia="Consolas" w:hAnsi="Consolas"/>
-          <w:sz w:val="18"/>
-          <w:shd w:val="clear" w:color="auto" w:fill="F4F4F4"/>
-        </w:rPr>
-        <w:t>DeviceInfo</w:t>
-      </w:r>
-      <w:proofErr w:type="spellEnd"/>
-      <w:r>
-        <w:rPr>
-          <w:rFonts w:ascii="Consolas" w:eastAsia="Consolas" w:hAnsi="Consolas"/>
-          <w:sz w:val="18"/>
-          <w:shd w:val="clear" w:color="auto" w:fill="F4F4F4"/>
-        </w:rPr>
-        <w:t>) Payload=&lt;12B&gt;</w:t>
-      </w:r>
-      <w:r>
-        <w:rPr>
-          <w:rFonts w:ascii="Consolas" w:eastAsia="Consolas" w:hAnsi="Consolas"/>
-          <w:sz w:val="18"/>
-          <w:shd w:val="clear" w:color="auto" w:fill="F4F4F4"/>
-        </w:rPr>
         <w:br/>
-        <w:t xml:space="preserve">Server → </w:t>
-      </w:r>
-      <w:proofErr w:type="gramStart"/>
-      <w:r>
-        <w:rPr>
-          <w:rFonts w:ascii="Consolas" w:eastAsia="Consolas" w:hAnsi="Consolas"/>
-          <w:sz w:val="18"/>
-          <w:shd w:val="clear" w:color="auto" w:fill="F4F4F4"/>
-        </w:rPr>
-        <w:t>Client :</w:t>
-      </w:r>
-      <w:proofErr w:type="gramEnd"/>
-      <w:r>
-        <w:rPr>
-          <w:rFonts w:ascii="Consolas" w:eastAsia="Consolas" w:hAnsi="Consolas"/>
-          <w:sz w:val="18"/>
-          <w:shd w:val="clear" w:color="auto" w:fill="F4F4F4"/>
-        </w:rPr>
-        <w:t xml:space="preserve">  WRITE_ACK     Payload=0x00</w:t>
-      </w:r>
-      <w:r>
-        <w:rPr>
-          <w:rFonts w:ascii="Consolas" w:eastAsia="Consolas" w:hAnsi="Consolas"/>
-          <w:sz w:val="18"/>
-          <w:shd w:val="clear" w:color="auto" w:fill="F4F4F4"/>
-        </w:rPr>
-        <w:br/>
-        <w:t xml:space="preserve">Client → </w:t>
-      </w:r>
-      <w:proofErr w:type="gramStart"/>
-      <w:r>
-        <w:rPr>
-          <w:rFonts w:ascii="Consolas" w:eastAsia="Consolas" w:hAnsi="Consolas"/>
-          <w:sz w:val="18"/>
-          <w:shd w:val="clear" w:color="auto" w:fill="F4F4F4"/>
-        </w:rPr>
-        <w:t>Server :</w:t>
-      </w:r>
-      <w:proofErr w:type="gramEnd"/>
-      <w:r>
-        <w:rPr>
-          <w:rFonts w:ascii="Consolas" w:eastAsia="Consolas" w:hAnsi="Consolas"/>
-          <w:sz w:val="18"/>
-          <w:shd w:val="clear" w:color="auto" w:fill="F4F4F4"/>
-        </w:rPr>
-        <w:t xml:space="preserve">  SAVE_</w:t>
-      </w:r>
-      <w:proofErr w:type="gramStart"/>
-      <w:r>
-        <w:rPr>
-          <w:rFonts w:ascii="Consolas" w:eastAsia="Consolas" w:hAnsi="Consolas"/>
-          <w:sz w:val="18"/>
-          <w:shd w:val="clear" w:color="auto" w:fill="F4F4F4"/>
-        </w:rPr>
-        <w:t>PERSIST  CMD</w:t>
-      </w:r>
-      <w:proofErr w:type="gramEnd"/>
-      <w:r>
-        <w:rPr>
-          <w:rFonts w:ascii="Consolas" w:eastAsia="Consolas" w:hAnsi="Consolas"/>
-          <w:sz w:val="18"/>
-          <w:shd w:val="clear" w:color="auto" w:fill="F4F4F4"/>
-        </w:rPr>
-        <w:t xml:space="preserve">=0x04 </w:t>
-      </w:r>
-      <w:proofErr w:type="spellStart"/>
-      <w:r>
-        <w:rPr>
-          <w:rFonts w:ascii="Consolas" w:eastAsia="Consolas" w:hAnsi="Consolas"/>
-          <w:sz w:val="18"/>
-          <w:shd w:val="clear" w:color="auto" w:fill="F4F4F4"/>
-        </w:rPr>
-        <w:t>SubID</w:t>
-      </w:r>
-      <w:proofErr w:type="spellEnd"/>
-      <w:r>
-        <w:rPr>
-          <w:rFonts w:ascii="Consolas" w:eastAsia="Consolas" w:hAnsi="Consolas"/>
-          <w:sz w:val="18"/>
-          <w:shd w:val="clear" w:color="auto" w:fill="F4F4F4"/>
-        </w:rPr>
-        <w:t>=0x00</w:t>
-      </w:r>
-      <w:r>
-        <w:rPr>
-          <w:rFonts w:ascii="Consolas" w:eastAsia="Consolas" w:hAnsi="Consolas"/>
-          <w:sz w:val="18"/>
-          <w:shd w:val="clear" w:color="auto" w:fill="F4F4F4"/>
-        </w:rPr>
-        <w:br/>
-        <w:t xml:space="preserve">Server → </w:t>
-      </w:r>
-      <w:proofErr w:type="gramStart"/>
-      <w:r>
-        <w:rPr>
-          <w:rFonts w:ascii="Consolas" w:eastAsia="Consolas" w:hAnsi="Consolas"/>
-          <w:sz w:val="18"/>
-          <w:shd w:val="clear" w:color="auto" w:fill="F4F4F4"/>
-        </w:rPr>
-        <w:t>Client :</w:t>
-      </w:r>
-      <w:proofErr w:type="gramEnd"/>
-      <w:r>
-        <w:rPr>
-          <w:rFonts w:ascii="Consolas" w:eastAsia="Consolas" w:hAnsi="Consolas"/>
-          <w:sz w:val="18"/>
-          <w:shd w:val="clear" w:color="auto" w:fill="F4F4F4"/>
-        </w:rPr>
-        <w:t xml:space="preserve">  SAVE_ACK      CMD=0x84 Payload=0x00</w:t>
+        <w:t>Server → Client :  SAVE_ACK      CMD=0x84 Payload=0x00</w:t>
       </w:r>
     </w:p>
     <w:p>
@@ -11412,53 +9045,23 @@
       <w:r>
         <w:t xml:space="preserve">• </w:t>
       </w:r>
-      <w:proofErr w:type="spellStart"/>
       <w:r>
         <w:t>超时重传：发出</w:t>
       </w:r>
-      <w:proofErr w:type="spellEnd"/>
       <w:r>
         <w:t xml:space="preserve"> Request </w:t>
       </w:r>
-      <w:proofErr w:type="spellStart"/>
       <w:r>
         <w:t>后启动</w:t>
       </w:r>
-      <w:proofErr w:type="spellEnd"/>
-      <w:r>
-        <w:t xml:space="preserve"> </w:t>
-      </w:r>
-      <w:proofErr w:type="gramStart"/>
-      <w:r>
-        <w:t>300</w:t>
-      </w:r>
-      <w:proofErr w:type="gramEnd"/>
-      <w:r>
-        <w:t xml:space="preserve"> </w:t>
-      </w:r>
-      <w:proofErr w:type="spellStart"/>
-      <w:r>
-        <w:t>ms</w:t>
-      </w:r>
-      <w:proofErr w:type="spellEnd"/>
-      <w:r>
-        <w:t xml:space="preserve"> </w:t>
-      </w:r>
-      <w:proofErr w:type="spellStart"/>
+      <w:r>
+        <w:t xml:space="preserve"> 300 ms </w:t>
+      </w:r>
       <w:r>
         <w:t>定时器，未收到对应</w:t>
       </w:r>
-      <w:proofErr w:type="spellEnd"/>
-      <w:r>
-        <w:t xml:space="preserve"> </w:t>
-      </w:r>
-      <w:proofErr w:type="spellStart"/>
-      <w:r>
-        <w:t>SeqNo</w:t>
-      </w:r>
-      <w:proofErr w:type="spellEnd"/>
-      <w:r>
-        <w:t xml:space="preserve"> </w:t>
+      <w:r>
+        <w:t xml:space="preserve"> SeqNo </w:t>
       </w:r>
       <w:r>
         <w:t>的</w:t>
@@ -11466,21 +9069,11 @@
       <w:r>
         <w:t xml:space="preserve"> Response </w:t>
       </w:r>
-      <w:proofErr w:type="spellStart"/>
       <w:r>
         <w:t>则重发，最多</w:t>
       </w:r>
-      <w:proofErr w:type="spellEnd"/>
-      <w:r>
-        <w:t xml:space="preserve"> </w:t>
-      </w:r>
-      <w:proofErr w:type="gramStart"/>
-      <w:r>
-        <w:t>3</w:t>
-      </w:r>
-      <w:proofErr w:type="gramEnd"/>
-      <w:r>
-        <w:t xml:space="preserve"> </w:t>
+      <w:r>
+        <w:t xml:space="preserve"> 3 </w:t>
       </w:r>
       <w:r>
         <w:t>次。</w:t>
@@ -11488,69 +9081,22 @@
     </w:p>
     <w:p>
       <w:r>
-        <w:t xml:space="preserve">• </w:t>
-      </w:r>
-      <w:proofErr w:type="spellStart"/>
-      <w:r>
-        <w:t>SeqNo</w:t>
-      </w:r>
-      <w:proofErr w:type="spellEnd"/>
-      <w:r>
-        <w:t xml:space="preserve"> </w:t>
-      </w:r>
-      <w:proofErr w:type="spellStart"/>
+        <w:t xml:space="preserve">• SeqNo </w:t>
+      </w:r>
       <w:r>
         <w:t>匹配：使用</w:t>
       </w:r>
-      <w:proofErr w:type="spellEnd"/>
-      <w:r>
-        <w:t xml:space="preserve"> </w:t>
-      </w:r>
-      <w:proofErr w:type="spellStart"/>
-      <w:r>
-        <w:t>ConcurrentDictionary</w:t>
-      </w:r>
-      <w:proofErr w:type="spellEnd"/>
-      <w:r>
-        <w:t>&lt;</w:t>
-      </w:r>
-      <w:proofErr w:type="spellStart"/>
-      <w:r>
-        <w:t>ushort</w:t>
-      </w:r>
-      <w:proofErr w:type="spellEnd"/>
-      <w:r>
-        <w:t xml:space="preserve">, </w:t>
-      </w:r>
-      <w:proofErr w:type="spellStart"/>
-      <w:r>
-        <w:t>TaskCompletionSource</w:t>
-      </w:r>
-      <w:proofErr w:type="spellEnd"/>
-      <w:r>
-        <w:t xml:space="preserve">&gt; </w:t>
+      <w:r>
+        <w:t xml:space="preserve"> ConcurrentDictionary&lt;ushort, TaskCompletionSource&gt; </w:t>
       </w:r>
       <w:r>
         <w:t>按</w:t>
       </w:r>
       <w:r>
-        <w:t xml:space="preserve"> </w:t>
-      </w:r>
-      <w:proofErr w:type="spellStart"/>
-      <w:r>
-        <w:t>SeqNo</w:t>
-      </w:r>
-      <w:proofErr w:type="spellEnd"/>
-      <w:r>
-        <w:t xml:space="preserve"> </w:t>
-      </w:r>
-      <w:proofErr w:type="spellStart"/>
-      <w:r>
-        <w:t>分发响应</w:t>
-      </w:r>
-      <w:proofErr w:type="spellEnd"/>
-      <w:r>
-        <w:t>。</w:t>
+        <w:t xml:space="preserve"> SeqNo </w:t>
+      </w:r>
+      <w:r>
+        <w:t>分发响应。</w:t>
       </w:r>
     </w:p>
     <w:p>
@@ -11565,19 +9111,11 @@
         </w:rPr>
         <w:t xml:space="preserve">• </w:t>
       </w:r>
-      <w:proofErr w:type="gramStart"/>
-      <w:r>
-        <w:rPr>
-          <w:lang w:eastAsia="zh-CN"/>
-        </w:rPr>
-        <w:t>幂</w:t>
-      </w:r>
-      <w:proofErr w:type="gramEnd"/>
-      <w:r>
-        <w:rPr>
-          <w:lang w:eastAsia="zh-CN"/>
-        </w:rPr>
-        <w:t>等性：</w:t>
+      <w:r>
+        <w:rPr>
+          <w:lang w:eastAsia="zh-CN"/>
+        </w:rPr>
+        <w:t>幂等性：</w:t>
       </w:r>
       <w:r>
         <w:rPr>
@@ -11595,21 +9133,7 @@
         <w:rPr>
           <w:lang w:eastAsia="zh-CN"/>
         </w:rPr>
-        <w:t xml:space="preserve"> </w:t>
-      </w:r>
-      <w:proofErr w:type="spellStart"/>
-      <w:r>
-        <w:rPr>
-          <w:lang w:eastAsia="zh-CN"/>
-        </w:rPr>
-        <w:t>SeqNo</w:t>
-      </w:r>
-      <w:proofErr w:type="spellEnd"/>
-      <w:r>
-        <w:rPr>
-          <w:lang w:eastAsia="zh-CN"/>
-        </w:rPr>
-        <w:t xml:space="preserve"> </w:t>
+        <w:t xml:space="preserve"> SeqNo </w:t>
       </w:r>
       <w:r>
         <w:rPr>
@@ -11627,21 +9151,7 @@
         <w:rPr>
           <w:lang w:eastAsia="zh-CN"/>
         </w:rPr>
-        <w:t>），避免短时间</w:t>
-      </w:r>
-      <w:proofErr w:type="gramStart"/>
-      <w:r>
-        <w:rPr>
-          <w:lang w:eastAsia="zh-CN"/>
-        </w:rPr>
-        <w:t>内撞号命中</w:t>
-      </w:r>
-      <w:proofErr w:type="gramEnd"/>
-      <w:r>
-        <w:rPr>
-          <w:lang w:eastAsia="zh-CN"/>
-        </w:rPr>
-        <w:t>主站缓存。</w:t>
+        <w:t>），避免短时间内撞号命中主站缓存。</w:t>
       </w:r>
     </w:p>
     <w:p>
@@ -11691,11 +9201,9 @@
       <w:r>
         <w:t xml:space="preserve">• </w:t>
       </w:r>
-      <w:proofErr w:type="spellStart"/>
       <w:r>
         <w:t>字节序：所有多字节字段按</w:t>
       </w:r>
-      <w:proofErr w:type="spellEnd"/>
       <w:r>
         <w:t xml:space="preserve"> Little-Endian </w:t>
       </w:r>
@@ -11714,29 +9222,14 @@
         <w:lastRenderedPageBreak/>
         <w:t xml:space="preserve">• </w:t>
       </w:r>
-      <w:proofErr w:type="spellStart"/>
       <w:r>
         <w:t>字段解析：不使用</w:t>
       </w:r>
-      <w:proofErr w:type="spellEnd"/>
-      <w:r>
-        <w:t xml:space="preserve"> </w:t>
-      </w:r>
-      <w:proofErr w:type="spellStart"/>
-      <w:r>
-        <w:t>Marshal.PtrToStructure</w:t>
-      </w:r>
-      <w:proofErr w:type="spellEnd"/>
-      <w:r>
-        <w:t xml:space="preserve"> </w:t>
-      </w:r>
-      <w:proofErr w:type="spellStart"/>
-      <w:r>
-        <w:t>的结构体整体映射，按偏移表逐字段手动解析，规避跨语言对齐风险</w:t>
-      </w:r>
-      <w:proofErr w:type="spellEnd"/>
-      <w:r>
-        <w:t>。</w:t>
+      <w:r>
+        <w:t xml:space="preserve"> Marshal.PtrToStructure </w:t>
+      </w:r>
+      <w:r>
+        <w:t>的结构体整体映射，按偏移表逐字段手动解析，规避跨语言对齐风险。</w:t>
       </w:r>
     </w:p>
     <w:p>
@@ -11750,7 +9243,6 @@
         </w:rPr>
         <w:t xml:space="preserve">10. </w:t>
       </w:r>
-      <w:proofErr w:type="spellStart"/>
       <w:r>
         <w:rPr>
           <w:rFonts w:ascii="Calibri" w:eastAsia="微软雅黑" w:hAnsi="Calibri"/>
@@ -11758,7 +9250,6 @@
         </w:rPr>
         <w:t>网络与部署约束</w:t>
       </w:r>
-      <w:proofErr w:type="spellEnd"/>
     </w:p>
     <w:tbl>
       <w:tblPr>
@@ -11813,7 +9304,6 @@
               </w:rPr>
               <w:t xml:space="preserve"> / </w:t>
             </w:r>
-            <w:proofErr w:type="spellStart"/>
             <w:r>
               <w:rPr>
                 <w:color w:val="FFFFFF"/>
@@ -11821,7 +9311,6 @@
               </w:rPr>
               <w:t>说明</w:t>
             </w:r>
-            <w:proofErr w:type="spellEnd"/>
           </w:p>
         </w:tc>
       </w:tr>
@@ -11835,14 +9324,12 @@
             <w:tcW w:w="2268" w:type="dxa"/>
           </w:tcPr>
           <w:p>
-            <w:proofErr w:type="spellStart"/>
             <w:r>
               <w:rPr>
                 <w:sz w:val="19"/>
               </w:rPr>
               <w:t>传输层</w:t>
             </w:r>
-            <w:proofErr w:type="spellEnd"/>
           </w:p>
         </w:tc>
         <w:tc>
@@ -11872,14 +9359,12 @@
             <w:tcW w:w="2268" w:type="dxa"/>
           </w:tcPr>
           <w:p>
-            <w:proofErr w:type="spellStart"/>
             <w:r>
               <w:rPr>
                 <w:sz w:val="19"/>
               </w:rPr>
               <w:t>主站监听端口</w:t>
             </w:r>
-            <w:proofErr w:type="spellEnd"/>
           </w:p>
         </w:tc>
         <w:tc>
@@ -11941,14 +9426,12 @@
             <w:tcW w:w="2268" w:type="dxa"/>
           </w:tcPr>
           <w:p>
-            <w:proofErr w:type="spellStart"/>
             <w:r>
               <w:rPr>
                 <w:sz w:val="19"/>
               </w:rPr>
               <w:t>上位机端口</w:t>
             </w:r>
-            <w:proofErr w:type="spellEnd"/>
           </w:p>
         </w:tc>
         <w:tc>
@@ -11978,14 +9461,12 @@
             <w:tcW w:w="2268" w:type="dxa"/>
           </w:tcPr>
           <w:p>
-            <w:proofErr w:type="spellStart"/>
             <w:r>
               <w:rPr>
                 <w:sz w:val="19"/>
               </w:rPr>
               <w:t>单帧上限</w:t>
             </w:r>
-            <w:proofErr w:type="spellEnd"/>
           </w:p>
         </w:tc>
         <w:tc>
@@ -12000,14 +9481,7 @@
               <w:rPr>
                 <w:sz w:val="19"/>
               </w:rPr>
-              <w:t xml:space="preserve">1400 </w:t>
-            </w:r>
-            <w:proofErr w:type="spellStart"/>
-            <w:r>
-              <w:rPr>
-                <w:sz w:val="19"/>
-              </w:rPr>
-              <w:t>Byte</w:t>
+              <w:t>1400 Byte</w:t>
             </w:r>
             <w:r>
               <w:rPr>
@@ -12015,40 +9489,29 @@
               </w:rPr>
               <w:t>（留</w:t>
             </w:r>
-            <w:proofErr w:type="spellEnd"/>
             <w:r>
               <w:rPr>
                 <w:sz w:val="19"/>
               </w:rPr>
               <w:t xml:space="preserve"> 72 B </w:t>
             </w:r>
-            <w:proofErr w:type="spellStart"/>
             <w:r>
               <w:rPr>
                 <w:sz w:val="19"/>
               </w:rPr>
               <w:t>安全余量避免</w:t>
             </w:r>
-            <w:proofErr w:type="spellEnd"/>
             <w:r>
               <w:rPr>
                 <w:sz w:val="19"/>
               </w:rPr>
               <w:t xml:space="preserve"> MTU </w:t>
             </w:r>
-            <w:proofErr w:type="spellStart"/>
-            <w:r>
-              <w:rPr>
-                <w:sz w:val="19"/>
-              </w:rPr>
-              <w:t>分片</w:t>
-            </w:r>
-            <w:proofErr w:type="spellEnd"/>
-            <w:r>
-              <w:rPr>
-                <w:sz w:val="19"/>
-              </w:rPr>
-              <w:t>）</w:t>
+            <w:r>
+              <w:rPr>
+                <w:sz w:val="19"/>
+              </w:rPr>
+              <w:t>分片）</w:t>
             </w:r>
           </w:p>
         </w:tc>
@@ -12063,14 +9526,12 @@
             <w:tcW w:w="2268" w:type="dxa"/>
           </w:tcPr>
           <w:p>
-            <w:proofErr w:type="spellStart"/>
             <w:r>
               <w:rPr>
                 <w:sz w:val="19"/>
               </w:rPr>
               <w:t>单帧下限</w:t>
             </w:r>
-            <w:proofErr w:type="spellEnd"/>
           </w:p>
         </w:tc>
         <w:tc>
@@ -12085,14 +9546,7 @@
               <w:rPr>
                 <w:sz w:val="19"/>
               </w:rPr>
-              <w:t xml:space="preserve">14 </w:t>
-            </w:r>
-            <w:proofErr w:type="spellStart"/>
-            <w:r>
-              <w:rPr>
-                <w:sz w:val="19"/>
-              </w:rPr>
-              <w:t>Byte</w:t>
+              <w:t>14 Byte</w:t>
             </w:r>
             <w:r>
               <w:rPr>
@@ -12104,14 +9558,7 @@
               <w:rPr>
                 <w:sz w:val="19"/>
               </w:rPr>
-              <w:t>Header</w:t>
-            </w:r>
-            <w:proofErr w:type="spellEnd"/>
-            <w:r>
-              <w:rPr>
-                <w:sz w:val="19"/>
-              </w:rPr>
-              <w:t xml:space="preserve"> 11 + Trailer 3</w:t>
+              <w:t>Header 11 + Trailer 3</w:t>
             </w:r>
             <w:r>
               <w:rPr>
@@ -12156,14 +9603,12 @@
             <w:tcW w:w="2268" w:type="dxa"/>
           </w:tcPr>
           <w:p>
-            <w:proofErr w:type="spellStart"/>
             <w:r>
               <w:rPr>
                 <w:sz w:val="19"/>
               </w:rPr>
               <w:t>字节序</w:t>
             </w:r>
-            <w:proofErr w:type="spellEnd"/>
           </w:p>
         </w:tc>
         <w:tc>
@@ -12199,14 +9644,12 @@
               </w:rPr>
               <w:t xml:space="preserve">TwinCAT </w:t>
             </w:r>
-            <w:proofErr w:type="spellStart"/>
             <w:r>
               <w:rPr>
                 <w:sz w:val="19"/>
               </w:rPr>
               <w:t>运行端口</w:t>
             </w:r>
-            <w:proofErr w:type="spellEnd"/>
           </w:p>
         </w:tc>
         <w:tc>
@@ -12217,14 +9660,12 @@
             <w:pPr>
               <w:cnfStyle w:val="000000100000" w:firstRow="0" w:lastRow="0" w:firstColumn="0" w:lastColumn="0" w:oddVBand="0" w:evenVBand="0" w:oddHBand="1" w:evenHBand="0" w:firstRowFirstColumn="0" w:firstRowLastColumn="0" w:lastRowFirstColumn="0" w:lastRowLastColumn="0"/>
             </w:pPr>
-            <w:proofErr w:type="spellStart"/>
             <w:r>
               <w:rPr>
                 <w:sz w:val="19"/>
               </w:rPr>
               <w:t>默认</w:t>
             </w:r>
-            <w:proofErr w:type="spellEnd"/>
             <w:r>
               <w:rPr>
                 <w:sz w:val="19"/>
@@ -12243,19 +9684,11 @@
               </w:rPr>
               <w:t xml:space="preserve">SAVE_PERSIST </w:t>
             </w:r>
-            <w:proofErr w:type="spellStart"/>
-            <w:r>
-              <w:rPr>
-                <w:sz w:val="19"/>
-              </w:rPr>
-              <w:t>内部使用</w:t>
-            </w:r>
-            <w:proofErr w:type="spellEnd"/>
-            <w:r>
-              <w:rPr>
-                <w:sz w:val="19"/>
-              </w:rPr>
-              <w:t>）</w:t>
+            <w:r>
+              <w:rPr>
+                <w:sz w:val="19"/>
+              </w:rPr>
+              <w:t>内部使用）</w:t>
             </w:r>
           </w:p>
         </w:tc>
@@ -12272,7 +9705,6 @@
         </w:rPr>
         <w:t xml:space="preserve">11. </w:t>
       </w:r>
-      <w:proofErr w:type="spellStart"/>
       <w:r>
         <w:rPr>
           <w:rFonts w:ascii="Calibri" w:eastAsia="微软雅黑" w:hAnsi="Calibri"/>
@@ -12280,7 +9712,6 @@
         </w:rPr>
         <w:t>版本与变更历史</w:t>
       </w:r>
-      <w:proofErr w:type="spellEnd"/>
     </w:p>
     <w:tbl>
       <w:tblPr>
@@ -12304,7 +9735,6 @@
             <w:shd w:val="clear" w:color="auto" w:fill="1F3A5F"/>
           </w:tcPr>
           <w:p>
-            <w:proofErr w:type="spellStart"/>
             <w:r>
               <w:rPr>
                 <w:color w:val="FFFFFF"/>
@@ -12312,7 +9742,6 @@
               </w:rPr>
               <w:t>版本</w:t>
             </w:r>
-            <w:proofErr w:type="spellEnd"/>
           </w:p>
         </w:tc>
         <w:tc>
@@ -12324,7 +9753,6 @@
             <w:pPr>
               <w:cnfStyle w:val="100000000000" w:firstRow="1" w:lastRow="0" w:firstColumn="0" w:lastColumn="0" w:oddVBand="0" w:evenVBand="0" w:oddHBand="0" w:evenHBand="0" w:firstRowFirstColumn="0" w:firstRowLastColumn="0" w:lastRowFirstColumn="0" w:lastRowLastColumn="0"/>
             </w:pPr>
-            <w:proofErr w:type="spellStart"/>
             <w:r>
               <w:rPr>
                 <w:color w:val="FFFFFF"/>
@@ -12332,7 +9760,6 @@
               </w:rPr>
               <w:t>日期</w:t>
             </w:r>
-            <w:proofErr w:type="spellEnd"/>
           </w:p>
         </w:tc>
         <w:tc>
@@ -12344,7 +9771,6 @@
             <w:pPr>
               <w:cnfStyle w:val="100000000000" w:firstRow="1" w:lastRow="0" w:firstColumn="0" w:lastColumn="0" w:oddVBand="0" w:evenVBand="0" w:oddHBand="0" w:evenHBand="0" w:firstRowFirstColumn="0" w:firstRowLastColumn="0" w:lastRowFirstColumn="0" w:lastRowLastColumn="0"/>
             </w:pPr>
-            <w:proofErr w:type="spellStart"/>
             <w:r>
               <w:rPr>
                 <w:color w:val="FFFFFF"/>
@@ -12352,7 +9778,6 @@
               </w:rPr>
               <w:t>主要变更</w:t>
             </w:r>
-            <w:proofErr w:type="spellEnd"/>
           </w:p>
         </w:tc>
       </w:tr>
@@ -12415,7 +9840,6 @@
               </w:rPr>
               <w:t xml:space="preserve">11 B </w:t>
             </w:r>
-            <w:proofErr w:type="gramStart"/>
             <w:r>
               <w:rPr>
                 <w:sz w:val="19"/>
@@ -12423,7 +9847,6 @@
               </w:rPr>
               <w:t>帧头</w:t>
             </w:r>
-            <w:proofErr w:type="gramEnd"/>
             <w:r>
               <w:rPr>
                 <w:sz w:val="19"/>
@@ -12487,7 +9910,6 @@
               </w:rPr>
               <w:t xml:space="preserve">13 </w:t>
             </w:r>
-            <w:proofErr w:type="gramStart"/>
             <w:r>
               <w:rPr>
                 <w:sz w:val="19"/>
@@ -12495,28 +9917,32 @@
               </w:rPr>
               <w:t>个</w:t>
             </w:r>
-            <w:proofErr w:type="gramEnd"/>
             <w:r>
               <w:rPr>
                 <w:sz w:val="19"/>
                 <w:lang w:eastAsia="zh-CN"/>
               </w:rPr>
-              <w:t xml:space="preserve"> </w:t>
-            </w:r>
-            <w:proofErr w:type="spellStart"/>
+              <w:t xml:space="preserve"> SubID</w:t>
+            </w:r>
             <w:r>
               <w:rPr>
                 <w:sz w:val="19"/>
                 <w:lang w:eastAsia="zh-CN"/>
               </w:rPr>
-              <w:t>SubID</w:t>
-            </w:r>
-            <w:proofErr w:type="spellEnd"/>
+              <w:t>；</w:t>
+            </w:r>
             <w:r>
               <w:rPr>
                 <w:sz w:val="19"/>
                 <w:lang w:eastAsia="zh-CN"/>
               </w:rPr>
+              <w:t>CRC-16/MODBUS</w:t>
+            </w:r>
+            <w:r>
+              <w:rPr>
+                <w:sz w:val="19"/>
+                <w:lang w:eastAsia="zh-CN"/>
+              </w:rPr>
               <w:t>；</w:t>
             </w:r>
             <w:r>
@@ -12524,44 +9950,14 @@
                 <w:sz w:val="19"/>
                 <w:lang w:eastAsia="zh-CN"/>
               </w:rPr>
-              <w:t>CRC-16/MODBUS</w:t>
+              <w:t xml:space="preserve">8 </w:t>
             </w:r>
             <w:r>
               <w:rPr>
                 <w:sz w:val="19"/>
                 <w:lang w:eastAsia="zh-CN"/>
               </w:rPr>
-              <w:t>；</w:t>
-            </w:r>
-            <w:r>
-              <w:rPr>
-                <w:sz w:val="19"/>
-                <w:lang w:eastAsia="zh-CN"/>
-              </w:rPr>
-              <w:t xml:space="preserve">8 </w:t>
-            </w:r>
-            <w:r>
-              <w:rPr>
-                <w:sz w:val="19"/>
-                <w:lang w:eastAsia="zh-CN"/>
-              </w:rPr>
-              <w:t>槽</w:t>
-            </w:r>
-            <w:proofErr w:type="gramStart"/>
-            <w:r>
-              <w:rPr>
-                <w:sz w:val="19"/>
-                <w:lang w:eastAsia="zh-CN"/>
-              </w:rPr>
-              <w:t>幂</w:t>
-            </w:r>
-            <w:proofErr w:type="gramEnd"/>
-            <w:r>
-              <w:rPr>
-                <w:sz w:val="19"/>
-                <w:lang w:eastAsia="zh-CN"/>
-              </w:rPr>
-              <w:t>等缓存</w:t>
+              <w:t>槽幂等缓存</w:t>
             </w:r>
           </w:p>
         </w:tc>
@@ -12608,26 +10004,17 @@
             <w:pPr>
               <w:cnfStyle w:val="000000010000" w:firstRow="0" w:lastRow="0" w:firstColumn="0" w:lastColumn="0" w:oddVBand="0" w:evenVBand="0" w:oddHBand="0" w:evenHBand="1" w:firstRowFirstColumn="0" w:firstRowLastColumn="0" w:lastRowFirstColumn="0" w:lastRowLastColumn="0"/>
             </w:pPr>
-            <w:proofErr w:type="spellStart"/>
             <w:r>
               <w:rPr>
                 <w:sz w:val="19"/>
               </w:rPr>
               <w:t>新增</w:t>
             </w:r>
-            <w:proofErr w:type="spellEnd"/>
-            <w:r>
-              <w:rPr>
-                <w:sz w:val="19"/>
-              </w:rPr>
-              <w:t xml:space="preserve"> CMD 0x05 HELLO / 0x85 </w:t>
-            </w:r>
-            <w:proofErr w:type="spellStart"/>
-            <w:r>
-              <w:rPr>
-                <w:sz w:val="19"/>
-              </w:rPr>
-              <w:t>HELLO_ACK</w:t>
+            <w:r>
+              <w:rPr>
+                <w:sz w:val="19"/>
+              </w:rPr>
+              <w:t xml:space="preserve"> CMD 0x05 HELLO / 0x85 HELLO_ACK</w:t>
             </w:r>
             <w:r>
               <w:rPr>
@@ -12639,23 +10026,14 @@
               <w:rPr>
                 <w:sz w:val="19"/>
               </w:rPr>
-              <w:t>Version</w:t>
-            </w:r>
-            <w:proofErr w:type="spellEnd"/>
-            <w:r>
-              <w:rPr>
-                <w:sz w:val="19"/>
-              </w:rPr>
-              <w:t xml:space="preserve"> </w:t>
-            </w:r>
-            <w:proofErr w:type="spellStart"/>
+              <w:t xml:space="preserve">Version </w:t>
+            </w:r>
             <w:r>
               <w:rPr>
                 <w:sz w:val="19"/>
               </w:rPr>
               <w:t>字段升级至</w:t>
             </w:r>
-            <w:proofErr w:type="spellEnd"/>
             <w:r>
               <w:rPr>
                 <w:sz w:val="19"/>
@@ -12683,7 +10061,6 @@
         </w:rPr>
         <w:t xml:space="preserve">12. </w:t>
       </w:r>
-      <w:proofErr w:type="spellStart"/>
       <w:r>
         <w:rPr>
           <w:rFonts w:ascii="Calibri" w:eastAsia="微软雅黑" w:hAnsi="Calibri"/>
@@ -12691,53 +10068,34 @@
         </w:rPr>
         <w:t>附录</w:t>
       </w:r>
-      <w:proofErr w:type="spellEnd"/>
       <w:r>
         <w:rPr>
           <w:rFonts w:ascii="Calibri" w:eastAsia="微软雅黑" w:hAnsi="Calibri"/>
           <w:color w:val="1F3A5F"/>
         </w:rPr>
-        <w:t xml:space="preserve"> </w:t>
-      </w:r>
-      <w:proofErr w:type="spellStart"/>
+        <w:t xml:space="preserve"> A</w:t>
+      </w:r>
       <w:r>
         <w:rPr>
           <w:rFonts w:ascii="Calibri" w:eastAsia="微软雅黑" w:hAnsi="Calibri"/>
           <w:color w:val="1F3A5F"/>
         </w:rPr>
-        <w:t>A</w:t>
+        <w:t>：</w:t>
       </w:r>
       <w:r>
         <w:rPr>
           <w:rFonts w:ascii="Calibri" w:eastAsia="微软雅黑" w:hAnsi="Calibri"/>
           <w:color w:val="1F3A5F"/>
         </w:rPr>
-        <w:t>：</w:t>
+        <w:t xml:space="preserve">Version </w:t>
       </w:r>
       <w:r>
         <w:rPr>
           <w:rFonts w:ascii="Calibri" w:eastAsia="微软雅黑" w:hAnsi="Calibri"/>
           <w:color w:val="1F3A5F"/>
         </w:rPr>
-        <w:t>Version</w:t>
-      </w:r>
-      <w:proofErr w:type="spellEnd"/>
-      <w:r>
-        <w:rPr>
-          <w:rFonts w:ascii="Calibri" w:eastAsia="微软雅黑" w:hAnsi="Calibri"/>
-          <w:color w:val="1F3A5F"/>
-        </w:rPr>
-        <w:t xml:space="preserve"> </w:t>
-      </w:r>
-      <w:proofErr w:type="spellStart"/>
-      <w:r>
-        <w:rPr>
-          <w:rFonts w:ascii="Calibri" w:eastAsia="微软雅黑" w:hAnsi="Calibri"/>
-          <w:color w:val="1F3A5F"/>
-        </w:rPr>
         <w:t>升级兼容性说明</w:t>
       </w:r>
-      <w:proofErr w:type="spellEnd"/>
     </w:p>
     <w:p>
       <w:pPr>
@@ -12827,21 +10185,7 @@
         <w:rPr>
           <w:lang w:eastAsia="zh-CN"/>
         </w:rPr>
-        <w:t xml:space="preserve"> </w:t>
-      </w:r>
-      <w:proofErr w:type="spellStart"/>
-      <w:r>
-        <w:rPr>
-          <w:lang w:eastAsia="zh-CN"/>
-        </w:rPr>
-        <w:t>DeviceID</w:t>
-      </w:r>
-      <w:proofErr w:type="spellEnd"/>
-      <w:r>
-        <w:rPr>
-          <w:lang w:eastAsia="zh-CN"/>
-        </w:rPr>
-        <w:t xml:space="preserve"> </w:t>
+        <w:t xml:space="preserve"> DeviceID </w:t>
       </w:r>
       <w:r>
         <w:rPr>
@@ -12924,11 +10268,9 @@
       <w:r>
         <w:t xml:space="preserve"> BYTE → </w:t>
       </w:r>
-      <w:proofErr w:type="spellStart"/>
       <w:r>
         <w:t>底层为</w:t>
       </w:r>
-      <w:proofErr w:type="spellEnd"/>
       <w:r>
         <w:t xml:space="preserve"> BYTE </w:t>
       </w:r>
@@ -12938,82 +10280,35 @@
       <w:r>
         <w:t xml:space="preserve"> ENUM </w:t>
       </w:r>
-      <w:proofErr w:type="spellStart"/>
       <w:r>
         <w:t>之间不允许隐式赋值，必须使用</w:t>
       </w:r>
-      <w:proofErr w:type="spellEnd"/>
-      <w:r>
-        <w:t xml:space="preserve"> MEMCPY(</w:t>
-      </w:r>
-      <w:proofErr w:type="gramStart"/>
-      <w:r>
-        <w:t>ADR(</w:t>
-      </w:r>
-      <w:proofErr w:type="spellStart"/>
-      <w:proofErr w:type="gramEnd"/>
-      <w:r>
-        <w:t>eOut</w:t>
-      </w:r>
-      <w:proofErr w:type="spellEnd"/>
-      <w:r>
-        <w:t xml:space="preserve">), ADR(b), 1) </w:t>
-      </w:r>
-      <w:proofErr w:type="spellStart"/>
-      <w:r>
-        <w:t>实现类型转换</w:t>
-      </w:r>
-      <w:proofErr w:type="spellEnd"/>
-      <w:r>
-        <w:t>。</w:t>
+      <w:r>
+        <w:t xml:space="preserve"> MEMCPY(ADR(eOut), ADR(b), 1) </w:t>
+      </w:r>
+      <w:r>
+        <w:t>实现类型转换。</w:t>
       </w:r>
     </w:p>
     <w:p>
       <w:r>
-        <w:t xml:space="preserve">• </w:t>
-      </w:r>
-      <w:proofErr w:type="spellStart"/>
-      <w:r>
-        <w:t>F_</w:t>
-      </w:r>
-      <w:proofErr w:type="gramStart"/>
-      <w:r>
-        <w:t>GetSystemTime</w:t>
-      </w:r>
-      <w:proofErr w:type="spellEnd"/>
-      <w:r>
-        <w:t>(</w:t>
-      </w:r>
-      <w:proofErr w:type="gramEnd"/>
-      <w:r>
-        <w:t xml:space="preserve">) </w:t>
-      </w:r>
-      <w:proofErr w:type="spellStart"/>
+        <w:t xml:space="preserve">• F_GetSystemTime() </w:t>
+      </w:r>
       <w:r>
         <w:t>返回</w:t>
       </w:r>
-      <w:proofErr w:type="spellEnd"/>
       <w:r>
         <w:t xml:space="preserve"> ULINT (8 Byte, FILETIME 100ns </w:t>
       </w:r>
-      <w:proofErr w:type="spellStart"/>
-      <w:proofErr w:type="gramStart"/>
       <w:r>
         <w:t>单位</w:t>
       </w:r>
-      <w:proofErr w:type="spellEnd"/>
       <w:r>
         <w:t>)</w:t>
       </w:r>
       <w:r>
-        <w:t>，</w:t>
-      </w:r>
-      <w:proofErr w:type="spellStart"/>
-      <w:proofErr w:type="gramEnd"/>
-      <w:r>
-        <w:t>对应</w:t>
-      </w:r>
-      <w:proofErr w:type="spellEnd"/>
+        <w:t>，对应</w:t>
+      </w:r>
       <w:r>
         <w:t xml:space="preserve"> PONG </w:t>
       </w:r>
@@ -13022,6 +10317,34 @@
       </w:r>
       <w:r>
         <w:t xml:space="preserve"> Payload</w:t>
+      </w:r>
+      <w:r>
+        <w:rPr>
+          <w:rFonts w:hint="eastAsia"/>
+          <w:lang w:eastAsia="zh-CN"/>
+        </w:rPr>
+        <w:t>为</w:t>
+      </w:r>
+      <w:r>
+        <w:rPr>
+          <w:rFonts w:hint="eastAsia"/>
+          <w:lang w:eastAsia="zh-CN"/>
+        </w:rPr>
+        <w:t xml:space="preserve">UDINT (4 Byte, 1ms </w:t>
+      </w:r>
+      <w:r>
+        <w:rPr>
+          <w:rFonts w:hint="eastAsia"/>
+          <w:lang w:eastAsia="zh-CN"/>
+        </w:rPr>
+        <w:t>单位</w:t>
+      </w:r>
+      <w:r>
+        <w:rPr>
+          <w:rFonts w:hint="eastAsia"/>
+          <w:lang w:eastAsia="zh-CN"/>
+        </w:rPr>
+        <w:t>)</w:t>
       </w:r>
       <w:r>
         <w:t>。</w:t>
@@ -13032,30 +10355,21 @@
         <w:lastRenderedPageBreak/>
         <w:t xml:space="preserve">• SAVE_PERSIST </w:t>
       </w:r>
-      <w:proofErr w:type="spellStart"/>
       <w:r>
         <w:t>使用</w:t>
       </w:r>
-      <w:proofErr w:type="spellEnd"/>
       <w:r>
         <w:t xml:space="preserve"> Tc2_Utilities </w:t>
       </w:r>
-      <w:proofErr w:type="spellStart"/>
       <w:r>
         <w:t>库的</w:t>
       </w:r>
-      <w:proofErr w:type="spellEnd"/>
-      <w:r>
-        <w:t xml:space="preserve"> </w:t>
-      </w:r>
-      <w:proofErr w:type="spellStart"/>
-      <w:r>
-        <w:t>FB_WritePersistentData</w:t>
+      <w:r>
+        <w:t xml:space="preserve"> FB_WritePersistentData</w:t>
       </w:r>
       <w:r>
         <w:t>，默认</w:t>
       </w:r>
-      <w:proofErr w:type="spellEnd"/>
       <w:r>
         <w:t xml:space="preserve"> Runtime PORT=851</w:t>
       </w:r>
@@ -13067,11 +10381,9 @@
       <w:r>
         <w:t xml:space="preserve">• </w:t>
       </w:r>
-      <w:proofErr w:type="spellStart"/>
       <w:r>
         <w:t>幂等缓存仅覆盖</w:t>
       </w:r>
-      <w:proofErr w:type="spellEnd"/>
       <w:r>
         <w:t xml:space="preserve"> WRITE_REQ</w:t>
       </w:r>
@@ -13081,98 +10393,45 @@
       <w:r>
         <w:t xml:space="preserve">READ_REQ </w:t>
       </w:r>
-      <w:proofErr w:type="spellStart"/>
-      <w:r>
-        <w:t>的重发天然幂等，不消耗缓存槽</w:t>
-      </w:r>
-      <w:proofErr w:type="spellEnd"/>
-      <w:r>
-        <w:t>。</w:t>
+      <w:r>
+        <w:t>的重发天然幂等，不消耗缓存槽。</w:t>
       </w:r>
     </w:p>
     <w:p>
       <w:r>
-        <w:t>• ALL (</w:t>
-      </w:r>
-      <w:proofErr w:type="spellStart"/>
-      <w:r>
-        <w:t>SubID</w:t>
-      </w:r>
-      <w:proofErr w:type="spellEnd"/>
-      <w:r>
-        <w:t xml:space="preserve">=0x00) </w:t>
-      </w:r>
-      <w:proofErr w:type="spellStart"/>
+        <w:t xml:space="preserve">• ALL (SubID=0x00) </w:t>
+      </w:r>
       <w:r>
         <w:t>为只读调试通道；对其</w:t>
       </w:r>
-      <w:proofErr w:type="spellEnd"/>
       <w:r>
         <w:t xml:space="preserve"> WRITE </w:t>
       </w:r>
-      <w:proofErr w:type="spellStart"/>
       <w:r>
         <w:t>返回</w:t>
       </w:r>
-      <w:proofErr w:type="spellEnd"/>
-      <w:r>
-        <w:t xml:space="preserve"> </w:t>
-      </w:r>
-      <w:proofErr w:type="gramStart"/>
-      <w:r>
-        <w:t>ERR(</w:t>
-      </w:r>
-      <w:proofErr w:type="gramEnd"/>
-      <w:r>
-        <w:t xml:space="preserve">0x07 </w:t>
-      </w:r>
-      <w:proofErr w:type="gramStart"/>
-      <w:r>
-        <w:t>READONLY)</w:t>
+      <w:r>
+        <w:t xml:space="preserve"> ERR(0x07 READONLY)</w:t>
       </w:r>
       <w:r>
         <w:t>。</w:t>
       </w:r>
-      <w:proofErr w:type="gramEnd"/>
     </w:p>
     <w:p>
       <w:r>
         <w:t xml:space="preserve">• Payload </w:t>
       </w:r>
-      <w:proofErr w:type="spellStart"/>
       <w:r>
         <w:t>内业务结构体（如</w:t>
       </w:r>
-      <w:proofErr w:type="spellEnd"/>
-      <w:r>
-        <w:t xml:space="preserve"> </w:t>
-      </w:r>
-      <w:proofErr w:type="spellStart"/>
-      <w:r>
-        <w:t>ST_TcLCS_P</w:t>
-      </w:r>
-      <w:proofErr w:type="spellEnd"/>
-      <w:r>
-        <w:t>.*</w:t>
-      </w:r>
-      <w:r>
-        <w:t>）</w:t>
-      </w:r>
-      <w:proofErr w:type="spellStart"/>
-      <w:r>
-        <w:t>使用</w:t>
-      </w:r>
-      <w:proofErr w:type="spellEnd"/>
-      <w:r>
-        <w:t xml:space="preserve"> </w:t>
-      </w:r>
-      <w:proofErr w:type="spellStart"/>
-      <w:r>
-        <w:t>pack_mode</w:t>
-      </w:r>
-      <w:proofErr w:type="spellEnd"/>
-      <w:r>
-        <w:t>=8</w:t>
+      <w:r>
+        <w:t xml:space="preserve"> ST_TcLCS_P.*</w:t>
+      </w:r>
+      <w:r>
+        <w:t>）使用</w:t>
+      </w:r>
+      <w:r>
+        <w:t xml:space="preserve"> pack_mode=8</w:t>
       </w:r>
       <w:r>
         <w:t>，上位机侧需依据每个字段的偏移量精确解析。</w:t>
